--- a/apps/resume/dist/Brian_Lee_Resume_SWE.docx
+++ b/apps/resume/dist/Brian_Lee_Resume_SWE.docx
@@ -292,17 +292,25 @@
           <w:sz w:val="21"/>
           <w:szCs w:val="21"/>
         </w:rPr>
-        <w:t xml:space="preserve">Validated the win-back targeting against live production data and fixed how eligible users were identified, </w:t>
-      </w:r>
-      <w:r>
-        <w:rPr>
-          <w:rFonts w:ascii="Calibri" w:hAnsi="Calibri" w:cs="Calibri"/>
-          <w:b/>
-          <w:bCs/>
-          <w:sz w:val="21"/>
-          <w:szCs w:val="21"/>
-        </w:rPr>
-        <w:t xml:space="preserve">expanding reach ~2.7×</w:t>
+        <w:t xml:space="preserve">Expanded reachable users </w:t>
+      </w:r>
+      <w:r>
+        <w:rPr>
+          <w:rFonts w:ascii="Calibri" w:hAnsi="Calibri" w:cs="Calibri"/>
+          <w:b/>
+          <w:bCs/>
+          <w:sz w:val="21"/>
+          <w:szCs w:val="21"/>
+        </w:rPr>
+        <w:t xml:space="preserve">~2.7×</w:t>
+      </w:r>
+      <w:r>
+        <w:rPr>
+          <w:rFonts w:ascii="Calibri" w:hAnsi="Calibri" w:cs="Calibri"/>
+          <w:sz w:val="21"/>
+          <w:szCs w:val="21"/>
+        </w:rPr>
+        <w:t xml:space="preserve"> by validating the win-back targeting against live production data and correcting how eligible users were identified</w:t>
       </w:r>
     </w:p>
     <w:p>
@@ -1103,6 +1111,42 @@
     </w:p>
     <w:p>
       <w:pPr>
+        <w:numPr>
+          <w:ilvl w:val="0"/>
+          <w:numId w:val="1"/>
+        </w:numPr>
+        <w:spacing w:before="0" w:after="0" w:line="214" w:lineRule="auto"/>
+        <w:ind w:left="360" w:hanging="216"/>
+      </w:pPr>
+      <w:r>
+        <w:rPr>
+          <w:rFonts w:ascii="Calibri" w:hAnsi="Calibri" w:cs="Calibri"/>
+          <w:sz w:val="21"/>
+          <w:szCs w:val="21"/>
+        </w:rPr>
+        <w:t xml:space="preserve">Implemented real-time </w:t>
+      </w:r>
+      <w:r>
+        <w:rPr>
+          <w:rFonts w:ascii="Calibri" w:hAnsi="Calibri" w:cs="Calibri"/>
+          <w:b/>
+          <w:bCs/>
+          <w:sz w:val="21"/>
+          <w:szCs w:val="21"/>
+        </w:rPr>
+        <w:t xml:space="preserve">player physics, voxel collision detection, and interactive block editing</w:t>
+      </w:r>
+      <w:r>
+        <w:rPr>
+          <w:rFonts w:ascii="Calibri" w:hAnsi="Calibri" w:cs="Calibri"/>
+          <w:sz w:val="21"/>
+          <w:szCs w:val="21"/>
+        </w:rPr>
+        <w:t xml:space="preserve"> across the generated world</w:t>
+      </w:r>
+    </w:p>
+    <w:p>
+      <w:pPr>
         <w:tabs>
           <w:tab w:val="right" w:pos="10944"/>
         </w:tabs>
@@ -1218,6 +1262,42 @@
           <w:szCs w:val="21"/>
         </w:rPr>
         <w:t xml:space="preserve"> on an OpenGL/VBO pipeline with GLSL shaders</w:t>
+      </w:r>
+    </w:p>
+    <w:p>
+      <w:pPr>
+        <w:numPr>
+          <w:ilvl w:val="0"/>
+          <w:numId w:val="1"/>
+        </w:numPr>
+        <w:spacing w:before="0" w:after="0" w:line="214" w:lineRule="auto"/>
+        <w:ind w:left="360" w:hanging="216"/>
+      </w:pPr>
+      <w:r>
+        <w:rPr>
+          <w:rFonts w:ascii="Calibri" w:hAnsi="Calibri" w:cs="Calibri"/>
+          <w:sz w:val="21"/>
+          <w:szCs w:val="21"/>
+        </w:rPr>
+        <w:t xml:space="preserve">Built an interactive </w:t>
+      </w:r>
+      <w:r>
+        <w:rPr>
+          <w:rFonts w:ascii="Calibri" w:hAnsi="Calibri" w:cs="Calibri"/>
+          <w:b/>
+          <w:bCs/>
+          <w:sz w:val="21"/>
+          <w:szCs w:val="21"/>
+        </w:rPr>
+        <w:t xml:space="preserve">Qt desktop editor</w:t>
+      </w:r>
+      <w:r>
+        <w:rPr>
+          <w:rFonts w:ascii="Calibri" w:hAnsi="Calibri" w:cs="Calibri"/>
+          <w:sz w:val="21"/>
+          <w:szCs w:val="21"/>
+        </w:rPr>
+        <w:t xml:space="preserve"> — vertex/edge/face selection, a GUI control panel, and a real-time OpenGL viewport</w:t>
       </w:r>
     </w:p>
     <w:p>

--- a/apps/resume/dist/Brian_Lee_Resume_SWE.docx
+++ b/apps/resume/dist/Brian_Lee_Resume_SWE.docx
@@ -264,17 +264,17 @@
           <w:sz w:val="21"/>
           <w:szCs w:val="21"/>
         </w:rPr>
-        <w:t xml:space="preserve">Shipped a production retention system that re-engages lapsed users with targeted push notifications (Supabase, Deno edge functions, FCM), measured by a treatment/holdout A/B — drove the product's </w:t>
-      </w:r>
-      <w:r>
-        <w:rPr>
-          <w:rFonts w:ascii="Calibri" w:hAnsi="Calibri" w:cs="Calibri"/>
-          <w:b/>
-          <w:bCs/>
-          <w:sz w:val="21"/>
-          <w:szCs w:val="21"/>
-        </w:rPr>
-        <w:t xml:space="preserve">first recovered paid subscription</w:t>
+        <w:t xml:space="preserve">Shipped a production retention system that re-engages lapsed users with targeted push notifications (Supabase, Deno edge functions, FCM) to recover them as paying subscribers, instrumented with a </w:t>
+      </w:r>
+      <w:r>
+        <w:rPr>
+          <w:rFonts w:ascii="Calibri" w:hAnsi="Calibri" w:cs="Calibri"/>
+          <w:b/>
+          <w:bCs/>
+          <w:sz w:val="21"/>
+          <w:szCs w:val="21"/>
+        </w:rPr>
+        <w:t xml:space="preserve">treatment/holdout A/B</w:t>
       </w:r>
     </w:p>
     <w:p>

--- a/apps/resume/dist/Brian_Lee_Resume_SWE.docx
+++ b/apps/resume/dist/Brian_Lee_Resume_SWE.docx
@@ -264,17 +264,17 @@
           <w:sz w:val="21"/>
           <w:szCs w:val="21"/>
         </w:rPr>
-        <w:t xml:space="preserve">Shipped a production retention system that re-engages lapsed users with targeted push notifications (Supabase, Deno edge functions, FCM) to recover them as paying subscribers, instrumented with a </w:t>
-      </w:r>
-      <w:r>
-        <w:rPr>
-          <w:rFonts w:ascii="Calibri" w:hAnsi="Calibri" w:cs="Calibri"/>
-          <w:b/>
-          <w:bCs/>
-          <w:sz w:val="21"/>
-          <w:szCs w:val="21"/>
-        </w:rPr>
-        <w:t xml:space="preserve">treatment/holdout A/B</w:t>
+        <w:t xml:space="preserve">Shipped a production retention system (targeted push via Supabase, Deno edge functions, FCM) with a treatment/holdout A/B, </w:t>
+      </w:r>
+      <w:r>
+        <w:rPr>
+          <w:rFonts w:ascii="Calibri" w:hAnsi="Calibri" w:cs="Calibri"/>
+          <w:b/>
+          <w:bCs/>
+          <w:sz w:val="21"/>
+          <w:szCs w:val="21"/>
+        </w:rPr>
+        <w:t xml:space="preserve">recovering churned users back into paying subscribers</w:t>
       </w:r>
     </w:p>
     <w:p>
@@ -1034,115 +1034,97 @@
           <w:sz w:val="21"/>
           <w:szCs w:val="21"/>
         </w:rPr>
-        <w:t xml:space="preserve">Engineered a </w:t>
-      </w:r>
-      <w:r>
-        <w:rPr>
-          <w:rFonts w:ascii="Calibri" w:hAnsi="Calibri" w:cs="Calibri"/>
-          <w:b/>
-          <w:bCs/>
-          <w:sz w:val="21"/>
-          <w:szCs w:val="21"/>
-        </w:rPr>
-        <w:t xml:space="preserve">voxel game engine from scratch</w:t>
-      </w:r>
-      <w:r>
-        <w:rPr>
-          <w:rFonts w:ascii="Calibri" w:hAnsi="Calibri" w:cs="Calibri"/>
-          <w:sz w:val="21"/>
-          <w:szCs w:val="21"/>
-        </w:rPr>
-        <w:t xml:space="preserve"> in C++/OpenGL — procedural world generation across </w:t>
-      </w:r>
-      <w:r>
-        <w:rPr>
-          <w:rFonts w:ascii="Calibri" w:hAnsi="Calibri" w:cs="Calibri"/>
-          <w:b/>
-          <w:bCs/>
-          <w:sz w:val="21"/>
-          <w:szCs w:val="21"/>
-        </w:rPr>
-        <w:t xml:space="preserve">7 biomes</w:t>
-      </w:r>
-      <w:r>
-        <w:rPr>
-          <w:rFonts w:ascii="Calibri" w:hAnsi="Calibri" w:cs="Calibri"/>
-          <w:sz w:val="21"/>
-          <w:szCs w:val="21"/>
-        </w:rPr>
-        <w:t xml:space="preserve"> via layered Perlin/FBM/Voronoi noise, plus 3D cave systems and fluid simulation</w:t>
-      </w:r>
-    </w:p>
-    <w:p>
-      <w:pPr>
-        <w:numPr>
-          <w:ilvl w:val="0"/>
-          <w:numId w:val="1"/>
-        </w:numPr>
-        <w:spacing w:before="0" w:after="0" w:line="214" w:lineRule="auto"/>
-        <w:ind w:left="360" w:hanging="216"/>
-      </w:pPr>
-      <w:r>
-        <w:rPr>
-          <w:rFonts w:ascii="Calibri" w:hAnsi="Calibri" w:cs="Calibri"/>
-          <w:sz w:val="21"/>
-          <w:szCs w:val="21"/>
-        </w:rPr>
-        <w:t xml:space="preserve">Designed </w:t>
-      </w:r>
-      <w:r>
-        <w:rPr>
-          <w:rFonts w:ascii="Calibri" w:hAnsi="Calibri" w:cs="Calibri"/>
-          <w:b/>
-          <w:bCs/>
-          <w:sz w:val="21"/>
-          <w:szCs w:val="21"/>
-        </w:rPr>
-        <w:t xml:space="preserve">chunk-based streaming with frustum culling</w:t>
-      </w:r>
-      <w:r>
-        <w:rPr>
-          <w:rFonts w:ascii="Calibri" w:hAnsi="Calibri" w:cs="Calibri"/>
-          <w:sz w:val="21"/>
-          <w:szCs w:val="21"/>
-        </w:rPr>
-        <w:t xml:space="preserve"> and a data-oriented mesh layout for real-time performance at scale</w:t>
-      </w:r>
-    </w:p>
-    <w:p>
-      <w:pPr>
-        <w:numPr>
-          <w:ilvl w:val="0"/>
-          <w:numId w:val="1"/>
-        </w:numPr>
-        <w:spacing w:before="0" w:after="0" w:line="214" w:lineRule="auto"/>
-        <w:ind w:left="360" w:hanging="216"/>
-      </w:pPr>
-      <w:r>
-        <w:rPr>
-          <w:rFonts w:ascii="Calibri" w:hAnsi="Calibri" w:cs="Calibri"/>
-          <w:sz w:val="21"/>
-          <w:szCs w:val="21"/>
-        </w:rPr>
-        <w:t xml:space="preserve">Implemented real-time </w:t>
-      </w:r>
-      <w:r>
-        <w:rPr>
-          <w:rFonts w:ascii="Calibri" w:hAnsi="Calibri" w:cs="Calibri"/>
-          <w:b/>
-          <w:bCs/>
-          <w:sz w:val="21"/>
-          <w:szCs w:val="21"/>
-        </w:rPr>
-        <w:t xml:space="preserve">player physics, voxel collision detection, and interactive block editing</w:t>
-      </w:r>
-      <w:r>
-        <w:rPr>
-          <w:rFonts w:ascii="Calibri" w:hAnsi="Calibri" w:cs="Calibri"/>
-          <w:sz w:val="21"/>
-          <w:szCs w:val="21"/>
-        </w:rPr>
-        <w:t xml:space="preserve"> across the generated world</w:t>
+        <w:t xml:space="preserve">Built </w:t>
+      </w:r>
+      <w:r>
+        <w:rPr>
+          <w:rFonts w:ascii="Calibri" w:hAnsi="Calibri" w:cs="Calibri"/>
+          <w:b/>
+          <w:bCs/>
+          <w:sz w:val="21"/>
+          <w:szCs w:val="21"/>
+        </w:rPr>
+        <w:t xml:space="preserve">7-biome procedural world generation</w:t>
+      </w:r>
+      <w:r>
+        <w:rPr>
+          <w:rFonts w:ascii="Calibri" w:hAnsi="Calibri" w:cs="Calibri"/>
+          <w:sz w:val="21"/>
+          <w:szCs w:val="21"/>
+        </w:rPr>
+        <w:t xml:space="preserve"> for a from-scratch voxel engine (team of 3) — layered Perlin/FBM/Voronoi noise with smoothstep blending</w:t>
+      </w:r>
+    </w:p>
+    <w:p>
+      <w:pPr>
+        <w:numPr>
+          <w:ilvl w:val="0"/>
+          <w:numId w:val="1"/>
+        </w:numPr>
+        <w:spacing w:before="0" w:after="0" w:line="214" w:lineRule="auto"/>
+        <w:ind w:left="360" w:hanging="216"/>
+      </w:pPr>
+      <w:r>
+        <w:rPr>
+          <w:rFonts w:ascii="Calibri" w:hAnsi="Calibri" w:cs="Calibri"/>
+          <w:sz w:val="21"/>
+          <w:szCs w:val="21"/>
+        </w:rPr>
+        <w:t xml:space="preserve">Carved </w:t>
+      </w:r>
+      <w:r>
+        <w:rPr>
+          <w:rFonts w:ascii="Calibri" w:hAnsi="Calibri" w:cs="Calibri"/>
+          <w:b/>
+          <w:bCs/>
+          <w:sz w:val="21"/>
+          <w:szCs w:val="21"/>
+        </w:rPr>
+        <w:t xml:space="preserve">3D Perlin-noise cave systems</w:t>
+      </w:r>
+      <w:r>
+        <w:rPr>
+          <w:rFonts w:ascii="Calibri" w:hAnsi="Calibri" w:cs="Calibri"/>
+          <w:sz w:val="21"/>
+          <w:szCs w:val="21"/>
+        </w:rPr>
+        <w:t xml:space="preserve"> and post-process water/lava overlays through a framebuffer pass</w:t>
+      </w:r>
+    </w:p>
+    <w:p>
+      <w:pPr>
+        <w:numPr>
+          <w:ilvl w:val="0"/>
+          <w:numId w:val="1"/>
+        </w:numPr>
+        <w:spacing w:before="0" w:after="0" w:line="214" w:lineRule="auto"/>
+        <w:ind w:left="360" w:hanging="216"/>
+      </w:pPr>
+      <w:r>
+        <w:rPr>
+          <w:rFonts w:ascii="Calibri" w:hAnsi="Calibri" w:cs="Calibri"/>
+          <w:sz w:val="21"/>
+          <w:szCs w:val="21"/>
+        </w:rPr>
+        <w:t xml:space="preserve">Engineered the GLSL </w:t>
+      </w:r>
+      <w:r>
+        <w:rPr>
+          <w:rFonts w:ascii="Calibri" w:hAnsi="Calibri" w:cs="Calibri"/>
+          <w:b/>
+          <w:bCs/>
+          <w:sz w:val="21"/>
+          <w:szCs w:val="21"/>
+        </w:rPr>
+        <w:t xml:space="preserve">render pipeline</w:t>
+      </w:r>
+      <w:r>
+        <w:rPr>
+          <w:rFonts w:ascii="Calibri" w:hAnsi="Calibri" w:cs="Calibri"/>
+          <w:sz w:val="21"/>
+          <w:szCs w:val="21"/>
+        </w:rPr>
+        <w:t xml:space="preserve"> — 7×7 PCF shadow mapping, screen-space reflections, vertex ambient occlusion, and a day-night cycle</w:t>
       </w:r>
     </w:p>
     <w:p>
@@ -1261,43 +1243,7 @@
           <w:sz w:val="21"/>
           <w:szCs w:val="21"/>
         </w:rPr>
-        <w:t xml:space="preserve"> on an OpenGL/VBO pipeline with GLSL shaders</w:t>
-      </w:r>
-    </w:p>
-    <w:p>
-      <w:pPr>
-        <w:numPr>
-          <w:ilvl w:val="0"/>
-          <w:numId w:val="1"/>
-        </w:numPr>
-        <w:spacing w:before="0" w:after="0" w:line="214" w:lineRule="auto"/>
-        <w:ind w:left="360" w:hanging="216"/>
-      </w:pPr>
-      <w:r>
-        <w:rPr>
-          <w:rFonts w:ascii="Calibri" w:hAnsi="Calibri" w:cs="Calibri"/>
-          <w:sz w:val="21"/>
-          <w:szCs w:val="21"/>
-        </w:rPr>
-        <w:t xml:space="preserve">Built an interactive </w:t>
-      </w:r>
-      <w:r>
-        <w:rPr>
-          <w:rFonts w:ascii="Calibri" w:hAnsi="Calibri" w:cs="Calibri"/>
-          <w:b/>
-          <w:bCs/>
-          <w:sz w:val="21"/>
-          <w:szCs w:val="21"/>
-        </w:rPr>
-        <w:t xml:space="preserve">Qt desktop editor</w:t>
-      </w:r>
-      <w:r>
-        <w:rPr>
-          <w:rFonts w:ascii="Calibri" w:hAnsi="Calibri" w:cs="Calibri"/>
-          <w:sz w:val="21"/>
-          <w:szCs w:val="21"/>
-        </w:rPr>
-        <w:t xml:space="preserve"> — vertex/edge/face selection, a GUI control panel, and a real-time OpenGL viewport</w:t>
+        <w:t xml:space="preserve">, with an interactive Qt desktop editor over an OpenGL viewport</w:t>
       </w:r>
     </w:p>
     <w:p>

--- a/apps/resume/dist/Brian_Lee_Resume_SWE.docx
+++ b/apps/resume/dist/Brian_Lee_Resume_SWE.docx
@@ -886,7 +886,7 @@
           <w:sz w:val="21"/>
           <w:szCs w:val="21"/>
         </w:rPr>
-        <w:t xml:space="preserve">React, Three.js (R3F), MongoDB, AWS S3</w:t>
+        <w:t xml:space="preserve">React, Three.js (R3F), Blender</w:t>
       </w:r>
       <w:r>
         <w:rPr>
@@ -915,61 +915,61 @@
           <w:sz w:val="21"/>
           <w:szCs w:val="21"/>
         </w:rPr>
-        <w:t xml:space="preserve">Built a </w:t>
-      </w:r>
-      <w:r>
-        <w:rPr>
-          <w:rFonts w:ascii="Calibri" w:hAnsi="Calibri" w:cs="Calibri"/>
-          <w:b/>
-          <w:bCs/>
-          <w:sz w:val="21"/>
-          <w:szCs w:val="21"/>
-        </w:rPr>
-        <w:t xml:space="preserve">full-stack web app</w:t>
-      </w:r>
-      <w:r>
-        <w:rPr>
-          <w:rFonts w:ascii="Calibri" w:hAnsi="Calibri" w:cs="Calibri"/>
-          <w:sz w:val="21"/>
-          <w:szCs w:val="21"/>
-        </w:rPr>
-        <w:t xml:space="preserve"> (team of 4) for creating interactive 3D time capsules with media storage and timed unlocking</w:t>
-      </w:r>
-    </w:p>
-    <w:p>
-      <w:pPr>
-        <w:numPr>
-          <w:ilvl w:val="0"/>
-          <w:numId w:val="1"/>
-        </w:numPr>
-        <w:spacing w:before="0" w:after="0" w:line="214" w:lineRule="auto"/>
-        <w:ind w:left="360" w:hanging="216"/>
-      </w:pPr>
-      <w:r>
-        <w:rPr>
-          <w:rFonts w:ascii="Calibri" w:hAnsi="Calibri" w:cs="Calibri"/>
-          <w:sz w:val="21"/>
-          <w:szCs w:val="21"/>
-        </w:rPr>
-        <w:t xml:space="preserve">Engineered immersive 3D scenes with React Three Fiber for real-time rendering, animation, and direct-manipulation interaction</w:t>
-      </w:r>
-    </w:p>
-    <w:p>
-      <w:pPr>
-        <w:numPr>
-          <w:ilvl w:val="0"/>
-          <w:numId w:val="1"/>
-        </w:numPr>
-        <w:spacing w:before="0" w:after="0" w:line="214" w:lineRule="auto"/>
-        <w:ind w:left="360" w:hanging="216"/>
-      </w:pPr>
-      <w:r>
-        <w:rPr>
-          <w:rFonts w:ascii="Calibri" w:hAnsi="Calibri" w:cs="Calibri"/>
-          <w:sz w:val="21"/>
-          <w:szCs w:val="21"/>
-        </w:rPr>
-        <w:t xml:space="preserve">Designed the backend on MongoDB with scalable media storage on AWS S3, wiring authentication and timed-release logic</w:t>
+        <w:t xml:space="preserve">Built the </w:t>
+      </w:r>
+      <w:r>
+        <w:rPr>
+          <w:rFonts w:ascii="Calibri" w:hAnsi="Calibri" w:cs="Calibri"/>
+          <w:b/>
+          <w:bCs/>
+          <w:sz w:val="21"/>
+          <w:szCs w:val="21"/>
+        </w:rPr>
+        <w:t xml:space="preserve">interactive 3D gallery</w:t>
+      </w:r>
+      <w:r>
+        <w:rPr>
+          <w:rFonts w:ascii="Calibri" w:hAnsi="Calibri" w:cs="Calibri"/>
+          <w:sz w:val="21"/>
+          <w:szCs w:val="21"/>
+        </w:rPr>
+        <w:t xml:space="preserve"> in React Three Fiber for a collaborative time-capsule web app (team of 4) — real-time rendering, animation, and direct-manipulation placement of media in 3D</w:t>
+      </w:r>
+    </w:p>
+    <w:p>
+      <w:pPr>
+        <w:numPr>
+          <w:ilvl w:val="0"/>
+          <w:numId w:val="1"/>
+        </w:numPr>
+        <w:spacing w:before="0" w:after="0" w:line="214" w:lineRule="auto"/>
+        <w:ind w:left="360" w:hanging="216"/>
+      </w:pPr>
+      <w:r>
+        <w:rPr>
+          <w:rFonts w:ascii="Calibri" w:hAnsi="Calibri" w:cs="Calibri"/>
+          <w:sz w:val="21"/>
+          <w:szCs w:val="21"/>
+        </w:rPr>
+        <w:t xml:space="preserve">Owned the product's </w:t>
+      </w:r>
+      <w:r>
+        <w:rPr>
+          <w:rFonts w:ascii="Calibri" w:hAnsi="Calibri" w:cs="Calibri"/>
+          <w:b/>
+          <w:bCs/>
+          <w:sz w:val="21"/>
+          <w:szCs w:val="21"/>
+        </w:rPr>
+        <w:t xml:space="preserve">front-end UI and interaction design</w:t>
+      </w:r>
+      <w:r>
+        <w:rPr>
+          <w:rFonts w:ascii="Calibri" w:hAnsi="Calibri" w:cs="Calibri"/>
+          <w:sz w:val="21"/>
+          <w:szCs w:val="21"/>
+        </w:rPr>
+        <w:t xml:space="preserve"> across the create → contribute → unlock flow</w:t>
       </w:r>
     </w:p>
     <w:p>
@@ -987,7 +987,7 @@
           <w:sz w:val="21"/>
           <w:szCs w:val="21"/>
         </w:rPr>
-        <w:t xml:space="preserve">Mini Minecraft</w:t>
+        <w:t xml:space="preserve">Mini Maya</w:t>
       </w:r>
       <w:r>
         <w:rPr>
@@ -1005,7 +1005,7 @@
           <w:sz w:val="21"/>
           <w:szCs w:val="21"/>
         </w:rPr>
-        <w:t xml:space="preserve">C++, OpenGL, GLSL</w:t>
+        <w:t xml:space="preserve">C++, OpenGL, Qt</w:t>
       </w:r>
       <w:r>
         <w:rPr>
@@ -1016,115 +1016,115 @@
           <w:szCs w:val="21"/>
         </w:rPr>
         <w:tab/>
-        <w:t xml:space="preserve">Apr 2026</w:t>
-      </w:r>
-    </w:p>
-    <w:p>
-      <w:pPr>
-        <w:numPr>
-          <w:ilvl w:val="0"/>
-          <w:numId w:val="1"/>
-        </w:numPr>
-        <w:spacing w:before="0" w:after="0" w:line="214" w:lineRule="auto"/>
-        <w:ind w:left="360" w:hanging="216"/>
-      </w:pPr>
-      <w:r>
-        <w:rPr>
-          <w:rFonts w:ascii="Calibri" w:hAnsi="Calibri" w:cs="Calibri"/>
-          <w:sz w:val="21"/>
-          <w:szCs w:val="21"/>
-        </w:rPr>
-        <w:t xml:space="preserve">Built </w:t>
-      </w:r>
-      <w:r>
-        <w:rPr>
-          <w:rFonts w:ascii="Calibri" w:hAnsi="Calibri" w:cs="Calibri"/>
-          <w:b/>
-          <w:bCs/>
-          <w:sz w:val="21"/>
-          <w:szCs w:val="21"/>
-        </w:rPr>
-        <w:t xml:space="preserve">7-biome procedural world generation</w:t>
-      </w:r>
-      <w:r>
-        <w:rPr>
-          <w:rFonts w:ascii="Calibri" w:hAnsi="Calibri" w:cs="Calibri"/>
-          <w:sz w:val="21"/>
-          <w:szCs w:val="21"/>
-        </w:rPr>
-        <w:t xml:space="preserve"> for a from-scratch voxel engine (team of 3) — layered Perlin/FBM/Voronoi noise with smoothstep blending</w:t>
-      </w:r>
-    </w:p>
-    <w:p>
-      <w:pPr>
-        <w:numPr>
-          <w:ilvl w:val="0"/>
-          <w:numId w:val="1"/>
-        </w:numPr>
-        <w:spacing w:before="0" w:after="0" w:line="214" w:lineRule="auto"/>
-        <w:ind w:left="360" w:hanging="216"/>
-      </w:pPr>
-      <w:r>
-        <w:rPr>
-          <w:rFonts w:ascii="Calibri" w:hAnsi="Calibri" w:cs="Calibri"/>
-          <w:sz w:val="21"/>
-          <w:szCs w:val="21"/>
-        </w:rPr>
-        <w:t xml:space="preserve">Carved </w:t>
-      </w:r>
-      <w:r>
-        <w:rPr>
-          <w:rFonts w:ascii="Calibri" w:hAnsi="Calibri" w:cs="Calibri"/>
-          <w:b/>
-          <w:bCs/>
-          <w:sz w:val="21"/>
-          <w:szCs w:val="21"/>
-        </w:rPr>
-        <w:t xml:space="preserve">3D Perlin-noise cave systems</w:t>
-      </w:r>
-      <w:r>
-        <w:rPr>
-          <w:rFonts w:ascii="Calibri" w:hAnsi="Calibri" w:cs="Calibri"/>
-          <w:sz w:val="21"/>
-          <w:szCs w:val="21"/>
-        </w:rPr>
-        <w:t xml:space="preserve"> and post-process water/lava overlays through a framebuffer pass</w:t>
-      </w:r>
-    </w:p>
-    <w:p>
-      <w:pPr>
-        <w:numPr>
-          <w:ilvl w:val="0"/>
-          <w:numId w:val="1"/>
-        </w:numPr>
-        <w:spacing w:before="0" w:after="0" w:line="214" w:lineRule="auto"/>
-        <w:ind w:left="360" w:hanging="216"/>
-      </w:pPr>
-      <w:r>
-        <w:rPr>
-          <w:rFonts w:ascii="Calibri" w:hAnsi="Calibri" w:cs="Calibri"/>
-          <w:sz w:val="21"/>
-          <w:szCs w:val="21"/>
-        </w:rPr>
-        <w:t xml:space="preserve">Engineered the GLSL </w:t>
-      </w:r>
-      <w:r>
-        <w:rPr>
-          <w:rFonts w:ascii="Calibri" w:hAnsi="Calibri" w:cs="Calibri"/>
-          <w:b/>
-          <w:bCs/>
-          <w:sz w:val="21"/>
-          <w:szCs w:val="21"/>
-        </w:rPr>
-        <w:t xml:space="preserve">render pipeline</w:t>
-      </w:r>
-      <w:r>
-        <w:rPr>
-          <w:rFonts w:ascii="Calibri" w:hAnsi="Calibri" w:cs="Calibri"/>
-          <w:sz w:val="21"/>
-          <w:szCs w:val="21"/>
-        </w:rPr>
-        <w:t xml:space="preserve"> — 7×7 PCF shadow mapping, screen-space reflections, vertex ambient occlusion, and a day-night cycle</w:t>
+        <w:t xml:space="preserve">Feb 2026 – Mar 2026</w:t>
+      </w:r>
+    </w:p>
+    <w:p>
+      <w:pPr>
+        <w:numPr>
+          <w:ilvl w:val="0"/>
+          <w:numId w:val="1"/>
+        </w:numPr>
+        <w:spacing w:before="0" w:after="0" w:line="214" w:lineRule="auto"/>
+        <w:ind w:left="360" w:hanging="216"/>
+      </w:pPr>
+      <w:r>
+        <w:rPr>
+          <w:rFonts w:ascii="Calibri" w:hAnsi="Calibri" w:cs="Calibri"/>
+          <w:sz w:val="21"/>
+          <w:szCs w:val="21"/>
+        </w:rPr>
+        <w:t xml:space="preserve">Implemented a </w:t>
+      </w:r>
+      <w:r>
+        <w:rPr>
+          <w:rFonts w:ascii="Calibri" w:hAnsi="Calibri" w:cs="Calibri"/>
+          <w:b/>
+          <w:bCs/>
+          <w:sz w:val="21"/>
+          <w:szCs w:val="21"/>
+        </w:rPr>
+        <w:t xml:space="preserve">half-edge mesh data structure</w:t>
+      </w:r>
+      <w:r>
+        <w:rPr>
+          <w:rFonts w:ascii="Calibri" w:hAnsi="Calibri" w:cs="Calibri"/>
+          <w:sz w:val="21"/>
+          <w:szCs w:val="21"/>
+        </w:rPr>
+        <w:t xml:space="preserve"> (Face/HalfEdge/Vertex, smart-pointer ownership) for topology-aware traversal and editing</w:t>
+      </w:r>
+    </w:p>
+    <w:p>
+      <w:pPr>
+        <w:numPr>
+          <w:ilvl w:val="0"/>
+          <w:numId w:val="1"/>
+        </w:numPr>
+        <w:spacing w:before="0" w:after="0" w:line="214" w:lineRule="auto"/>
+        <w:ind w:left="360" w:hanging="216"/>
+      </w:pPr>
+      <w:r>
+        <w:rPr>
+          <w:rFonts w:ascii="Calibri" w:hAnsi="Calibri" w:cs="Calibri"/>
+          <w:sz w:val="21"/>
+          <w:szCs w:val="21"/>
+        </w:rPr>
+        <w:t xml:space="preserve">Wrote an </w:t>
+      </w:r>
+      <w:r>
+        <w:rPr>
+          <w:rFonts w:ascii="Calibri" w:hAnsi="Calibri" w:cs="Calibri"/>
+          <w:b/>
+          <w:bCs/>
+          <w:sz w:val="21"/>
+          <w:szCs w:val="21"/>
+        </w:rPr>
+        <w:t xml:space="preserve">OBJ parser</w:t>
+      </w:r>
+      <w:r>
+        <w:rPr>
+          <w:rFonts w:ascii="Calibri" w:hAnsi="Calibri" w:cs="Calibri"/>
+          <w:sz w:val="21"/>
+          <w:szCs w:val="21"/>
+        </w:rPr>
+        <w:t xml:space="preserve"> that builds the mesh from arbitrary n-gon inputs, rendered via OpenGL VBOs</w:t>
+      </w:r>
+    </w:p>
+    <w:p>
+      <w:pPr>
+        <w:numPr>
+          <w:ilvl w:val="0"/>
+          <w:numId w:val="1"/>
+        </w:numPr>
+        <w:spacing w:before="0" w:after="0" w:line="214" w:lineRule="auto"/>
+        <w:ind w:left="360" w:hanging="216"/>
+      </w:pPr>
+      <w:r>
+        <w:rPr>
+          <w:rFonts w:ascii="Calibri" w:hAnsi="Calibri" w:cs="Calibri"/>
+          <w:sz w:val="21"/>
+          <w:szCs w:val="21"/>
+        </w:rPr>
+        <w:t xml:space="preserve">Implemented </w:t>
+      </w:r>
+      <w:r>
+        <w:rPr>
+          <w:rFonts w:ascii="Calibri" w:hAnsi="Calibri" w:cs="Calibri"/>
+          <w:b/>
+          <w:bCs/>
+          <w:sz w:val="21"/>
+          <w:szCs w:val="21"/>
+        </w:rPr>
+        <w:t xml:space="preserve">Catmull–Clark subdivision</w:t>
+      </w:r>
+      <w:r>
+        <w:rPr>
+          <w:rFonts w:ascii="Calibri" w:hAnsi="Calibri" w:cs="Calibri"/>
+          <w:sz w:val="21"/>
+          <w:szCs w:val="21"/>
+        </w:rPr>
+        <w:t xml:space="preserve"> and topology ops (split, extrusion, triangulation) in a Qt editor</w:t>
       </w:r>
     </w:p>
     <w:p>
@@ -1142,7 +1142,7 @@
           <w:sz w:val="21"/>
           <w:szCs w:val="21"/>
         </w:rPr>
-        <w:t xml:space="preserve">Mini Maya</w:t>
+        <w:t xml:space="preserve">Mini Minecraft</w:t>
       </w:r>
       <w:r>
         <w:rPr>
@@ -1160,7 +1160,7 @@
           <w:sz w:val="21"/>
           <w:szCs w:val="21"/>
         </w:rPr>
-        <w:t xml:space="preserve">C++, OpenGL, Qt</w:t>
+        <w:t xml:space="preserve">C++, OpenGL, GLSL</w:t>
       </w:r>
       <w:r>
         <w:rPr>
@@ -1171,79 +1171,115 @@
           <w:szCs w:val="21"/>
         </w:rPr>
         <w:tab/>
-        <w:t xml:space="preserve">Feb 2026 – Mar 2026</w:t>
-      </w:r>
-    </w:p>
-    <w:p>
-      <w:pPr>
-        <w:numPr>
-          <w:ilvl w:val="0"/>
-          <w:numId w:val="1"/>
-        </w:numPr>
-        <w:spacing w:before="0" w:after="0" w:line="214" w:lineRule="auto"/>
-        <w:ind w:left="360" w:hanging="216"/>
-      </w:pPr>
-      <w:r>
-        <w:rPr>
-          <w:rFonts w:ascii="Calibri" w:hAnsi="Calibri" w:cs="Calibri"/>
-          <w:sz w:val="21"/>
-          <w:szCs w:val="21"/>
-        </w:rPr>
-        <w:t xml:space="preserve">Implemented a </w:t>
-      </w:r>
-      <w:r>
-        <w:rPr>
-          <w:rFonts w:ascii="Calibri" w:hAnsi="Calibri" w:cs="Calibri"/>
-          <w:b/>
-          <w:bCs/>
-          <w:sz w:val="21"/>
-          <w:szCs w:val="21"/>
-        </w:rPr>
-        <w:t xml:space="preserve">half-edge mesh data structure</w:t>
-      </w:r>
-      <w:r>
-        <w:rPr>
-          <w:rFonts w:ascii="Calibri" w:hAnsi="Calibri" w:cs="Calibri"/>
-          <w:sz w:val="21"/>
-          <w:szCs w:val="21"/>
-        </w:rPr>
-        <w:t xml:space="preserve"> enabling efficient traversal and topology-aware editing operations</w:t>
-      </w:r>
-    </w:p>
-    <w:p>
-      <w:pPr>
-        <w:numPr>
-          <w:ilvl w:val="0"/>
-          <w:numId w:val="1"/>
-        </w:numPr>
-        <w:spacing w:before="0" w:after="0" w:line="214" w:lineRule="auto"/>
-        <w:ind w:left="360" w:hanging="216"/>
-      </w:pPr>
-      <w:r>
-        <w:rPr>
-          <w:rFonts w:ascii="Calibri" w:hAnsi="Calibri" w:cs="Calibri"/>
-          <w:sz w:val="21"/>
-          <w:szCs w:val="21"/>
-        </w:rPr>
-        <w:t xml:space="preserve">Built edge split, extrusion, and </w:t>
-      </w:r>
-      <w:r>
-        <w:rPr>
-          <w:rFonts w:ascii="Calibri" w:hAnsi="Calibri" w:cs="Calibri"/>
-          <w:b/>
-          <w:bCs/>
-          <w:sz w:val="21"/>
-          <w:szCs w:val="21"/>
-        </w:rPr>
-        <w:t xml:space="preserve">Catmull–Clark subdivision</w:t>
-      </w:r>
-      <w:r>
-        <w:rPr>
-          <w:rFonts w:ascii="Calibri" w:hAnsi="Calibri" w:cs="Calibri"/>
-          <w:sz w:val="21"/>
-          <w:szCs w:val="21"/>
-        </w:rPr>
-        <w:t xml:space="preserve">, with an interactive Qt desktop editor over an OpenGL viewport</w:t>
+        <w:t xml:space="preserve">Apr 2026</w:t>
+      </w:r>
+    </w:p>
+    <w:p>
+      <w:pPr>
+        <w:numPr>
+          <w:ilvl w:val="0"/>
+          <w:numId w:val="1"/>
+        </w:numPr>
+        <w:spacing w:before="0" w:after="0" w:line="214" w:lineRule="auto"/>
+        <w:ind w:left="360" w:hanging="216"/>
+      </w:pPr>
+      <w:r>
+        <w:rPr>
+          <w:rFonts w:ascii="Calibri" w:hAnsi="Calibri" w:cs="Calibri"/>
+          <w:sz w:val="21"/>
+          <w:szCs w:val="21"/>
+        </w:rPr>
+        <w:t xml:space="preserve">Built </w:t>
+      </w:r>
+      <w:r>
+        <w:rPr>
+          <w:rFonts w:ascii="Calibri" w:hAnsi="Calibri" w:cs="Calibri"/>
+          <w:b/>
+          <w:bCs/>
+          <w:sz w:val="21"/>
+          <w:szCs w:val="21"/>
+        </w:rPr>
+        <w:t xml:space="preserve">7-biome procedural world generation</w:t>
+      </w:r>
+      <w:r>
+        <w:rPr>
+          <w:rFonts w:ascii="Calibri" w:hAnsi="Calibri" w:cs="Calibri"/>
+          <w:sz w:val="21"/>
+          <w:szCs w:val="21"/>
+        </w:rPr>
+        <w:t xml:space="preserve"> for a from-scratch voxel engine (team of 3) — Perlin/FBM/Voronoi noise with smoothstep blending</w:t>
+      </w:r>
+    </w:p>
+    <w:p>
+      <w:pPr>
+        <w:numPr>
+          <w:ilvl w:val="0"/>
+          <w:numId w:val="1"/>
+        </w:numPr>
+        <w:spacing w:before="0" w:after="0" w:line="214" w:lineRule="auto"/>
+        <w:ind w:left="360" w:hanging="216"/>
+      </w:pPr>
+      <w:r>
+        <w:rPr>
+          <w:rFonts w:ascii="Calibri" w:hAnsi="Calibri" w:cs="Calibri"/>
+          <w:sz w:val="21"/>
+          <w:szCs w:val="21"/>
+        </w:rPr>
+        <w:t xml:space="preserve">Carved </w:t>
+      </w:r>
+      <w:r>
+        <w:rPr>
+          <w:rFonts w:ascii="Calibri" w:hAnsi="Calibri" w:cs="Calibri"/>
+          <w:b/>
+          <w:bCs/>
+          <w:sz w:val="21"/>
+          <w:szCs w:val="21"/>
+        </w:rPr>
+        <w:t xml:space="preserve">3D Perlin-noise caves</w:t>
+      </w:r>
+      <w:r>
+        <w:rPr>
+          <w:rFonts w:ascii="Calibri" w:hAnsi="Calibri" w:cs="Calibri"/>
+          <w:sz w:val="21"/>
+          <w:szCs w:val="21"/>
+        </w:rPr>
+        <w:t xml:space="preserve"> and post-process water/lava overlays via a framebuffer pass</w:t>
+      </w:r>
+    </w:p>
+    <w:p>
+      <w:pPr>
+        <w:numPr>
+          <w:ilvl w:val="0"/>
+          <w:numId w:val="1"/>
+        </w:numPr>
+        <w:spacing w:before="0" w:after="0" w:line="214" w:lineRule="auto"/>
+        <w:ind w:left="360" w:hanging="216"/>
+      </w:pPr>
+      <w:r>
+        <w:rPr>
+          <w:rFonts w:ascii="Calibri" w:hAnsi="Calibri" w:cs="Calibri"/>
+          <w:sz w:val="21"/>
+          <w:szCs w:val="21"/>
+        </w:rPr>
+        <w:t xml:space="preserve">Engineered the GLSL </w:t>
+      </w:r>
+      <w:r>
+        <w:rPr>
+          <w:rFonts w:ascii="Calibri" w:hAnsi="Calibri" w:cs="Calibri"/>
+          <w:b/>
+          <w:bCs/>
+          <w:sz w:val="21"/>
+          <w:szCs w:val="21"/>
+        </w:rPr>
+        <w:t xml:space="preserve">render pipeline</w:t>
+      </w:r>
+      <w:r>
+        <w:rPr>
+          <w:rFonts w:ascii="Calibri" w:hAnsi="Calibri" w:cs="Calibri"/>
+          <w:sz w:val="21"/>
+          <w:szCs w:val="21"/>
+        </w:rPr>
+        <w:t xml:space="preserve"> — PCF shadow mapping, screen-space reflections, vertex AO, and a day-night cycle</w:t>
       </w:r>
     </w:p>
     <w:p>

--- a/apps/resume/dist/Brian_Lee_Resume_SWE.docx
+++ b/apps/resume/dist/Brian_Lee_Resume_SWE.docx
@@ -246,35 +246,71 @@
           <w:szCs w:val="20"/>
         </w:rPr>
         <w:tab/>
-        <w:t xml:space="preserve">June 2026 – Present  ·  San Francisco (Remote)</w:t>
-      </w:r>
-    </w:p>
-    <w:p>
-      <w:pPr>
-        <w:numPr>
-          <w:ilvl w:val="0"/>
-          <w:numId w:val="1"/>
-        </w:numPr>
-        <w:spacing w:before="0" w:after="0" w:line="214" w:lineRule="auto"/>
-        <w:ind w:left="360" w:hanging="216"/>
-      </w:pPr>
-      <w:r>
-        <w:rPr>
-          <w:rFonts w:ascii="Calibri" w:hAnsi="Calibri" w:cs="Calibri"/>
-          <w:sz w:val="21"/>
-          <w:szCs w:val="21"/>
-        </w:rPr>
-        <w:t xml:space="preserve">Shipped a production retention system (targeted push via Supabase, Deno edge functions, FCM) with a treatment/holdout A/B, </w:t>
-      </w:r>
-      <w:r>
-        <w:rPr>
-          <w:rFonts w:ascii="Calibri" w:hAnsi="Calibri" w:cs="Calibri"/>
-          <w:b/>
-          <w:bCs/>
-          <w:sz w:val="21"/>
-          <w:szCs w:val="21"/>
-        </w:rPr>
-        <w:t xml:space="preserve">recovering churned users back into paying subscribers</w:t>
+        <w:t xml:space="preserve">June 2026 – Aug 2026  ·  San Francisco (Remote)</w:t>
+      </w:r>
+    </w:p>
+    <w:p>
+      <w:pPr>
+        <w:numPr>
+          <w:ilvl w:val="0"/>
+          <w:numId w:val="1"/>
+        </w:numPr>
+        <w:spacing w:before="0" w:after="0" w:line="214" w:lineRule="auto"/>
+        <w:ind w:left="360" w:hanging="216"/>
+      </w:pPr>
+      <w:r>
+        <w:rPr>
+          <w:rFonts w:ascii="Calibri" w:hAnsi="Calibri" w:cs="Calibri"/>
+          <w:sz w:val="21"/>
+          <w:szCs w:val="21"/>
+        </w:rPr>
+        <w:t xml:space="preserve">Shipped a production retention system (Supabase, Deno edge functions, FCM) with a treatment/holdout A/B, then </w:t>
+      </w:r>
+      <w:r>
+        <w:rPr>
+          <w:rFonts w:ascii="Calibri" w:hAnsi="Calibri" w:cs="Calibri"/>
+          <w:b/>
+          <w:bCs/>
+          <w:sz w:val="21"/>
+          <w:szCs w:val="21"/>
+        </w:rPr>
+        <w:t xml:space="preserve">automated it end to end</w:t>
+      </w:r>
+      <w:r>
+        <w:rPr>
+          <w:rFonts w:ascii="Calibri" w:hAnsi="Calibri" w:cs="Calibri"/>
+          <w:sz w:val="21"/>
+          <w:szCs w:val="21"/>
+        </w:rPr>
+        <w:t xml:space="preserve"> — it now proposes, approves and sends with </w:t>
+      </w:r>
+      <w:r>
+        <w:rPr>
+          <w:rFonts w:ascii="Calibri" w:hAnsi="Calibri" w:cs="Calibri"/>
+          <w:b/>
+          <w:bCs/>
+          <w:sz w:val="21"/>
+          <w:szCs w:val="21"/>
+        </w:rPr>
+        <w:t xml:space="preserve">no human in the loop</w:t>
+      </w:r>
+      <w:r>
+        <w:rPr>
+          <w:rFonts w:ascii="Calibri" w:hAnsi="Calibri" w:cs="Calibri"/>
+          <w:sz w:val="21"/>
+          <w:szCs w:val="21"/>
+        </w:rPr>
+        <w:t xml:space="preserve"> at </w:t>
+      </w:r>
+      <w:r>
+        <w:rPr>
+          <w:rFonts w:ascii="Calibri" w:hAnsi="Calibri" w:cs="Calibri"/>
+          <w:b/>
+          <w:bCs/>
+          <w:sz w:val="21"/>
+          <w:szCs w:val="21"/>
+        </w:rPr>
+        <w:t xml:space="preserve">91% delivery</w:t>
       </w:r>
     </w:p>
     <w:p>
@@ -328,17 +364,35 @@
           <w:sz w:val="21"/>
           <w:szCs w:val="21"/>
         </w:rPr>
-        <w:t xml:space="preserve">Turned the company's production AI agent into a drop-in package other teams can embed in their own apps — a typed SDK with versioned APIs and </w:t>
-      </w:r>
-      <w:r>
-        <w:rPr>
-          <w:rFonts w:ascii="Calibri" w:hAnsi="Calibri" w:cs="Calibri"/>
-          <w:b/>
-          <w:bCs/>
-          <w:sz w:val="21"/>
-          <w:szCs w:val="21"/>
-        </w:rPr>
-        <w:t xml:space="preserve">136 automated tests</w:t>
+        <w:t xml:space="preserve">Packaged the production AI agent as a drop-in typed </w:t>
+      </w:r>
+      <w:r>
+        <w:rPr>
+          <w:rFonts w:ascii="Calibri" w:hAnsi="Calibri" w:cs="Calibri"/>
+          <w:b/>
+          <w:bCs/>
+          <w:sz w:val="21"/>
+          <w:szCs w:val="21"/>
+        </w:rPr>
+        <w:t xml:space="preserve">SDK</w:t>
+      </w:r>
+      <w:r>
+        <w:rPr>
+          <w:rFonts w:ascii="Calibri" w:hAnsi="Calibri" w:cs="Calibri"/>
+          <w:sz w:val="21"/>
+          <w:szCs w:val="21"/>
+        </w:rPr>
+        <w:t xml:space="preserve"> with versioned APIs and </w:t>
+      </w:r>
+      <w:r>
+        <w:rPr>
+          <w:rFonts w:ascii="Calibri" w:hAnsi="Calibri" w:cs="Calibri"/>
+          <w:b/>
+          <w:bCs/>
+          <w:sz w:val="21"/>
+          <w:szCs w:val="21"/>
+        </w:rPr>
+        <w:t xml:space="preserve">136 tests</w:t>
       </w:r>
       <w:r>
         <w:rPr>
@@ -374,17 +428,17 @@
           <w:sz w:val="21"/>
           <w:szCs w:val="21"/>
         </w:rPr>
-        <w:t xml:space="preserve">Diagnosed and fixed a production authentication outage (a JWT signing-key migration) that had silently broken the notification pipeline, restoring it </w:t>
-      </w:r>
-      <w:r>
-        <w:rPr>
-          <w:rFonts w:ascii="Calibri" w:hAnsi="Calibri" w:cs="Calibri"/>
-          <w:b/>
-          <w:bCs/>
-          <w:sz w:val="21"/>
-          <w:szCs w:val="21"/>
-        </w:rPr>
-        <w:t xml:space="preserve">from failing (401) to healthy (200)</w:t>
+        <w:t xml:space="preserve">Diagnosed a silent production auth outage (a JWT signing-key migration) that had broken the notification pipeline, restoring it </w:t>
+      </w:r>
+      <w:r>
+        <w:rPr>
+          <w:rFonts w:ascii="Calibri" w:hAnsi="Calibri" w:cs="Calibri"/>
+          <w:b/>
+          <w:bCs/>
+          <w:sz w:val="21"/>
+          <w:szCs w:val="21"/>
+        </w:rPr>
+        <w:t xml:space="preserve">from 401 to 200</w:t>
       </w:r>
     </w:p>
     <w:p>

--- a/apps/resume/dist/Brian_Lee_Resume_SWE.docx
+++ b/apps/resume/dist/Brian_Lee_Resume_SWE.docx
@@ -261,10 +261,56 @@
       <w:r>
         <w:rPr>
           <w:rFonts w:ascii="Calibri" w:hAnsi="Calibri" w:cs="Calibri"/>
-          <w:sz w:val="21"/>
-          <w:szCs w:val="21"/>
-        </w:rPr>
-        <w:t xml:space="preserve">Shipped a production retention system (Supabase, Deno edge functions, FCM) with a treatment/holdout A/B, then </w:t>
+          <w:b/>
+          <w:bCs/>
+          <w:sz w:val="21"/>
+          <w:szCs w:val="21"/>
+        </w:rPr>
+        <w:t xml:space="preserve">Shipped a mobile redesign to production users</w:t>
+      </w:r>
+      <w:r>
+        <w:rPr>
+          <w:rFonts w:ascii="Calibri" w:hAnsi="Calibri" w:cs="Calibri"/>
+          <w:sz w:val="21"/>
+          <w:szCs w:val="21"/>
+        </w:rPr>
+        <w:t xml:space="preserve"> behind a feature flag — a five-PR stack merged in order, held byte-identical with the flag off and cleared against a </w:t>
+      </w:r>
+      <w:r>
+        <w:rPr>
+          <w:rFonts w:ascii="Calibri" w:hAnsi="Calibri" w:cs="Calibri"/>
+          <w:b/>
+          <w:bCs/>
+          <w:sz w:val="21"/>
+          <w:szCs w:val="21"/>
+        </w:rPr>
+        <w:t xml:space="preserve">2,009-test</w:t>
+      </w:r>
+      <w:r>
+        <w:rPr>
+          <w:rFonts w:ascii="Calibri" w:hAnsi="Calibri" w:cs="Calibri"/>
+          <w:sz w:val="21"/>
+          <w:szCs w:val="21"/>
+        </w:rPr>
+        <w:t xml:space="preserve"> regression suite before going live</w:t>
+      </w:r>
+    </w:p>
+    <w:p>
+      <w:pPr>
+        <w:numPr>
+          <w:ilvl w:val="0"/>
+          <w:numId w:val="1"/>
+        </w:numPr>
+        <w:spacing w:before="0" w:after="0" w:line="214" w:lineRule="auto"/>
+        <w:ind w:left="360" w:hanging="216"/>
+      </w:pPr>
+      <w:r>
+        <w:rPr>
+          <w:rFonts w:ascii="Calibri" w:hAnsi="Calibri" w:cs="Calibri"/>
+          <w:sz w:val="21"/>
+          <w:szCs w:val="21"/>
+        </w:rPr>
+        <w:t xml:space="preserve">Built a push-notification retention system (Supabase, Deno edge functions, FCM) with a treatment/holdout A/B, then </w:t>
       </w:r>
       <w:r>
         <w:rPr>
@@ -282,7 +328,7 @@
           <w:sz w:val="21"/>
           <w:szCs w:val="21"/>
         </w:rPr>
-        <w:t xml:space="preserve"> — it now proposes, approves and sends with </w:t>
+        <w:t xml:space="preserve"> — it proposes, approves against guardrails and sends with </w:t>
       </w:r>
       <w:r>
         <w:rPr>
@@ -328,7 +374,25 @@
           <w:sz w:val="21"/>
           <w:szCs w:val="21"/>
         </w:rPr>
-        <w:t xml:space="preserve">Expanded reachable users </w:t>
+        <w:t xml:space="preserve">Drove the </w:t>
+      </w:r>
+      <w:r>
+        <w:rPr>
+          <w:rFonts w:ascii="Calibri" w:hAnsi="Calibri" w:cs="Calibri"/>
+          <w:b/>
+          <w:bCs/>
+          <w:sz w:val="21"/>
+          <w:szCs w:val="21"/>
+        </w:rPr>
+        <w:t xml:space="preserve">first revenue conversion</w:t>
+      </w:r>
+      <w:r>
+        <w:rPr>
+          <w:rFonts w:ascii="Calibri" w:hAnsi="Calibri" w:cs="Calibri"/>
+          <w:sz w:val="21"/>
+          <w:szCs w:val="21"/>
+        </w:rPr>
+        <w:t xml:space="preserve"> the win-back channel ever produced, and grew reachable users </w:t>
       </w:r>
       <w:r>
         <w:rPr>
@@ -346,99 +410,61 @@
           <w:sz w:val="21"/>
           <w:szCs w:val="21"/>
         </w:rPr>
-        <w:t xml:space="preserve"> by validating the win-back targeting against live production data and correcting how eligible users were identified</w:t>
-      </w:r>
-    </w:p>
-    <w:p>
-      <w:pPr>
-        <w:numPr>
-          <w:ilvl w:val="0"/>
-          <w:numId w:val="1"/>
-        </w:numPr>
-        <w:spacing w:before="0" w:after="0" w:line="214" w:lineRule="auto"/>
-        <w:ind w:left="360" w:hanging="216"/>
-      </w:pPr>
-      <w:r>
-        <w:rPr>
-          <w:rFonts w:ascii="Calibri" w:hAnsi="Calibri" w:cs="Calibri"/>
-          <w:sz w:val="21"/>
-          <w:szCs w:val="21"/>
-        </w:rPr>
-        <w:t xml:space="preserve">Packaged the production AI agent as a drop-in typed </w:t>
-      </w:r>
-      <w:r>
-        <w:rPr>
-          <w:rFonts w:ascii="Calibri" w:hAnsi="Calibri" w:cs="Calibri"/>
-          <w:b/>
-          <w:bCs/>
-          <w:sz w:val="21"/>
-          <w:szCs w:val="21"/>
-        </w:rPr>
-        <w:t xml:space="preserve">SDK</w:t>
-      </w:r>
-      <w:r>
-        <w:rPr>
-          <w:rFonts w:ascii="Calibri" w:hAnsi="Calibri" w:cs="Calibri"/>
-          <w:sz w:val="21"/>
-          <w:szCs w:val="21"/>
-        </w:rPr>
-        <w:t xml:space="preserve"> with versioned APIs and </w:t>
-      </w:r>
-      <w:r>
-        <w:rPr>
-          <w:rFonts w:ascii="Calibri" w:hAnsi="Calibri" w:cs="Calibri"/>
-          <w:b/>
-          <w:bCs/>
-          <w:sz w:val="21"/>
-          <w:szCs w:val="21"/>
-        </w:rPr>
-        <w:t xml:space="preserve">136 tests</w:t>
-      </w:r>
-      <w:r>
-        <w:rPr>
-          <w:rFonts w:ascii="Calibri" w:hAnsi="Calibri" w:cs="Calibri"/>
-          <w:sz w:val="21"/>
-          <w:szCs w:val="21"/>
-        </w:rPr>
-        <w:t xml:space="preserve">; a new AI coding agent integrated it into a fresh app on the </w:t>
-      </w:r>
-      <w:r>
-        <w:rPr>
-          <w:rFonts w:ascii="Calibri" w:hAnsi="Calibri" w:cs="Calibri"/>
-          <w:b/>
-          <w:bCs/>
-          <w:sz w:val="21"/>
-          <w:szCs w:val="21"/>
-        </w:rPr>
-        <w:t xml:space="preserve">first attempt</w:t>
-      </w:r>
-    </w:p>
-    <w:p>
-      <w:pPr>
-        <w:numPr>
-          <w:ilvl w:val="0"/>
-          <w:numId w:val="1"/>
-        </w:numPr>
-        <w:spacing w:before="0" w:after="0" w:line="214" w:lineRule="auto"/>
-        <w:ind w:left="360" w:hanging="216"/>
-      </w:pPr>
-      <w:r>
-        <w:rPr>
-          <w:rFonts w:ascii="Calibri" w:hAnsi="Calibri" w:cs="Calibri"/>
-          <w:sz w:val="21"/>
-          <w:szCs w:val="21"/>
-        </w:rPr>
-        <w:t xml:space="preserve">Diagnosed a silent production auth outage (a JWT signing-key migration) that had broken the notification pipeline, restoring it </w:t>
-      </w:r>
-      <w:r>
-        <w:rPr>
-          <w:rFonts w:ascii="Calibri" w:hAnsi="Calibri" w:cs="Calibri"/>
-          <w:b/>
-          <w:bCs/>
-          <w:sz w:val="21"/>
-          <w:szCs w:val="21"/>
-        </w:rPr>
-        <w:t xml:space="preserve">from 401 to 200</w:t>
+        <w:t xml:space="preserve"> after finding the eligibility logic had silently excluded most of the intended audience</w:t>
+      </w:r>
+    </w:p>
+    <w:p>
+      <w:pPr>
+        <w:numPr>
+          <w:ilvl w:val="0"/>
+          <w:numId w:val="1"/>
+        </w:numPr>
+        <w:spacing w:before="0" w:after="0" w:line="214" w:lineRule="auto"/>
+        <w:ind w:left="360" w:hanging="216"/>
+      </w:pPr>
+      <w:r>
+        <w:rPr>
+          <w:rFonts w:ascii="Calibri" w:hAnsi="Calibri" w:cs="Calibri"/>
+          <w:sz w:val="21"/>
+          <w:szCs w:val="21"/>
+        </w:rPr>
+        <w:t xml:space="preserve">Closed a vulnerability letting anyone with a user ID </w:t>
+      </w:r>
+      <w:r>
+        <w:rPr>
+          <w:rFonts w:ascii="Calibri" w:hAnsi="Calibri" w:cs="Calibri"/>
+          <w:b/>
+          <w:bCs/>
+          <w:sz w:val="21"/>
+          <w:szCs w:val="21"/>
+        </w:rPr>
+        <w:t xml:space="preserve">inject push notifications into a children's app</w:t>
+      </w:r>
+      <w:r>
+        <w:rPr>
+          <w:rFonts w:ascii="Calibri" w:hAnsi="Calibri" w:cs="Calibri"/>
+          <w:sz w:val="21"/>
+          <w:szCs w:val="21"/>
+        </w:rPr>
+        <w:t xml:space="preserve"> — bearer-authenticated four public endpoints with </w:t>
+      </w:r>
+      <w:r>
+        <w:rPr>
+          <w:rFonts w:ascii="Calibri" w:hAnsi="Calibri" w:cs="Calibri"/>
+          <w:b/>
+          <w:bCs/>
+          <w:sz w:val="21"/>
+          <w:szCs w:val="21"/>
+        </w:rPr>
+        <w:t xml:space="preserve">zero caller changes</w:t>
+      </w:r>
+      <w:r>
+        <w:rPr>
+          <w:rFonts w:ascii="Calibri" w:hAnsi="Calibri" w:cs="Calibri"/>
+          <w:sz w:val="21"/>
+          <w:szCs w:val="21"/>
+        </w:rPr>
+        <w:t xml:space="preserve">, each proven against live traffic first</w:t>
       </w:r>
     </w:p>
     <w:p>

--- a/apps/resume/dist/Brian_Lee_Resume_SWE.docx
+++ b/apps/resume/dist/Brian_Lee_Resume_SWE.docx
@@ -266,187 +266,191 @@
           <w:sz w:val="21"/>
           <w:szCs w:val="21"/>
         </w:rPr>
-        <w:t xml:space="preserve">Shipped a mobile redesign to production users</w:t>
-      </w:r>
-      <w:r>
-        <w:rPr>
-          <w:rFonts w:ascii="Calibri" w:hAnsi="Calibri" w:cs="Calibri"/>
-          <w:sz w:val="21"/>
-          <w:szCs w:val="21"/>
-        </w:rPr>
-        <w:t xml:space="preserve"> behind a feature flag — a five-PR stack merged in order, held byte-identical with the flag off and cleared against a </w:t>
-      </w:r>
-      <w:r>
-        <w:rPr>
-          <w:rFonts w:ascii="Calibri" w:hAnsi="Calibri" w:cs="Calibri"/>
-          <w:b/>
-          <w:bCs/>
-          <w:sz w:val="21"/>
-          <w:szCs w:val="21"/>
-        </w:rPr>
-        <w:t xml:space="preserve">2,009-test</w:t>
-      </w:r>
-      <w:r>
-        <w:rPr>
-          <w:rFonts w:ascii="Calibri" w:hAnsi="Calibri" w:cs="Calibri"/>
-          <w:sz w:val="21"/>
-          <w:szCs w:val="21"/>
-        </w:rPr>
-        <w:t xml:space="preserve"> regression suite before going live</w:t>
-      </w:r>
-    </w:p>
-    <w:p>
-      <w:pPr>
-        <w:numPr>
-          <w:ilvl w:val="0"/>
-          <w:numId w:val="1"/>
-        </w:numPr>
-        <w:spacing w:before="0" w:after="0" w:line="214" w:lineRule="auto"/>
-        <w:ind w:left="360" w:hanging="216"/>
-      </w:pPr>
-      <w:r>
-        <w:rPr>
-          <w:rFonts w:ascii="Calibri" w:hAnsi="Calibri" w:cs="Calibri"/>
-          <w:sz w:val="21"/>
-          <w:szCs w:val="21"/>
-        </w:rPr>
-        <w:t xml:space="preserve">Built a push-notification retention system (Supabase, Deno edge functions, FCM) with a treatment/holdout A/B, then </w:t>
-      </w:r>
-      <w:r>
-        <w:rPr>
-          <w:rFonts w:ascii="Calibri" w:hAnsi="Calibri" w:cs="Calibri"/>
-          <w:b/>
-          <w:bCs/>
-          <w:sz w:val="21"/>
-          <w:szCs w:val="21"/>
-        </w:rPr>
-        <w:t xml:space="preserve">automated it end to end</w:t>
-      </w:r>
-      <w:r>
-        <w:rPr>
-          <w:rFonts w:ascii="Calibri" w:hAnsi="Calibri" w:cs="Calibri"/>
-          <w:sz w:val="21"/>
-          <w:szCs w:val="21"/>
-        </w:rPr>
-        <w:t xml:space="preserve"> — it proposes, approves against guardrails and sends with </w:t>
-      </w:r>
-      <w:r>
-        <w:rPr>
-          <w:rFonts w:ascii="Calibri" w:hAnsi="Calibri" w:cs="Calibri"/>
-          <w:b/>
-          <w:bCs/>
-          <w:sz w:val="21"/>
-          <w:szCs w:val="21"/>
-        </w:rPr>
-        <w:t xml:space="preserve">no human in the loop</w:t>
-      </w:r>
-      <w:r>
-        <w:rPr>
-          <w:rFonts w:ascii="Calibri" w:hAnsi="Calibri" w:cs="Calibri"/>
-          <w:sz w:val="21"/>
-          <w:szCs w:val="21"/>
-        </w:rPr>
-        <w:t xml:space="preserve"> at </w:t>
-      </w:r>
-      <w:r>
-        <w:rPr>
-          <w:rFonts w:ascii="Calibri" w:hAnsi="Calibri" w:cs="Calibri"/>
-          <w:b/>
-          <w:bCs/>
-          <w:sz w:val="21"/>
-          <w:szCs w:val="21"/>
-        </w:rPr>
-        <w:t xml:space="preserve">91% delivery</w:t>
-      </w:r>
-    </w:p>
-    <w:p>
-      <w:pPr>
-        <w:numPr>
-          <w:ilvl w:val="0"/>
-          <w:numId w:val="1"/>
-        </w:numPr>
-        <w:spacing w:before="0" w:after="0" w:line="214" w:lineRule="auto"/>
-        <w:ind w:left="360" w:hanging="216"/>
-      </w:pPr>
-      <w:r>
-        <w:rPr>
-          <w:rFonts w:ascii="Calibri" w:hAnsi="Calibri" w:cs="Calibri"/>
-          <w:sz w:val="21"/>
-          <w:szCs w:val="21"/>
-        </w:rPr>
-        <w:t xml:space="preserve">Drove the </w:t>
-      </w:r>
-      <w:r>
-        <w:rPr>
-          <w:rFonts w:ascii="Calibri" w:hAnsi="Calibri" w:cs="Calibri"/>
-          <w:b/>
-          <w:bCs/>
-          <w:sz w:val="21"/>
-          <w:szCs w:val="21"/>
-        </w:rPr>
-        <w:t xml:space="preserve">first revenue conversion</w:t>
-      </w:r>
-      <w:r>
-        <w:rPr>
-          <w:rFonts w:ascii="Calibri" w:hAnsi="Calibri" w:cs="Calibri"/>
-          <w:sz w:val="21"/>
-          <w:szCs w:val="21"/>
-        </w:rPr>
-        <w:t xml:space="preserve"> the win-back channel ever produced, and grew reachable users </w:t>
-      </w:r>
-      <w:r>
-        <w:rPr>
-          <w:rFonts w:ascii="Calibri" w:hAnsi="Calibri" w:cs="Calibri"/>
-          <w:b/>
-          <w:bCs/>
-          <w:sz w:val="21"/>
-          <w:szCs w:val="21"/>
-        </w:rPr>
-        <w:t xml:space="preserve">~2.7×</w:t>
-      </w:r>
-      <w:r>
-        <w:rPr>
-          <w:rFonts w:ascii="Calibri" w:hAnsi="Calibri" w:cs="Calibri"/>
-          <w:sz w:val="21"/>
-          <w:szCs w:val="21"/>
-        </w:rPr>
-        <w:t xml:space="preserve"> after finding the eligibility logic had silently excluded most of the intended audience</w:t>
-      </w:r>
-    </w:p>
-    <w:p>
-      <w:pPr>
-        <w:numPr>
-          <w:ilvl w:val="0"/>
-          <w:numId w:val="1"/>
-        </w:numPr>
-        <w:spacing w:before="0" w:after="0" w:line="214" w:lineRule="auto"/>
-        <w:ind w:left="360" w:hanging="216"/>
-      </w:pPr>
-      <w:r>
-        <w:rPr>
-          <w:rFonts w:ascii="Calibri" w:hAnsi="Calibri" w:cs="Calibri"/>
-          <w:sz w:val="21"/>
-          <w:szCs w:val="21"/>
-        </w:rPr>
-        <w:t xml:space="preserve">Closed a vulnerability letting anyone with a user ID </w:t>
-      </w:r>
-      <w:r>
-        <w:rPr>
-          <w:rFonts w:ascii="Calibri" w:hAnsi="Calibri" w:cs="Calibri"/>
-          <w:b/>
-          <w:bCs/>
-          <w:sz w:val="21"/>
-          <w:szCs w:val="21"/>
-        </w:rPr>
-        <w:t xml:space="preserve">inject push notifications into a children's app</w:t>
-      </w:r>
-      <w:r>
-        <w:rPr>
-          <w:rFonts w:ascii="Calibri" w:hAnsi="Calibri" w:cs="Calibri"/>
-          <w:sz w:val="21"/>
-          <w:szCs w:val="21"/>
-        </w:rPr>
-        <w:t xml:space="preserve"> — bearer-authenticated four public endpoints with </w:t>
+        <w:t xml:space="preserve">Stopped a release that would have shipped to zero users</w:t>
+      </w:r>
+      <w:r>
+        <w:rPr>
+          <w:rFonts w:ascii="Calibri" w:hAnsi="Calibri" w:cs="Calibri"/>
+          <w:sz w:val="21"/>
+          <w:szCs w:val="21"/>
+        </w:rPr>
+        <w:t xml:space="preserve"> — the planned over-the-air update pointed at a runtime a dependency upgrade had invalidated: it would have deployed, reported success and reached nobody. Caught it against the live binaries' fingerprints and rerouted to a store build</w:t>
+      </w:r>
+    </w:p>
+    <w:p>
+      <w:pPr>
+        <w:numPr>
+          <w:ilvl w:val="0"/>
+          <w:numId w:val="1"/>
+        </w:numPr>
+        <w:spacing w:before="0" w:after="0" w:line="214" w:lineRule="auto"/>
+        <w:ind w:left="360" w:hanging="216"/>
+      </w:pPr>
+      <w:r>
+        <w:rPr>
+          <w:rFonts w:ascii="Calibri" w:hAnsi="Calibri" w:cs="Calibri"/>
+          <w:b/>
+          <w:bCs/>
+          <w:sz w:val="21"/>
+          <w:szCs w:val="21"/>
+        </w:rPr>
+        <w:t xml:space="preserve">Unblocked a population that could never have been tested</w:t>
+      </w:r>
+      <w:r>
+        <w:rPr>
+          <w:rFonts w:ascii="Calibri" w:hAnsi="Calibri" w:cs="Calibri"/>
+          <w:sz w:val="21"/>
+          <w:szCs w:val="21"/>
+        </w:rPr>
+        <w:t xml:space="preserve"> — the rollout flag was scoped by email, which cannot resolve before sign-in, so signed-out and first-time users could never receive the new experience, including the app's own login and first-class screens</w:t>
+      </w:r>
+    </w:p>
+    <w:p>
+      <w:pPr>
+        <w:numPr>
+          <w:ilvl w:val="0"/>
+          <w:numId w:val="1"/>
+        </w:numPr>
+        <w:spacing w:before="0" w:after="0" w:line="214" w:lineRule="auto"/>
+        <w:ind w:left="360" w:hanging="216"/>
+      </w:pPr>
+      <w:r>
+        <w:rPr>
+          <w:rFonts w:ascii="Calibri" w:hAnsi="Calibri" w:cs="Calibri"/>
+          <w:b/>
+          <w:bCs/>
+          <w:sz w:val="21"/>
+          <w:szCs w:val="21"/>
+        </w:rPr>
+        <w:t xml:space="preserve">Gave the company a deploy-free way to undo its entire visual layer</w:t>
+      </w:r>
+      <w:r>
+        <w:rPr>
+          <w:rFonts w:ascii="Calibri" w:hAnsi="Calibri" w:cs="Calibri"/>
+          <w:sz w:val="21"/>
+          <w:szCs w:val="21"/>
+        </w:rPr>
+        <w:t xml:space="preserve"> — reverting a UI regression used to mean a store release and days of review; it is now one switch at any percentage, over a tested byte-identical off-path</w:t>
+      </w:r>
+    </w:p>
+    <w:p>
+      <w:pPr>
+        <w:numPr>
+          <w:ilvl w:val="0"/>
+          <w:numId w:val="1"/>
+        </w:numPr>
+        <w:spacing w:before="0" w:after="0" w:line="214" w:lineRule="auto"/>
+        <w:ind w:left="360" w:hanging="216"/>
+      </w:pPr>
+      <w:r>
+        <w:rPr>
+          <w:rFonts w:ascii="Calibri" w:hAnsi="Calibri" w:cs="Calibri"/>
+          <w:b/>
+          <w:bCs/>
+          <w:sz w:val="21"/>
+          <w:szCs w:val="21"/>
+        </w:rPr>
+        <w:t xml:space="preserve">Stopped the app telling parents their child had done nothing when the network failed</w:t>
+      </w:r>
+      <w:r>
+        <w:rPr>
+          <w:rFonts w:ascii="Calibri" w:hAnsi="Calibri" w:cs="Calibri"/>
+          <w:sz w:val="21"/>
+          <w:szCs w:val="21"/>
+        </w:rPr>
+        <w:t xml:space="preserve"> — two dashboard screens drew a failed request identically to an empty one, so a parent's read on their own kid came from a dropped request</w:t>
+      </w:r>
+    </w:p>
+    <w:p>
+      <w:pPr>
+        <w:numPr>
+          <w:ilvl w:val="0"/>
+          <w:numId w:val="1"/>
+        </w:numPr>
+        <w:spacing w:before="0" w:after="0" w:line="214" w:lineRule="auto"/>
+        <w:ind w:left="360" w:hanging="216"/>
+      </w:pPr>
+      <w:r>
+        <w:rPr>
+          <w:rFonts w:ascii="Calibri" w:hAnsi="Calibri" w:cs="Calibri"/>
+          <w:b/>
+          <w:bCs/>
+          <w:sz w:val="21"/>
+          <w:szCs w:val="21"/>
+        </w:rPr>
+        <w:t xml:space="preserve">Turned a channel that went dark whenever nobody approved a send into one that runs itself</w:t>
+      </w:r>
+      <w:r>
+        <w:rPr>
+          <w:rFonts w:ascii="Calibri" w:hAnsi="Calibri" w:cs="Calibri"/>
+          <w:sz w:val="21"/>
+          <w:szCs w:val="21"/>
+        </w:rPr>
+        <w:t xml:space="preserve"> — proposing, clearing its own guardrails and reaching </w:t>
+      </w:r>
+      <w:r>
+        <w:rPr>
+          <w:rFonts w:ascii="Calibri" w:hAnsi="Calibri" w:cs="Calibri"/>
+          <w:b/>
+          <w:bCs/>
+          <w:sz w:val="21"/>
+          <w:szCs w:val="21"/>
+        </w:rPr>
+        <w:t xml:space="preserve">91% of targeted devices</w:t>
+      </w:r>
+      <w:r>
+        <w:rPr>
+          <w:rFonts w:ascii="Calibri" w:hAnsi="Calibri" w:cs="Calibri"/>
+          <w:sz w:val="21"/>
+          <w:szCs w:val="21"/>
+        </w:rPr>
+        <w:t xml:space="preserve"> unattended, producing the win-back's first ever revenue at </w:t>
+      </w:r>
+      <w:r>
+        <w:rPr>
+          <w:rFonts w:ascii="Calibri" w:hAnsi="Calibri" w:cs="Calibri"/>
+          <w:b/>
+          <w:bCs/>
+          <w:sz w:val="21"/>
+          <w:szCs w:val="21"/>
+        </w:rPr>
+        <w:t xml:space="preserve">~2.7× the reach</w:t>
+      </w:r>
+      <w:r>
+        <w:rPr>
+          <w:rFonts w:ascii="Calibri" w:hAnsi="Calibri" w:cs="Calibri"/>
+          <w:sz w:val="21"/>
+          <w:szCs w:val="21"/>
+        </w:rPr>
+        <w:t xml:space="preserve"> once I proved its eligibility logic had excluded most of its audience</w:t>
+      </w:r>
+    </w:p>
+    <w:p>
+      <w:pPr>
+        <w:numPr>
+          <w:ilvl w:val="0"/>
+          <w:numId w:val="1"/>
+        </w:numPr>
+        <w:spacing w:before="0" w:after="0" w:line="214" w:lineRule="auto"/>
+        <w:ind w:left="360" w:hanging="216"/>
+      </w:pPr>
+      <w:r>
+        <w:rPr>
+          <w:rFonts w:ascii="Calibri" w:hAnsi="Calibri" w:cs="Calibri"/>
+          <w:b/>
+          <w:bCs/>
+          <w:sz w:val="21"/>
+          <w:szCs w:val="21"/>
+        </w:rPr>
+        <w:t xml:space="preserve">Made a children's app safe from notification injection</w:t>
+      </w:r>
+      <w:r>
+        <w:rPr>
+          <w:rFonts w:ascii="Calibri" w:hAnsi="Calibri" w:cs="Calibri"/>
+          <w:sz w:val="21"/>
+          <w:szCs w:val="21"/>
+        </w:rPr>
+        <w:t xml:space="preserve"> — anyone with a user ID could push arbitrary content until I bearer-authed four public endpoints, </w:t>
       </w:r>
       <w:r>
         <w:rPr>
@@ -457,14 +461,6 @@
           <w:szCs w:val="21"/>
         </w:rPr>
         <w:t xml:space="preserve">zero caller changes</w:t>
-      </w:r>
-      <w:r>
-        <w:rPr>
-          <w:rFonts w:ascii="Calibri" w:hAnsi="Calibri" w:cs="Calibri"/>
-          <w:sz w:val="21"/>
-          <w:szCs w:val="21"/>
-        </w:rPr>
-        <w:t xml:space="preserve">, each proven against live traffic first</w:t>
       </w:r>
     </w:p>
     <w:p>
@@ -516,82 +512,76 @@
       <w:r>
         <w:rPr>
           <w:rFonts w:ascii="Calibri" w:hAnsi="Calibri" w:cs="Calibri"/>
-          <w:sz w:val="21"/>
-          <w:szCs w:val="21"/>
-        </w:rPr>
-        <w:t xml:space="preserve">Maintained a live portfolio of </w:t>
-      </w:r>
-      <w:r>
-        <w:rPr>
-          <w:rFonts w:ascii="Calibri" w:hAnsi="Calibri" w:cs="Calibri"/>
-          <w:b/>
-          <w:bCs/>
-          <w:sz w:val="21"/>
-          <w:szCs w:val="21"/>
-        </w:rPr>
-        <w:t xml:space="preserve">50+ Unity mobile game titles</w:t>
-      </w:r>
-      <w:r>
-        <w:rPr>
-          <w:rFonts w:ascii="Calibri" w:hAnsi="Calibri" w:cs="Calibri"/>
-          <w:sz w:val="21"/>
-          <w:szCs w:val="21"/>
-        </w:rPr>
-        <w:t xml:space="preserve">, improving UI/UX and core gameplay stability across releases</w:t>
-      </w:r>
-    </w:p>
-    <w:p>
-      <w:pPr>
-        <w:numPr>
-          <w:ilvl w:val="0"/>
-          <w:numId w:val="1"/>
-        </w:numPr>
-        <w:spacing w:before="0" w:after="0" w:line="214" w:lineRule="auto"/>
-        <w:ind w:left="360" w:hanging="216"/>
-      </w:pPr>
-      <w:r>
-        <w:rPr>
-          <w:rFonts w:ascii="Calibri" w:hAnsi="Calibri" w:cs="Calibri"/>
-          <w:sz w:val="21"/>
-          <w:szCs w:val="21"/>
-        </w:rPr>
-        <w:t xml:space="preserve">Resolved </w:t>
-      </w:r>
-      <w:r>
-        <w:rPr>
-          <w:rFonts w:ascii="Calibri" w:hAnsi="Calibri" w:cs="Calibri"/>
-          <w:b/>
-          <w:bCs/>
-          <w:sz w:val="21"/>
-          <w:szCs w:val="21"/>
-        </w:rPr>
-        <w:t xml:space="preserve">100+ QA-reported bugs</w:t>
-      </w:r>
-      <w:r>
-        <w:rPr>
-          <w:rFonts w:ascii="Calibri" w:hAnsi="Calibri" w:cs="Calibri"/>
-          <w:sz w:val="21"/>
-          <w:szCs w:val="21"/>
-        </w:rPr>
-        <w:t xml:space="preserve"> by modifying Unity prefabs and C# scripts, shipping fixes in production releases</w:t>
-      </w:r>
-    </w:p>
-    <w:p>
-      <w:pPr>
-        <w:numPr>
-          <w:ilvl w:val="0"/>
-          <w:numId w:val="1"/>
-        </w:numPr>
-        <w:spacing w:before="0" w:after="0" w:line="214" w:lineRule="auto"/>
-        <w:ind w:left="360" w:hanging="216"/>
-      </w:pPr>
-      <w:r>
-        <w:rPr>
-          <w:rFonts w:ascii="Calibri" w:hAnsi="Calibri" w:cs="Calibri"/>
-          <w:sz w:val="21"/>
-          <w:szCs w:val="21"/>
-        </w:rPr>
-        <w:t xml:space="preserve">Upgraded SDKs and platform modules fleet-wide to meet evolving app-store requirements and sustain production availability</w:t>
+          <w:b/>
+          <w:bCs/>
+          <w:sz w:val="21"/>
+          <w:szCs w:val="21"/>
+        </w:rPr>
+        <w:t xml:space="preserve">Kept 50+ live Unity mobile titles shipping</w:t>
+      </w:r>
+      <w:r>
+        <w:rPr>
+          <w:rFonts w:ascii="Calibri" w:hAnsi="Calibri" w:cs="Calibri"/>
+          <w:sz w:val="21"/>
+          <w:szCs w:val="21"/>
+        </w:rPr>
+        <w:t xml:space="preserve"> across a summer of releases, holding UI/UX and gameplay stable</w:t>
+      </w:r>
+    </w:p>
+    <w:p>
+      <w:pPr>
+        <w:numPr>
+          <w:ilvl w:val="0"/>
+          <w:numId w:val="1"/>
+        </w:numPr>
+        <w:spacing w:before="0" w:after="0" w:line="214" w:lineRule="auto"/>
+        <w:ind w:left="360" w:hanging="216"/>
+      </w:pPr>
+      <w:r>
+        <w:rPr>
+          <w:rFonts w:ascii="Calibri" w:hAnsi="Calibri" w:cs="Calibri"/>
+          <w:b/>
+          <w:bCs/>
+          <w:sz w:val="21"/>
+          <w:szCs w:val="21"/>
+        </w:rPr>
+        <w:t xml:space="preserve">Cleared 100+ QA-reported bugs into production</w:t>
+      </w:r>
+      <w:r>
+        <w:rPr>
+          <w:rFonts w:ascii="Calibri" w:hAnsi="Calibri" w:cs="Calibri"/>
+          <w:sz w:val="21"/>
+          <w:szCs w:val="21"/>
+        </w:rPr>
+        <w:t xml:space="preserve">, in Unity prefabs and C# across a portfolio no single engineer owned</w:t>
+      </w:r>
+    </w:p>
+    <w:p>
+      <w:pPr>
+        <w:numPr>
+          <w:ilvl w:val="0"/>
+          <w:numId w:val="1"/>
+        </w:numPr>
+        <w:spacing w:before="0" w:after="0" w:line="214" w:lineRule="auto"/>
+        <w:ind w:left="360" w:hanging="216"/>
+      </w:pPr>
+      <w:r>
+        <w:rPr>
+          <w:rFonts w:ascii="Calibri" w:hAnsi="Calibri" w:cs="Calibri"/>
+          <w:b/>
+          <w:bCs/>
+          <w:sz w:val="21"/>
+          <w:szCs w:val="21"/>
+        </w:rPr>
+        <w:t xml:space="preserve">Kept the portfolio compliant and in the stores</w:t>
+      </w:r>
+      <w:r>
+        <w:rPr>
+          <w:rFonts w:ascii="Calibri" w:hAnsi="Calibri" w:cs="Calibri"/>
+          <w:sz w:val="21"/>
+          <w:szCs w:val="21"/>
+        </w:rPr>
+        <w:t xml:space="preserve"> through a platform requirement change, upgrading SDKs fleet-wide</w:t>
       </w:r>
     </w:p>
     <w:p>
@@ -643,10 +633,20 @@
       <w:r>
         <w:rPr>
           <w:rFonts w:ascii="Calibri" w:hAnsi="Calibri" w:cs="Calibri"/>
-          <w:sz w:val="21"/>
-          <w:szCs w:val="21"/>
-        </w:rPr>
-        <w:t xml:space="preserve">Led a cross-functional team of </w:t>
+          <w:b/>
+          <w:bCs/>
+          <w:sz w:val="21"/>
+          <w:szCs w:val="21"/>
+        </w:rPr>
+        <w:t xml:space="preserve">Shipped client-facing 0-to-1 products</w:t>
+      </w:r>
+      <w:r>
+        <w:rPr>
+          <w:rFonts w:ascii="Calibri" w:hAnsi="Calibri" w:cs="Calibri"/>
+          <w:sz w:val="21"/>
+          <w:szCs w:val="21"/>
+        </w:rPr>
+        <w:t xml:space="preserve"> leading a cross-functional team of </w:t>
       </w:r>
       <w:r>
         <w:rPr>
@@ -664,53 +664,7 @@
           <w:sz w:val="21"/>
           <w:szCs w:val="21"/>
         </w:rPr>
-        <w:t xml:space="preserve"> designers and developers to ship client-facing </w:t>
-      </w:r>
-      <w:r>
-        <w:rPr>
-          <w:rFonts w:ascii="Calibri" w:hAnsi="Calibri" w:cs="Calibri"/>
-          <w:b/>
-          <w:bCs/>
-          <w:sz w:val="21"/>
-          <w:szCs w:val="21"/>
-        </w:rPr>
-        <w:t xml:space="preserve">0-to-1 products</w:t>
-      </w:r>
-    </w:p>
-    <w:p>
-      <w:pPr>
-        <w:numPr>
-          <w:ilvl w:val="0"/>
-          <w:numId w:val="1"/>
-        </w:numPr>
-        <w:spacing w:before="0" w:after="0" w:line="214" w:lineRule="auto"/>
-        <w:ind w:left="360" w:hanging="216"/>
-      </w:pPr>
-      <w:r>
-        <w:rPr>
-          <w:rFonts w:ascii="Calibri" w:hAnsi="Calibri" w:cs="Calibri"/>
-          <w:sz w:val="21"/>
-          <w:szCs w:val="21"/>
-        </w:rPr>
-        <w:t xml:space="preserve">Defined end-to-end user flows, interaction patterns, and reusable interface systems across multiple deliverables</w:t>
-      </w:r>
-    </w:p>
-    <w:p>
-      <w:pPr>
-        <w:numPr>
-          <w:ilvl w:val="0"/>
-          <w:numId w:val="1"/>
-        </w:numPr>
-        <w:spacing w:before="0" w:after="0" w:line="214" w:lineRule="auto"/>
-        <w:ind w:left="360" w:hanging="216"/>
-      </w:pPr>
-      <w:r>
-        <w:rPr>
-          <w:rFonts w:ascii="Calibri" w:hAnsi="Calibri" w:cs="Calibri"/>
-          <w:sz w:val="21"/>
-          <w:szCs w:val="21"/>
-        </w:rPr>
-        <w:t xml:space="preserve">Shipped polished, user-centered features across semester-long client project cycles</w:t>
+        <w:t xml:space="preserve"> designers and developers</w:t>
       </w:r>
     </w:p>
     <w:p>
@@ -728,15 +682,15 @@
           <w:sz w:val="21"/>
           <w:szCs w:val="21"/>
         </w:rPr>
-        <w:t xml:space="preserve">Military Interpreter</w:t>
-      </w:r>
-      <w:r>
-        <w:rPr>
-          <w:rFonts w:ascii="Calibri" w:hAnsi="Calibri" w:cs="Calibri"/>
-          <w:sz w:val="21"/>
-          <w:szCs w:val="21"/>
-        </w:rPr>
-        <w:t xml:space="preserve">, Capital Defense Command (ROK Army)</w:t>
+        <w:t xml:space="preserve">Database Engineer Intern</w:t>
+      </w:r>
+      <w:r>
+        <w:rPr>
+          <w:rFonts w:ascii="Calibri" w:hAnsi="Calibri" w:cs="Calibri"/>
+          <w:sz w:val="21"/>
+          <w:szCs w:val="21"/>
+        </w:rPr>
+        <w:t xml:space="preserve">, IT-Farm</w:t>
       </w:r>
       <w:r>
         <w:rPr>
@@ -747,79 +701,6 @@
           <w:szCs w:val="20"/>
         </w:rPr>
         <w:tab/>
-        <w:t xml:space="preserve">Dec 2022 – June 2024  ·  Seoul, South Korea</w:t>
-      </w:r>
-    </w:p>
-    <w:p>
-      <w:pPr>
-        <w:numPr>
-          <w:ilvl w:val="0"/>
-          <w:numId w:val="1"/>
-        </w:numPr>
-        <w:spacing w:before="0" w:after="0" w:line="214" w:lineRule="auto"/>
-        <w:ind w:left="360" w:hanging="216"/>
-      </w:pPr>
-      <w:r>
-        <w:rPr>
-          <w:rFonts w:ascii="Calibri" w:hAnsi="Calibri" w:cs="Calibri"/>
-          <w:sz w:val="21"/>
-          <w:szCs w:val="21"/>
-        </w:rPr>
-        <w:t xml:space="preserve">Provided real-time English–Korean interpretation in high-security, multi-agency environments for international stakeholders</w:t>
-      </w:r>
-    </w:p>
-    <w:p>
-      <w:pPr>
-        <w:numPr>
-          <w:ilvl w:val="0"/>
-          <w:numId w:val="1"/>
-        </w:numPr>
-        <w:spacing w:before="0" w:after="0" w:line="214" w:lineRule="auto"/>
-        <w:ind w:left="360" w:hanging="216"/>
-      </w:pPr>
-      <w:r>
-        <w:rPr>
-          <w:rFonts w:ascii="Calibri" w:hAnsi="Calibri" w:cs="Calibri"/>
-          <w:sz w:val="21"/>
-          <w:szCs w:val="21"/>
-        </w:rPr>
-        <w:t xml:space="preserve">Translated sensitive documents and briefings with precision, enabling coordination across government and defense teams</w:t>
-      </w:r>
-    </w:p>
-    <w:p>
-      <w:pPr>
-        <w:tabs>
-          <w:tab w:val="right" w:pos="10944"/>
-        </w:tabs>
-        <w:spacing w:before="100" w:after="0" w:line="214" w:lineRule="auto"/>
-      </w:pPr>
-      <w:r>
-        <w:rPr>
-          <w:rFonts w:ascii="Calibri" w:hAnsi="Calibri" w:cs="Calibri"/>
-          <w:b/>
-          <w:bCs/>
-          <w:sz w:val="21"/>
-          <w:szCs w:val="21"/>
-        </w:rPr>
-        <w:t xml:space="preserve">Database Engineer Intern</w:t>
-      </w:r>
-      <w:r>
-        <w:rPr>
-          <w:rFonts w:ascii="Calibri" w:hAnsi="Calibri" w:cs="Calibri"/>
-          <w:sz w:val="21"/>
-          <w:szCs w:val="21"/>
-        </w:rPr>
-        <w:t xml:space="preserve">, IT-Farm</w:t>
-      </w:r>
-      <w:r>
-        <w:rPr>
-          <w:rFonts w:ascii="Calibri" w:hAnsi="Calibri" w:cs="Calibri"/>
-          <w:i/>
-          <w:iCs/>
-          <w:sz w:val="20"/>
-          <w:szCs w:val="20"/>
-        </w:rPr>
-        <w:tab/>
         <w:t xml:space="preserve">June 2022 – Aug 2022  ·  Seongnam, South Korea</w:t>
       </w:r>
     </w:p>
@@ -835,82 +716,66 @@
       <w:r>
         <w:rPr>
           <w:rFonts w:ascii="Calibri" w:hAnsi="Calibri" w:cs="Calibri"/>
-          <w:sz w:val="21"/>
-          <w:szCs w:val="21"/>
-        </w:rPr>
-        <w:t xml:space="preserve">Designed and implemented a SQL database prototype managing </w:t>
-      </w:r>
-      <w:r>
-        <w:rPr>
-          <w:rFonts w:ascii="Calibri" w:hAnsi="Calibri" w:cs="Calibri"/>
-          <w:b/>
-          <w:bCs/>
-          <w:sz w:val="21"/>
-          <w:szCs w:val="21"/>
-        </w:rPr>
-        <w:t xml:space="preserve">1M+ data entities</w:t>
-      </w:r>
-      <w:r>
-        <w:rPr>
-          <w:rFonts w:ascii="Calibri" w:hAnsi="Calibri" w:cs="Calibri"/>
-          <w:sz w:val="21"/>
-          <w:szCs w:val="21"/>
-        </w:rPr>
-        <w:t xml:space="preserve"> using Oracle and SQLite</w:t>
-      </w:r>
-    </w:p>
-    <w:p>
-      <w:pPr>
-        <w:numPr>
-          <w:ilvl w:val="0"/>
-          <w:numId w:val="1"/>
-        </w:numPr>
-        <w:spacing w:before="0" w:after="0" w:line="214" w:lineRule="auto"/>
-        <w:ind w:left="360" w:hanging="216"/>
-      </w:pPr>
-      <w:r>
-        <w:rPr>
-          <w:rFonts w:ascii="Calibri" w:hAnsi="Calibri" w:cs="Calibri"/>
-          <w:sz w:val="21"/>
-          <w:szCs w:val="21"/>
-        </w:rPr>
-        <w:t xml:space="preserve">Processed and organized semiconductor datasets from </w:t>
-      </w:r>
-      <w:r>
-        <w:rPr>
-          <w:rFonts w:ascii="Calibri" w:hAnsi="Calibri" w:cs="Calibri"/>
-          <w:b/>
-          <w:bCs/>
-          <w:sz w:val="21"/>
-          <w:szCs w:val="21"/>
-        </w:rPr>
-        <w:t xml:space="preserve">20+ client companies</w:t>
-      </w:r>
-      <w:r>
-        <w:rPr>
-          <w:rFonts w:ascii="Calibri" w:hAnsi="Calibri" w:cs="Calibri"/>
-          <w:sz w:val="21"/>
-          <w:szCs w:val="21"/>
-        </w:rPr>
-        <w:t xml:space="preserve">, including Samsung, SK, and LG</w:t>
-      </w:r>
-    </w:p>
-    <w:p>
-      <w:pPr>
-        <w:numPr>
-          <w:ilvl w:val="0"/>
-          <w:numId w:val="1"/>
-        </w:numPr>
-        <w:spacing w:before="0" w:after="0" w:line="214" w:lineRule="auto"/>
-        <w:ind w:left="360" w:hanging="216"/>
-      </w:pPr>
-      <w:r>
-        <w:rPr>
-          <w:rFonts w:ascii="Calibri" w:hAnsi="Calibri" w:cs="Calibri"/>
-          <w:sz w:val="21"/>
-          <w:szCs w:val="21"/>
-        </w:rPr>
-        <w:t xml:space="preserve">Wrote and optimized SQL queries to improve retrieval and management efficiency across large-scale datasets</w:t>
+          <w:b/>
+          <w:bCs/>
+          <w:sz w:val="21"/>
+          <w:szCs w:val="21"/>
+        </w:rPr>
+        <w:t xml:space="preserve">Made semiconductor data from 20+ client companies queryable</w:t>
+      </w:r>
+      <w:r>
+        <w:rPr>
+          <w:rFonts w:ascii="Calibri" w:hAnsi="Calibri" w:cs="Calibri"/>
+          <w:sz w:val="21"/>
+          <w:szCs w:val="21"/>
+        </w:rPr>
+        <w:t xml:space="preserve"> — including Samsung, SK and LG — by designing a SQL database prototype managing </w:t>
+      </w:r>
+      <w:r>
+        <w:rPr>
+          <w:rFonts w:ascii="Calibri" w:hAnsi="Calibri" w:cs="Calibri"/>
+          <w:b/>
+          <w:bCs/>
+          <w:sz w:val="21"/>
+          <w:szCs w:val="21"/>
+        </w:rPr>
+        <w:t xml:space="preserve">1M+ entities</w:t>
+      </w:r>
+      <w:r>
+        <w:rPr>
+          <w:rFonts w:ascii="Calibri" w:hAnsi="Calibri" w:cs="Calibri"/>
+          <w:sz w:val="21"/>
+          <w:szCs w:val="21"/>
+        </w:rPr>
+        <w:t xml:space="preserve"> in Oracle and SQLite</w:t>
+      </w:r>
+    </w:p>
+    <w:p>
+      <w:pPr>
+        <w:numPr>
+          <w:ilvl w:val="0"/>
+          <w:numId w:val="1"/>
+        </w:numPr>
+        <w:spacing w:before="0" w:after="0" w:line="214" w:lineRule="auto"/>
+        <w:ind w:left="360" w:hanging="216"/>
+      </w:pPr>
+      <w:r>
+        <w:rPr>
+          <w:rFonts w:ascii="Calibri" w:hAnsi="Calibri" w:cs="Calibri"/>
+          <w:b/>
+          <w:bCs/>
+          <w:sz w:val="21"/>
+          <w:szCs w:val="21"/>
+        </w:rPr>
+        <w:t xml:space="preserve">Cut retrieval time across large-scale datasets</w:t>
+      </w:r>
+      <w:r>
+        <w:rPr>
+          <w:rFonts w:ascii="Calibri" w:hAnsi="Calibri" w:cs="Calibri"/>
+          <w:sz w:val="21"/>
+          <w:szCs w:val="21"/>
+        </w:rPr>
+        <w:t xml:space="preserve"> by restructuring and optimizing the queries the team relied on</w:t>
       </w:r>
     </w:p>
     <w:p>
@@ -992,56 +857,58 @@
       <w:r>
         <w:rPr>
           <w:rFonts w:ascii="Calibri" w:hAnsi="Calibri" w:cs="Calibri"/>
-          <w:sz w:val="21"/>
-          <w:szCs w:val="21"/>
-        </w:rPr>
-        <w:t xml:space="preserve">Built the </w:t>
-      </w:r>
-      <w:r>
-        <w:rPr>
-          <w:rFonts w:ascii="Calibri" w:hAnsi="Calibri" w:cs="Calibri"/>
-          <w:b/>
-          <w:bCs/>
-          <w:sz w:val="21"/>
-          <w:szCs w:val="21"/>
-        </w:rPr>
-        <w:t xml:space="preserve">interactive 3D gallery</w:t>
-      </w:r>
-      <w:r>
-        <w:rPr>
-          <w:rFonts w:ascii="Calibri" w:hAnsi="Calibri" w:cs="Calibri"/>
-          <w:sz w:val="21"/>
-          <w:szCs w:val="21"/>
-        </w:rPr>
-        <w:t xml:space="preserve"> in React Three Fiber for a collaborative time-capsule web app (team of 4) — real-time rendering, animation, and direct-manipulation placement of media in 3D</w:t>
-      </w:r>
-    </w:p>
-    <w:p>
-      <w:pPr>
-        <w:numPr>
-          <w:ilvl w:val="0"/>
-          <w:numId w:val="1"/>
-        </w:numPr>
-        <w:spacing w:before="0" w:after="0" w:line="214" w:lineRule="auto"/>
-        <w:ind w:left="360" w:hanging="216"/>
-      </w:pPr>
-      <w:r>
-        <w:rPr>
-          <w:rFonts w:ascii="Calibri" w:hAnsi="Calibri" w:cs="Calibri"/>
-          <w:sz w:val="21"/>
-          <w:szCs w:val="21"/>
-        </w:rPr>
-        <w:t xml:space="preserve">Owned the product's </w:t>
-      </w:r>
-      <w:r>
-        <w:rPr>
-          <w:rFonts w:ascii="Calibri" w:hAnsi="Calibri" w:cs="Calibri"/>
-          <w:b/>
-          <w:bCs/>
-          <w:sz w:val="21"/>
-          <w:szCs w:val="21"/>
-        </w:rPr>
-        <w:t xml:space="preserve">front-end UI and interaction design</w:t>
+          <w:b/>
+          <w:bCs/>
+          <w:sz w:val="21"/>
+          <w:szCs w:val="21"/>
+        </w:rPr>
+        <w:t xml:space="preserve">Made memories something you walk through rather than scroll</w:t>
+      </w:r>
+      <w:r>
+        <w:rPr>
+          <w:rFonts w:ascii="Calibri" w:hAnsi="Calibri" w:cs="Calibri"/>
+          <w:sz w:val="21"/>
+          <w:szCs w:val="21"/>
+        </w:rPr>
+        <w:t xml:space="preserve"> — the </w:t>
+      </w:r>
+      <w:r>
+        <w:rPr>
+          <w:rFonts w:ascii="Calibri" w:hAnsi="Calibri" w:cs="Calibri"/>
+          <w:b/>
+          <w:bCs/>
+          <w:sz w:val="21"/>
+          <w:szCs w:val="21"/>
+        </w:rPr>
+        <w:t xml:space="preserve">3D gallery</w:t>
+      </w:r>
+      <w:r>
+        <w:rPr>
+          <w:rFonts w:ascii="Calibri" w:hAnsi="Calibri" w:cs="Calibri"/>
+          <w:sz w:val="21"/>
+          <w:szCs w:val="21"/>
+        </w:rPr>
+        <w:t xml:space="preserve"> in React Three Fiber for a collaborative time-capsule app (team of 4), with direct-manipulation placement</w:t>
+      </w:r>
+    </w:p>
+    <w:p>
+      <w:pPr>
+        <w:numPr>
+          <w:ilvl w:val="0"/>
+          <w:numId w:val="1"/>
+        </w:numPr>
+        <w:spacing w:before="0" w:after="0" w:line="214" w:lineRule="auto"/>
+        <w:ind w:left="360" w:hanging="216"/>
+      </w:pPr>
+      <w:r>
+        <w:rPr>
+          <w:rFonts w:ascii="Calibri" w:hAnsi="Calibri" w:cs="Calibri"/>
+          <w:b/>
+          <w:bCs/>
+          <w:sz w:val="21"/>
+          <w:szCs w:val="21"/>
+        </w:rPr>
+        <w:t xml:space="preserve">Owned how the product felt to use</w:t>
       </w:r>
       <w:r>
         <w:rPr>
@@ -1111,82 +978,66 @@
       <w:r>
         <w:rPr>
           <w:rFonts w:ascii="Calibri" w:hAnsi="Calibri" w:cs="Calibri"/>
-          <w:sz w:val="21"/>
-          <w:szCs w:val="21"/>
-        </w:rPr>
-        <w:t xml:space="preserve">Implemented a </w:t>
-      </w:r>
-      <w:r>
-        <w:rPr>
-          <w:rFonts w:ascii="Calibri" w:hAnsi="Calibri" w:cs="Calibri"/>
-          <w:b/>
-          <w:bCs/>
-          <w:sz w:val="21"/>
-          <w:szCs w:val="21"/>
-        </w:rPr>
-        <w:t xml:space="preserve">half-edge mesh data structure</w:t>
-      </w:r>
-      <w:r>
-        <w:rPr>
-          <w:rFonts w:ascii="Calibri" w:hAnsi="Calibri" w:cs="Calibri"/>
-          <w:sz w:val="21"/>
-          <w:szCs w:val="21"/>
-        </w:rPr>
-        <w:t xml:space="preserve"> (Face/HalfEdge/Vertex, smart-pointer ownership) for topology-aware traversal and editing</w:t>
-      </w:r>
-    </w:p>
-    <w:p>
-      <w:pPr>
-        <w:numPr>
-          <w:ilvl w:val="0"/>
-          <w:numId w:val="1"/>
-        </w:numPr>
-        <w:spacing w:before="0" w:after="0" w:line="214" w:lineRule="auto"/>
-        <w:ind w:left="360" w:hanging="216"/>
-      </w:pPr>
-      <w:r>
-        <w:rPr>
-          <w:rFonts w:ascii="Calibri" w:hAnsi="Calibri" w:cs="Calibri"/>
-          <w:sz w:val="21"/>
-          <w:szCs w:val="21"/>
-        </w:rPr>
-        <w:t xml:space="preserve">Wrote an </w:t>
-      </w:r>
-      <w:r>
-        <w:rPr>
-          <w:rFonts w:ascii="Calibri" w:hAnsi="Calibri" w:cs="Calibri"/>
-          <w:b/>
-          <w:bCs/>
-          <w:sz w:val="21"/>
-          <w:szCs w:val="21"/>
-        </w:rPr>
-        <w:t xml:space="preserve">OBJ parser</w:t>
-      </w:r>
-      <w:r>
-        <w:rPr>
-          <w:rFonts w:ascii="Calibri" w:hAnsi="Calibri" w:cs="Calibri"/>
-          <w:sz w:val="21"/>
-          <w:szCs w:val="21"/>
-        </w:rPr>
-        <w:t xml:space="preserve"> that builds the mesh from arbitrary n-gon inputs, rendered via OpenGL VBOs</w:t>
-      </w:r>
-    </w:p>
-    <w:p>
-      <w:pPr>
-        <w:numPr>
-          <w:ilvl w:val="0"/>
-          <w:numId w:val="1"/>
-        </w:numPr>
-        <w:spacing w:before="0" w:after="0" w:line="214" w:lineRule="auto"/>
-        <w:ind w:left="360" w:hanging="216"/>
-      </w:pPr>
-      <w:r>
-        <w:rPr>
-          <w:rFonts w:ascii="Calibri" w:hAnsi="Calibri" w:cs="Calibri"/>
-          <w:sz w:val="21"/>
-          <w:szCs w:val="21"/>
-        </w:rPr>
-        <w:t xml:space="preserve">Implemented </w:t>
+          <w:b/>
+          <w:bCs/>
+          <w:sz w:val="21"/>
+          <w:szCs w:val="21"/>
+        </w:rPr>
+        <w:t xml:space="preserve">Made arbitrary meshes editable in place</w:t>
+      </w:r>
+      <w:r>
+        <w:rPr>
+          <w:rFonts w:ascii="Calibri" w:hAnsi="Calibri" w:cs="Calibri"/>
+          <w:sz w:val="21"/>
+          <w:szCs w:val="21"/>
+        </w:rPr>
+        <w:t xml:space="preserve"> — a </w:t>
+      </w:r>
+      <w:r>
+        <w:rPr>
+          <w:rFonts w:ascii="Calibri" w:hAnsi="Calibri" w:cs="Calibri"/>
+          <w:b/>
+          <w:bCs/>
+          <w:sz w:val="21"/>
+          <w:szCs w:val="21"/>
+        </w:rPr>
+        <w:t xml:space="preserve">half-edge structure</w:t>
+      </w:r>
+      <w:r>
+        <w:rPr>
+          <w:rFonts w:ascii="Calibri" w:hAnsi="Calibri" w:cs="Calibri"/>
+          <w:sz w:val="21"/>
+          <w:szCs w:val="21"/>
+        </w:rPr>
+        <w:t xml:space="preserve"> giving topology-aware traversal, plus an OBJ parser accepting arbitrary n-gons, rendered via OpenGL VBOs</w:t>
+      </w:r>
+    </w:p>
+    <w:p>
+      <w:pPr>
+        <w:numPr>
+          <w:ilvl w:val="0"/>
+          <w:numId w:val="1"/>
+        </w:numPr>
+        <w:spacing w:before="0" w:after="0" w:line="214" w:lineRule="auto"/>
+        <w:ind w:left="360" w:hanging="216"/>
+      </w:pPr>
+      <w:r>
+        <w:rPr>
+          <w:rFonts w:ascii="Calibri" w:hAnsi="Calibri" w:cs="Calibri"/>
+          <w:b/>
+          <w:bCs/>
+          <w:sz w:val="21"/>
+          <w:szCs w:val="21"/>
+        </w:rPr>
+        <w:t xml:space="preserve">Turned coarse geometry into smooth surfaces</w:t>
+      </w:r>
+      <w:r>
+        <w:rPr>
+          <w:rFonts w:ascii="Calibri" w:hAnsi="Calibri" w:cs="Calibri"/>
+          <w:sz w:val="21"/>
+          <w:szCs w:val="21"/>
+        </w:rPr>
+        <w:t xml:space="preserve"> with </w:t>
       </w:r>
       <w:r>
         <w:rPr>
@@ -1266,100 +1117,84 @@
       <w:r>
         <w:rPr>
           <w:rFonts w:ascii="Calibri" w:hAnsi="Calibri" w:cs="Calibri"/>
-          <w:sz w:val="21"/>
-          <w:szCs w:val="21"/>
-        </w:rPr>
-        <w:t xml:space="preserve">Built </w:t>
-      </w:r>
-      <w:r>
-        <w:rPr>
-          <w:rFonts w:ascii="Calibri" w:hAnsi="Calibri" w:cs="Calibri"/>
-          <w:b/>
-          <w:bCs/>
-          <w:sz w:val="21"/>
-          <w:szCs w:val="21"/>
-        </w:rPr>
-        <w:t xml:space="preserve">7-biome procedural world generation</w:t>
-      </w:r>
-      <w:r>
-        <w:rPr>
-          <w:rFonts w:ascii="Calibri" w:hAnsi="Calibri" w:cs="Calibri"/>
-          <w:sz w:val="21"/>
-          <w:szCs w:val="21"/>
-        </w:rPr>
-        <w:t xml:space="preserve"> for a from-scratch voxel engine (team of 3) — Perlin/FBM/Voronoi noise with smoothstep blending</w:t>
-      </w:r>
-    </w:p>
-    <w:p>
-      <w:pPr>
-        <w:numPr>
-          <w:ilvl w:val="0"/>
-          <w:numId w:val="1"/>
-        </w:numPr>
-        <w:spacing w:before="0" w:after="0" w:line="214" w:lineRule="auto"/>
-        <w:ind w:left="360" w:hanging="216"/>
-      </w:pPr>
-      <w:r>
-        <w:rPr>
-          <w:rFonts w:ascii="Calibri" w:hAnsi="Calibri" w:cs="Calibri"/>
-          <w:sz w:val="21"/>
-          <w:szCs w:val="21"/>
-        </w:rPr>
-        <w:t xml:space="preserve">Carved </w:t>
-      </w:r>
-      <w:r>
-        <w:rPr>
-          <w:rFonts w:ascii="Calibri" w:hAnsi="Calibri" w:cs="Calibri"/>
-          <w:b/>
-          <w:bCs/>
-          <w:sz w:val="21"/>
-          <w:szCs w:val="21"/>
-        </w:rPr>
-        <w:t xml:space="preserve">3D Perlin-noise caves</w:t>
-      </w:r>
-      <w:r>
-        <w:rPr>
-          <w:rFonts w:ascii="Calibri" w:hAnsi="Calibri" w:cs="Calibri"/>
-          <w:sz w:val="21"/>
-          <w:szCs w:val="21"/>
-        </w:rPr>
-        <w:t xml:space="preserve"> and post-process water/lava overlays via a framebuffer pass</w:t>
-      </w:r>
-    </w:p>
-    <w:p>
-      <w:pPr>
-        <w:numPr>
-          <w:ilvl w:val="0"/>
-          <w:numId w:val="1"/>
-        </w:numPr>
-        <w:spacing w:before="0" w:after="0" w:line="214" w:lineRule="auto"/>
-        <w:ind w:left="360" w:hanging="216"/>
-      </w:pPr>
-      <w:r>
-        <w:rPr>
-          <w:rFonts w:ascii="Calibri" w:hAnsi="Calibri" w:cs="Calibri"/>
-          <w:sz w:val="21"/>
-          <w:szCs w:val="21"/>
-        </w:rPr>
-        <w:t xml:space="preserve">Engineered the GLSL </w:t>
-      </w:r>
-      <w:r>
-        <w:rPr>
-          <w:rFonts w:ascii="Calibri" w:hAnsi="Calibri" w:cs="Calibri"/>
-          <w:b/>
-          <w:bCs/>
-          <w:sz w:val="21"/>
-          <w:szCs w:val="21"/>
-        </w:rPr>
-        <w:t xml:space="preserve">render pipeline</w:t>
-      </w:r>
-      <w:r>
-        <w:rPr>
-          <w:rFonts w:ascii="Calibri" w:hAnsi="Calibri" w:cs="Calibri"/>
-          <w:sz w:val="21"/>
-          <w:szCs w:val="21"/>
-        </w:rPr>
-        <w:t xml:space="preserve"> — PCF shadow mapping, screen-space reflections, vertex AO, and a day-night cycle</w:t>
+          <w:b/>
+          <w:bCs/>
+          <w:sz w:val="21"/>
+          <w:szCs w:val="21"/>
+        </w:rPr>
+        <w:t xml:space="preserve">Made a from-scratch voxel world read as varied rather than noisy</w:t>
+      </w:r>
+      <w:r>
+        <w:rPr>
+          <w:rFonts w:ascii="Calibri" w:hAnsi="Calibri" w:cs="Calibri"/>
+          <w:sz w:val="21"/>
+          <w:szCs w:val="21"/>
+        </w:rPr>
+        <w:t xml:space="preserve"> — </w:t>
+      </w:r>
+      <w:r>
+        <w:rPr>
+          <w:rFonts w:ascii="Calibri" w:hAnsi="Calibri" w:cs="Calibri"/>
+          <w:b/>
+          <w:bCs/>
+          <w:sz w:val="21"/>
+          <w:szCs w:val="21"/>
+        </w:rPr>
+        <w:t xml:space="preserve">7-biome procedural generation</w:t>
+      </w:r>
+      <w:r>
+        <w:rPr>
+          <w:rFonts w:ascii="Calibri" w:hAnsi="Calibri" w:cs="Calibri"/>
+          <w:sz w:val="21"/>
+          <w:szCs w:val="21"/>
+        </w:rPr>
+        <w:t xml:space="preserve"> (Perlin/FBM/Voronoi) and </w:t>
+      </w:r>
+      <w:r>
+        <w:rPr>
+          <w:rFonts w:ascii="Calibri" w:hAnsi="Calibri" w:cs="Calibri"/>
+          <w:b/>
+          <w:bCs/>
+          <w:sz w:val="21"/>
+          <w:szCs w:val="21"/>
+        </w:rPr>
+        <w:t xml:space="preserve">3D Perlin caves</w:t>
+      </w:r>
+      <w:r>
+        <w:rPr>
+          <w:rFonts w:ascii="Calibri" w:hAnsi="Calibri" w:cs="Calibri"/>
+          <w:sz w:val="21"/>
+          <w:szCs w:val="21"/>
+        </w:rPr>
+        <w:t xml:space="preserve"> in a C++/OpenGL engine (team of 3)</w:t>
+      </w:r>
+    </w:p>
+    <w:p>
+      <w:pPr>
+        <w:numPr>
+          <w:ilvl w:val="0"/>
+          <w:numId w:val="1"/>
+        </w:numPr>
+        <w:spacing w:before="0" w:after="0" w:line="214" w:lineRule="auto"/>
+        <w:ind w:left="360" w:hanging="216"/>
+      </w:pPr>
+      <w:r>
+        <w:rPr>
+          <w:rFonts w:ascii="Calibri" w:hAnsi="Calibri" w:cs="Calibri"/>
+          <w:b/>
+          <w:bCs/>
+          <w:sz w:val="21"/>
+          <w:szCs w:val="21"/>
+        </w:rPr>
+        <w:t xml:space="preserve">Made that world legible</w:t>
+      </w:r>
+      <w:r>
+        <w:rPr>
+          <w:rFonts w:ascii="Calibri" w:hAnsi="Calibri" w:cs="Calibri"/>
+          <w:sz w:val="21"/>
+          <w:szCs w:val="21"/>
+        </w:rPr>
+        <w:t xml:space="preserve"> — the GLSL pipeline I owned: PCF shadows, screen-space reflections, vertex AO, day-night cycle</w:t>
       </w:r>
     </w:p>
     <w:p>

--- a/apps/resume/dist/Brian_Lee_Resume_SWE.docx
+++ b/apps/resume/dist/Brian_Lee_Resume_SWE.docx
@@ -322,62 +322,6 @@
           <w:sz w:val="21"/>
           <w:szCs w:val="21"/>
         </w:rPr>
-        <w:t xml:space="preserve">Gave the company a deploy-free way to undo its entire visual layer</w:t>
-      </w:r>
-      <w:r>
-        <w:rPr>
-          <w:rFonts w:ascii="Calibri" w:hAnsi="Calibri" w:cs="Calibri"/>
-          <w:sz w:val="21"/>
-          <w:szCs w:val="21"/>
-        </w:rPr>
-        <w:t xml:space="preserve"> — reverting a UI regression used to mean a store release and days of review; it is now one switch at any percentage, over a tested byte-identical off-path</w:t>
-      </w:r>
-    </w:p>
-    <w:p>
-      <w:pPr>
-        <w:numPr>
-          <w:ilvl w:val="0"/>
-          <w:numId w:val="1"/>
-        </w:numPr>
-        <w:spacing w:before="0" w:after="0" w:line="214" w:lineRule="auto"/>
-        <w:ind w:left="360" w:hanging="216"/>
-      </w:pPr>
-      <w:r>
-        <w:rPr>
-          <w:rFonts w:ascii="Calibri" w:hAnsi="Calibri" w:cs="Calibri"/>
-          <w:b/>
-          <w:bCs/>
-          <w:sz w:val="21"/>
-          <w:szCs w:val="21"/>
-        </w:rPr>
-        <w:t xml:space="preserve">Stopped the app telling parents their child had done nothing when the network failed</w:t>
-      </w:r>
-      <w:r>
-        <w:rPr>
-          <w:rFonts w:ascii="Calibri" w:hAnsi="Calibri" w:cs="Calibri"/>
-          <w:sz w:val="21"/>
-          <w:szCs w:val="21"/>
-        </w:rPr>
-        <w:t xml:space="preserve"> — two dashboard screens drew a failed request identically to an empty one, so a parent's read on their own kid came from a dropped request</w:t>
-      </w:r>
-    </w:p>
-    <w:p>
-      <w:pPr>
-        <w:numPr>
-          <w:ilvl w:val="0"/>
-          <w:numId w:val="1"/>
-        </w:numPr>
-        <w:spacing w:before="0" w:after="0" w:line="214" w:lineRule="auto"/>
-        <w:ind w:left="360" w:hanging="216"/>
-      </w:pPr>
-      <w:r>
-        <w:rPr>
-          <w:rFonts w:ascii="Calibri" w:hAnsi="Calibri" w:cs="Calibri"/>
-          <w:b/>
-          <w:bCs/>
-          <w:sz w:val="21"/>
-          <w:szCs w:val="21"/>
-        </w:rPr>
         <w:t xml:space="preserve">Turned a channel that went dark whenever nobody approved a send into one that runs itself</w:t>
       </w:r>
       <w:r>
@@ -665,6 +609,99 @@
           <w:szCs w:val="21"/>
         </w:rPr>
         <w:t xml:space="preserve"> designers and developers</w:t>
+      </w:r>
+    </w:p>
+    <w:p>
+      <w:pPr>
+        <w:numPr>
+          <w:ilvl w:val="0"/>
+          <w:numId w:val="1"/>
+        </w:numPr>
+        <w:spacing w:before="0" w:after="0" w:line="214" w:lineRule="auto"/>
+        <w:ind w:left="360" w:hanging="216"/>
+      </w:pPr>
+      <w:r>
+        <w:rPr>
+          <w:rFonts w:ascii="Calibri" w:hAnsi="Calibri" w:cs="Calibri"/>
+          <w:b/>
+          <w:bCs/>
+          <w:sz w:val="21"/>
+          <w:szCs w:val="21"/>
+        </w:rPr>
+        <w:t xml:space="preserve">Made design decisions once instead of per-person</w:t>
+      </w:r>
+      <w:r>
+        <w:rPr>
+          <w:rFonts w:ascii="Calibri" w:hAnsi="Calibri" w:cs="Calibri"/>
+          <w:sz w:val="21"/>
+          <w:szCs w:val="21"/>
+        </w:rPr>
+        <w:t xml:space="preserve">, defining the end-to-end flows and reusable interface systems the team built inside</w:t>
+      </w:r>
+    </w:p>
+    <w:p>
+      <w:pPr>
+        <w:tabs>
+          <w:tab w:val="right" w:pos="10944"/>
+        </w:tabs>
+        <w:spacing w:before="100" w:after="0" w:line="214" w:lineRule="auto"/>
+      </w:pPr>
+      <w:r>
+        <w:rPr>
+          <w:rFonts w:ascii="Calibri" w:hAnsi="Calibri" w:cs="Calibri"/>
+          <w:b/>
+          <w:bCs/>
+          <w:sz w:val="21"/>
+          <w:szCs w:val="21"/>
+        </w:rPr>
+        <w:t xml:space="preserve">Military Interpreter</w:t>
+      </w:r>
+      <w:r>
+        <w:rPr>
+          <w:rFonts w:ascii="Calibri" w:hAnsi="Calibri" w:cs="Calibri"/>
+          <w:sz w:val="21"/>
+          <w:szCs w:val="21"/>
+        </w:rPr>
+        <w:t xml:space="preserve">, Capital Defense Command (ROK Army)</w:t>
+      </w:r>
+      <w:r>
+        <w:rPr>
+          <w:rFonts w:ascii="Calibri" w:hAnsi="Calibri" w:cs="Calibri"/>
+          <w:i/>
+          <w:iCs/>
+          <w:sz w:val="20"/>
+          <w:szCs w:val="20"/>
+        </w:rPr>
+        <w:tab/>
+        <w:t xml:space="preserve">Dec 2022 – June 2024  ·  Seoul, South Korea</w:t>
+      </w:r>
+    </w:p>
+    <w:p>
+      <w:pPr>
+        <w:numPr>
+          <w:ilvl w:val="0"/>
+          <w:numId w:val="1"/>
+        </w:numPr>
+        <w:spacing w:before="0" w:after="0" w:line="214" w:lineRule="auto"/>
+        <w:ind w:left="360" w:hanging="216"/>
+      </w:pPr>
+      <w:r>
+        <w:rPr>
+          <w:rFonts w:ascii="Calibri" w:hAnsi="Calibri" w:cs="Calibri"/>
+          <w:b/>
+          <w:bCs/>
+          <w:sz w:val="21"/>
+          <w:szCs w:val="21"/>
+        </w:rPr>
+        <w:t xml:space="preserve">Held coordination together across government and defense organizations</w:t>
+      </w:r>
+      <w:r>
+        <w:rPr>
+          <w:rFonts w:ascii="Calibri" w:hAnsi="Calibri" w:cs="Calibri"/>
+          <w:sz w:val="21"/>
+          <w:szCs w:val="21"/>
+        </w:rPr>
+        <w:t xml:space="preserve"> as real-time English–Korean interpreter in high-security, multi-agency settings</w:t>
       </w:r>
     </w:p>
     <w:p>

--- a/apps/resume/dist/Brian_Lee_Resume_SWE.docx
+++ b/apps/resume/dist/Brian_Lee_Resume_SWE.docx
@@ -409,6 +409,31 @@
     </w:p>
     <w:p>
       <w:pPr>
+        <w:spacing w:before="40" w:after="0" w:line="214" w:lineRule="auto"/>
+      </w:pPr>
+      <w:r>
+        <w:rPr>
+          <w:rFonts w:ascii="Calibri" w:hAnsi="Calibri" w:cs="Calibri"/>
+          <w:b/>
+          <w:bCs/>
+          <w:sz w:val="19"/>
+          <w:szCs w:val="19"/>
+        </w:rPr>
+        <w:t xml:space="preserve">Stack: </w:t>
+      </w:r>
+      <w:r>
+        <w:rPr>
+          <w:rFonts w:ascii="Calibri" w:hAnsi="Calibri" w:cs="Calibri"/>
+          <w:i/>
+          <w:iCs/>
+          <w:sz w:val="19"/>
+          <w:szCs w:val="19"/>
+        </w:rPr>
+        <w:t xml:space="preserve">React Native (Expo, EAS, OTA) · TypeScript · Node.js · Supabase/Postgres · GCP · Docker · GitHub Actions · Jest · PostHog</w:t>
+      </w:r>
+    </w:p>
+    <w:p>
+      <w:pPr>
         <w:tabs>
           <w:tab w:val="right" w:pos="10944"/>
         </w:tabs>
@@ -502,34 +527,6 @@
     </w:p>
     <w:p>
       <w:pPr>
-        <w:numPr>
-          <w:ilvl w:val="0"/>
-          <w:numId w:val="1"/>
-        </w:numPr>
-        <w:spacing w:before="0" w:after="0" w:line="214" w:lineRule="auto"/>
-        <w:ind w:left="360" w:hanging="216"/>
-      </w:pPr>
-      <w:r>
-        <w:rPr>
-          <w:rFonts w:ascii="Calibri" w:hAnsi="Calibri" w:cs="Calibri"/>
-          <w:b/>
-          <w:bCs/>
-          <w:sz w:val="21"/>
-          <w:szCs w:val="21"/>
-        </w:rPr>
-        <w:t xml:space="preserve">Kept the portfolio compliant and in the stores</w:t>
-      </w:r>
-      <w:r>
-        <w:rPr>
-          <w:rFonts w:ascii="Calibri" w:hAnsi="Calibri" w:cs="Calibri"/>
-          <w:sz w:val="21"/>
-          <w:szCs w:val="21"/>
-        </w:rPr>
-        <w:t xml:space="preserve"> through a platform requirement change, upgrading SDKs fleet-wide</w:t>
-      </w:r>
-    </w:p>
-    <w:p>
-      <w:pPr>
         <w:tabs>
           <w:tab w:val="right" w:pos="10944"/>
         </w:tabs>
@@ -1312,15 +1309,15 @@
           <w:sz w:val="20"/>
           <w:szCs w:val="20"/>
         </w:rPr>
-        <w:t xml:space="preserve">Developer Tools: </w:t>
-      </w:r>
-      <w:r>
-        <w:rPr>
-          <w:rFonts w:ascii="Calibri" w:hAnsi="Calibri" w:cs="Calibri"/>
-          <w:sz w:val="20"/>
-          <w:szCs w:val="20"/>
-        </w:rPr>
-        <w:t xml:space="preserve">Git, GitLab, AWS, MongoDB, SQLite, Oracle, Figma, VS Code, IntelliJ</w:t>
+        <w:t xml:space="preserve">Developer Tools &amp; AI: </w:t>
+      </w:r>
+      <w:r>
+        <w:rPr>
+          <w:rFonts w:ascii="Calibri" w:hAnsi="Calibri" w:cs="Calibri"/>
+          <w:sz w:val="20"/>
+          <w:szCs w:val="20"/>
+        </w:rPr>
+        <w:t xml:space="preserve">Git, Docker, AWS, MongoDB, Oracle/SQLite, Figma, Claude Code, Codex, Claude Agent SDK, MCP</w:t>
       </w:r>
     </w:p>
     <w:p>

--- a/apps/resume/dist/Brian_Lee_Resume_SWE.docx
+++ b/apps/resume/dist/Brian_Lee_Resume_SWE.docx
@@ -266,43 +266,87 @@
           <w:sz w:val="21"/>
           <w:szCs w:val="21"/>
         </w:rPr>
-        <w:t xml:space="preserve">Stopped a release that would have shipped to zero users</w:t>
-      </w:r>
-      <w:r>
-        <w:rPr>
-          <w:rFonts w:ascii="Calibri" w:hAnsi="Calibri" w:cs="Calibri"/>
-          <w:sz w:val="21"/>
-          <w:szCs w:val="21"/>
-        </w:rPr>
-        <w:t xml:space="preserve"> — the planned over-the-air update pointed at a runtime a dependency upgrade had invalidated: it would have deployed, reported success and reached nobody. Caught it against the live binaries' fingerprints and rerouted to a store build</w:t>
-      </w:r>
-    </w:p>
-    <w:p>
-      <w:pPr>
-        <w:numPr>
-          <w:ilvl w:val="0"/>
-          <w:numId w:val="1"/>
-        </w:numPr>
-        <w:spacing w:before="0" w:after="0" w:line="214" w:lineRule="auto"/>
-        <w:ind w:left="360" w:hanging="216"/>
-      </w:pPr>
-      <w:r>
-        <w:rPr>
-          <w:rFonts w:ascii="Calibri" w:hAnsi="Calibri" w:cs="Calibri"/>
-          <w:b/>
-          <w:bCs/>
-          <w:sz w:val="21"/>
-          <w:szCs w:val="21"/>
-        </w:rPr>
-        <w:t xml:space="preserve">Unblocked a population that could never have been tested</w:t>
-      </w:r>
-      <w:r>
-        <w:rPr>
-          <w:rFonts w:ascii="Calibri" w:hAnsi="Calibri" w:cs="Calibri"/>
-          <w:sz w:val="21"/>
-          <w:szCs w:val="21"/>
-        </w:rPr>
-        <w:t xml:space="preserve"> — the rollout flag was scoped by email, which cannot resolve before sign-in, so signed-out and first-time users could never receive the new experience, including the app's own login and first-class screens</w:t>
+        <w:t xml:space="preserve">Shipped an app-wide redesign behind one kill switch</w:t>
+      </w:r>
+      <w:r>
+        <w:rPr>
+          <w:rFonts w:ascii="Calibri" w:hAnsi="Calibri" w:cs="Calibri"/>
+          <w:sz w:val="21"/>
+          <w:szCs w:val="21"/>
+        </w:rPr>
+        <w:t xml:space="preserve"> — information architecture live to </w:t>
+      </w:r>
+      <w:r>
+        <w:rPr>
+          <w:rFonts w:ascii="Calibri" w:hAnsi="Calibri" w:cs="Calibri"/>
+          <w:b/>
+          <w:bCs/>
+          <w:sz w:val="21"/>
+          <w:szCs w:val="21"/>
+        </w:rPr>
+        <w:t xml:space="preserve">100% of users</w:t>
+      </w:r>
+      <w:r>
+        <w:rPr>
+          <w:rFonts w:ascii="Calibri" w:hAnsi="Calibri" w:cs="Calibri"/>
+          <w:sz w:val="21"/>
+          <w:szCs w:val="21"/>
+        </w:rPr>
+        <w:t xml:space="preserve">, then every screen re-skinned on a </w:t>
+      </w:r>
+      <w:r>
+        <w:rPr>
+          <w:rFonts w:ascii="Calibri" w:hAnsi="Calibri" w:cs="Calibri"/>
+          <w:b/>
+          <w:bCs/>
+          <w:sz w:val="21"/>
+          <w:szCs w:val="21"/>
+        </w:rPr>
+        <w:t xml:space="preserve">33-section</w:t>
+      </w:r>
+      <w:r>
+        <w:rPr>
+          <w:rFonts w:ascii="Calibri" w:hAnsi="Calibri" w:cs="Calibri"/>
+          <w:sz w:val="21"/>
+          <w:szCs w:val="21"/>
+        </w:rPr>
+        <w:t xml:space="preserve"> system across </w:t>
+      </w:r>
+      <w:r>
+        <w:rPr>
+          <w:rFonts w:ascii="Calibri" w:hAnsi="Calibri" w:cs="Calibri"/>
+          <w:b/>
+          <w:bCs/>
+          <w:sz w:val="21"/>
+          <w:szCs w:val="21"/>
+        </w:rPr>
+        <w:t xml:space="preserve">13 PRs</w:t>
+      </w:r>
+      <w:r>
+        <w:rPr>
+          <w:rFonts w:ascii="Calibri" w:hAnsi="Calibri" w:cs="Calibri"/>
+          <w:sz w:val="21"/>
+          <w:szCs w:val="21"/>
+        </w:rPr>
+        <w:t xml:space="preserve">, gated by </w:t>
+      </w:r>
+      <w:r>
+        <w:rPr>
+          <w:rFonts w:ascii="Calibri" w:hAnsi="Calibri" w:cs="Calibri"/>
+          <w:b/>
+          <w:bCs/>
+          <w:sz w:val="21"/>
+          <w:szCs w:val="21"/>
+        </w:rPr>
+        <w:t xml:space="preserve">3,748 tests</w:t>
+      </w:r>
+      <w:r>
+        <w:rPr>
+          <w:rFonts w:ascii="Calibri" w:hAnsi="Calibri" w:cs="Calibri"/>
+          <w:sz w:val="21"/>
+          <w:szCs w:val="21"/>
+        </w:rPr>
+        <w:t xml:space="preserve">, byte-identical flag-off</w:t>
       </w:r>
     </w:p>
     <w:p>
@@ -348,25 +392,63 @@
           <w:sz w:val="21"/>
           <w:szCs w:val="21"/>
         </w:rPr>
-        <w:t xml:space="preserve"> unattended, producing the win-back's first ever revenue at </w:t>
-      </w:r>
-      <w:r>
-        <w:rPr>
-          <w:rFonts w:ascii="Calibri" w:hAnsi="Calibri" w:cs="Calibri"/>
-          <w:b/>
-          <w:bCs/>
-          <w:sz w:val="21"/>
-          <w:szCs w:val="21"/>
-        </w:rPr>
-        <w:t xml:space="preserve">~2.7× the reach</w:t>
-      </w:r>
-      <w:r>
-        <w:rPr>
-          <w:rFonts w:ascii="Calibri" w:hAnsi="Calibri" w:cs="Calibri"/>
-          <w:sz w:val="21"/>
-          <w:szCs w:val="21"/>
-        </w:rPr>
-        <w:t xml:space="preserve"> once I proved its eligibility logic had excluded most of its audience</w:t>
+        <w:t xml:space="preserve"> with </w:t>
+      </w:r>
+      <w:r>
+        <w:rPr>
+          <w:rFonts w:ascii="Calibri" w:hAnsi="Calibri" w:cs="Calibri"/>
+          <w:b/>
+          <w:bCs/>
+          <w:sz w:val="21"/>
+          <w:szCs w:val="21"/>
+        </w:rPr>
+        <w:t xml:space="preserve">no human in the loop</w:t>
+      </w:r>
+    </w:p>
+    <w:p>
+      <w:pPr>
+        <w:numPr>
+          <w:ilvl w:val="0"/>
+          <w:numId w:val="1"/>
+        </w:numPr>
+        <w:spacing w:before="0" w:after="0" w:line="214" w:lineRule="auto"/>
+        <w:ind w:left="360" w:hanging="216"/>
+      </w:pPr>
+      <w:r>
+        <w:rPr>
+          <w:rFonts w:ascii="Calibri" w:hAnsi="Calibri" w:cs="Calibri"/>
+          <w:b/>
+          <w:bCs/>
+          <w:sz w:val="21"/>
+          <w:szCs w:val="21"/>
+        </w:rPr>
+        <w:t xml:space="preserve">Produced the first revenue the win-back ever generated</w:t>
+      </w:r>
+      <w:r>
+        <w:rPr>
+          <w:rFonts w:ascii="Calibri" w:hAnsi="Calibri" w:cs="Calibri"/>
+          <w:sz w:val="21"/>
+          <w:szCs w:val="21"/>
+        </w:rPr>
+        <w:t xml:space="preserve">, and reached </w:t>
+      </w:r>
+      <w:r>
+        <w:rPr>
+          <w:rFonts w:ascii="Calibri" w:hAnsi="Calibri" w:cs="Calibri"/>
+          <w:b/>
+          <w:bCs/>
+          <w:sz w:val="21"/>
+          <w:szCs w:val="21"/>
+        </w:rPr>
+        <w:t xml:space="preserve">~2.7× more users</w:t>
+      </w:r>
+      <w:r>
+        <w:rPr>
+          <w:rFonts w:ascii="Calibri" w:hAnsi="Calibri" w:cs="Calibri"/>
+          <w:sz w:val="21"/>
+          <w:szCs w:val="21"/>
+        </w:rPr>
+        <w:t xml:space="preserve"> after proving the eligibility logic had excluded most of its intended audience</w:t>
       </w:r>
     </w:p>
     <w:p>
@@ -405,31 +487,6 @@
           <w:szCs w:val="21"/>
         </w:rPr>
         <w:t xml:space="preserve">zero caller changes</w:t>
-      </w:r>
-    </w:p>
-    <w:p>
-      <w:pPr>
-        <w:spacing w:before="40" w:after="0" w:line="214" w:lineRule="auto"/>
-      </w:pPr>
-      <w:r>
-        <w:rPr>
-          <w:rFonts w:ascii="Calibri" w:hAnsi="Calibri" w:cs="Calibri"/>
-          <w:b/>
-          <w:bCs/>
-          <w:sz w:val="19"/>
-          <w:szCs w:val="19"/>
-        </w:rPr>
-        <w:t xml:space="preserve">Stack: </w:t>
-      </w:r>
-      <w:r>
-        <w:rPr>
-          <w:rFonts w:ascii="Calibri" w:hAnsi="Calibri" w:cs="Calibri"/>
-          <w:i/>
-          <w:iCs/>
-          <w:sz w:val="19"/>
-          <w:szCs w:val="19"/>
-        </w:rPr>
-        <w:t xml:space="preserve">React Native (Expo, EAS, OTA) · TypeScript · Node.js · Supabase/Postgres · GCP · Docker · GitHub Actions · Jest · PostHog</w:t>
       </w:r>
     </w:p>
     <w:p>
@@ -527,6 +584,34 @@
     </w:p>
     <w:p>
       <w:pPr>
+        <w:numPr>
+          <w:ilvl w:val="0"/>
+          <w:numId w:val="1"/>
+        </w:numPr>
+        <w:spacing w:before="0" w:after="0" w:line="214" w:lineRule="auto"/>
+        <w:ind w:left="360" w:hanging="216"/>
+      </w:pPr>
+      <w:r>
+        <w:rPr>
+          <w:rFonts w:ascii="Calibri" w:hAnsi="Calibri" w:cs="Calibri"/>
+          <w:b/>
+          <w:bCs/>
+          <w:sz w:val="21"/>
+          <w:szCs w:val="21"/>
+        </w:rPr>
+        <w:t xml:space="preserve">Kept the portfolio compliant and in the stores</w:t>
+      </w:r>
+      <w:r>
+        <w:rPr>
+          <w:rFonts w:ascii="Calibri" w:hAnsi="Calibri" w:cs="Calibri"/>
+          <w:sz w:val="21"/>
+          <w:szCs w:val="21"/>
+        </w:rPr>
+        <w:t xml:space="preserve"> through a platform requirement change, upgrading SDKs fleet-wide</w:t>
+      </w:r>
+    </w:p>
+    <w:p>
+      <w:pPr>
         <w:tabs>
           <w:tab w:val="right" w:pos="10944"/>
         </w:tabs>
@@ -638,6 +723,34 @@
     </w:p>
     <w:p>
       <w:pPr>
+        <w:numPr>
+          <w:ilvl w:val="0"/>
+          <w:numId w:val="1"/>
+        </w:numPr>
+        <w:spacing w:before="0" w:after="0" w:line="214" w:lineRule="auto"/>
+        <w:ind w:left="360" w:hanging="216"/>
+      </w:pPr>
+      <w:r>
+        <w:rPr>
+          <w:rFonts w:ascii="Calibri" w:hAnsi="Calibri" w:cs="Calibri"/>
+          <w:b/>
+          <w:bCs/>
+          <w:sz w:val="21"/>
+          <w:szCs w:val="21"/>
+        </w:rPr>
+        <w:t xml:space="preserve">Delivered on every semester-long client cycle</w:t>
+      </w:r>
+      <w:r>
+        <w:rPr>
+          <w:rFonts w:ascii="Calibri" w:hAnsi="Calibri" w:cs="Calibri"/>
+          <w:sz w:val="21"/>
+          <w:szCs w:val="21"/>
+        </w:rPr>
+        <w:t xml:space="preserve">, brief to user-tested release</w:t>
+      </w:r>
+    </w:p>
+    <w:p>
+      <w:pPr>
         <w:tabs>
           <w:tab w:val="right" w:pos="10944"/>
         </w:tabs>
@@ -703,6 +816,34 @@
     </w:p>
     <w:p>
       <w:pPr>
+        <w:numPr>
+          <w:ilvl w:val="0"/>
+          <w:numId w:val="1"/>
+        </w:numPr>
+        <w:spacing w:before="0" w:after="0" w:line="214" w:lineRule="auto"/>
+        <w:ind w:left="360" w:hanging="216"/>
+      </w:pPr>
+      <w:r>
+        <w:rPr>
+          <w:rFonts w:ascii="Calibri" w:hAnsi="Calibri" w:cs="Calibri"/>
+          <w:b/>
+          <w:bCs/>
+          <w:sz w:val="21"/>
+          <w:szCs w:val="21"/>
+        </w:rPr>
+        <w:t xml:space="preserve">Carried exact meaning where an approximation would have changed what a partner believed it agreed to</w:t>
+      </w:r>
+      <w:r>
+        <w:rPr>
+          <w:rFonts w:ascii="Calibri" w:hAnsi="Calibri" w:cs="Calibri"/>
+          <w:sz w:val="21"/>
+          <w:szCs w:val="21"/>
+        </w:rPr>
+        <w:t xml:space="preserve">, live and in sensitive briefings</w:t>
+      </w:r>
+    </w:p>
+    <w:p>
+      <w:pPr>
         <w:tabs>
           <w:tab w:val="right" w:pos="10944"/>
         </w:tabs>
@@ -1271,7 +1412,7 @@
           <w:sz w:val="20"/>
           <w:szCs w:val="20"/>
         </w:rPr>
-        <w:t xml:space="preserve">TypeScript, JavaScript, Python, Java, C++, C#, SQL, HTML/CSS, OCaml</w:t>
+        <w:t xml:space="preserve">TypeScript, JavaScript, Python, Java, Kotlin, C++, C#, SQL, HTML/CSS</w:t>
       </w:r>
     </w:p>
     <w:p>
@@ -1294,53 +1435,53 @@
           <w:sz w:val="20"/>
           <w:szCs w:val="20"/>
         </w:rPr>
-        <w:t xml:space="preserve">React, Next.js, Node.js, Astro, Tailwind CSS, Three.js, React Three Fiber, JUnit</w:t>
-      </w:r>
-    </w:p>
-    <w:p>
-      <w:pPr>
-        <w:spacing w:before="0" w:after="0" w:line="214" w:lineRule="auto"/>
-      </w:pPr>
-      <w:r>
-        <w:rPr>
-          <w:rFonts w:ascii="Calibri" w:hAnsi="Calibri" w:cs="Calibri"/>
-          <w:b/>
-          <w:bCs/>
-          <w:sz w:val="20"/>
-          <w:szCs w:val="20"/>
-        </w:rPr>
-        <w:t xml:space="preserve">Developer Tools &amp; AI: </w:t>
-      </w:r>
-      <w:r>
-        <w:rPr>
-          <w:rFonts w:ascii="Calibri" w:hAnsi="Calibri" w:cs="Calibri"/>
-          <w:sz w:val="20"/>
-          <w:szCs w:val="20"/>
-        </w:rPr>
-        <w:t xml:space="preserve">Git, Docker, AWS, MongoDB, Oracle/SQLite, Figma, Claude Code, Codex, Claude Agent SDK, MCP</w:t>
-      </w:r>
-    </w:p>
-    <w:p>
-      <w:pPr>
-        <w:spacing w:before="0" w:after="0" w:line="214" w:lineRule="auto"/>
-      </w:pPr>
-      <w:r>
-        <w:rPr>
-          <w:rFonts w:ascii="Calibri" w:hAnsi="Calibri" w:cs="Calibri"/>
-          <w:b/>
-          <w:bCs/>
-          <w:sz w:val="20"/>
-          <w:szCs w:val="20"/>
-        </w:rPr>
-        <w:t xml:space="preserve">Graphics &amp; 3D: </w:t>
-      </w:r>
-      <w:r>
-        <w:rPr>
-          <w:rFonts w:ascii="Calibri" w:hAnsi="Calibri" w:cs="Calibri"/>
-          <w:sz w:val="20"/>
-          <w:szCs w:val="20"/>
-        </w:rPr>
-        <w:t xml:space="preserve">OpenGL, GLSL, Unreal Engine 5, Unity, Maya, Blender</w:t>
+        <w:t xml:space="preserve">React, Next.js, Node.js, React Native (Expo), Three.js, React Three Fiber, Jest</w:t>
+      </w:r>
+    </w:p>
+    <w:p>
+      <w:pPr>
+        <w:spacing w:before="0" w:after="0" w:line="214" w:lineRule="auto"/>
+      </w:pPr>
+      <w:r>
+        <w:rPr>
+          <w:rFonts w:ascii="Calibri" w:hAnsi="Calibri" w:cs="Calibri"/>
+          <w:b/>
+          <w:bCs/>
+          <w:sz w:val="20"/>
+          <w:szCs w:val="20"/>
+        </w:rPr>
+        <w:t xml:space="preserve">Infrastructure &amp; Tools: </w:t>
+      </w:r>
+      <w:r>
+        <w:rPr>
+          <w:rFonts w:ascii="Calibri" w:hAnsi="Calibri" w:cs="Calibri"/>
+          <w:sz w:val="20"/>
+          <w:szCs w:val="20"/>
+        </w:rPr>
+        <w:t xml:space="preserve">Git, Docker, GitHub Actions, GCP, AWS, PostgreSQL/Supabase, MongoDB, PostHog, Sentry</w:t>
+      </w:r>
+    </w:p>
+    <w:p>
+      <w:pPr>
+        <w:spacing w:before="0" w:after="0" w:line="214" w:lineRule="auto"/>
+      </w:pPr>
+      <w:r>
+        <w:rPr>
+          <w:rFonts w:ascii="Calibri" w:hAnsi="Calibri" w:cs="Calibri"/>
+          <w:b/>
+          <w:bCs/>
+          <w:sz w:val="20"/>
+          <w:szCs w:val="20"/>
+        </w:rPr>
+        <w:t xml:space="preserve">AI &amp; Graphics: </w:t>
+      </w:r>
+      <w:r>
+        <w:rPr>
+          <w:rFonts w:ascii="Calibri" w:hAnsi="Calibri" w:cs="Calibri"/>
+          <w:sz w:val="20"/>
+          <w:szCs w:val="20"/>
+        </w:rPr>
+        <w:t xml:space="preserve">Claude Code, Codex, Claude Agent SDK, MCP, OpenGL/GLSL, Unreal Engine 5, Unity, Maya</w:t>
       </w:r>
     </w:p>
     <w:sectPr>

--- a/apps/resume/dist/Brian_Lee_Resume_SWE.docx
+++ b/apps/resume/dist/Brian_Lee_Resume_SWE.docx
@@ -261,38 +261,28 @@
       <w:r>
         <w:rPr>
           <w:rFonts w:ascii="Calibri" w:hAnsi="Calibri" w:cs="Calibri"/>
-          <w:b/>
-          <w:bCs/>
-          <w:sz w:val="21"/>
-          <w:szCs w:val="21"/>
-        </w:rPr>
-        <w:t xml:space="preserve">Shipped an app-wide redesign behind one kill switch</w:t>
-      </w:r>
-      <w:r>
-        <w:rPr>
-          <w:rFonts w:ascii="Calibri" w:hAnsi="Calibri" w:cs="Calibri"/>
-          <w:sz w:val="21"/>
-          <w:szCs w:val="21"/>
-        </w:rPr>
-        <w:t xml:space="preserve"> — information architecture live to </w:t>
-      </w:r>
-      <w:r>
-        <w:rPr>
-          <w:rFonts w:ascii="Calibri" w:hAnsi="Calibri" w:cs="Calibri"/>
-          <w:b/>
-          <w:bCs/>
-          <w:sz w:val="21"/>
-          <w:szCs w:val="21"/>
-        </w:rPr>
-        <w:t xml:space="preserve">100% of users</w:t>
-      </w:r>
-      <w:r>
-        <w:rPr>
-          <w:rFonts w:ascii="Calibri" w:hAnsi="Calibri" w:cs="Calibri"/>
-          <w:sz w:val="21"/>
-          <w:szCs w:val="21"/>
-        </w:rPr>
-        <w:t xml:space="preserve">, then every screen re-skinned on a </w:t>
+          <w:sz w:val="21"/>
+          <w:szCs w:val="21"/>
+        </w:rPr>
+        <w:t xml:space="preserve">Delivered an app-wide </w:t>
+      </w:r>
+      <w:r>
+        <w:rPr>
+          <w:rFonts w:ascii="Calibri" w:hAnsi="Calibri" w:cs="Calibri"/>
+          <w:b/>
+          <w:bCs/>
+          <w:sz w:val="21"/>
+          <w:szCs w:val="21"/>
+        </w:rPr>
+        <w:t xml:space="preserve">React Native</w:t>
+      </w:r>
+      <w:r>
+        <w:rPr>
+          <w:rFonts w:ascii="Calibri" w:hAnsi="Calibri" w:cs="Calibri"/>
+          <w:sz w:val="21"/>
+          <w:szCs w:val="21"/>
+        </w:rPr>
+        <w:t xml:space="preserve"> redesign from Figma to production, sequencing the information architecture ahead of the visual system so users kept their bearings through the change — a </w:t>
       </w:r>
       <w:r>
         <w:rPr>
@@ -310,43 +300,43 @@
           <w:sz w:val="21"/>
           <w:szCs w:val="21"/>
         </w:rPr>
-        <w:t xml:space="preserve"> system across </w:t>
-      </w:r>
-      <w:r>
-        <w:rPr>
-          <w:rFonts w:ascii="Calibri" w:hAnsi="Calibri" w:cs="Calibri"/>
-          <w:b/>
-          <w:bCs/>
-          <w:sz w:val="21"/>
-          <w:szCs w:val="21"/>
-        </w:rPr>
-        <w:t xml:space="preserve">13 PRs</w:t>
-      </w:r>
-      <w:r>
-        <w:rPr>
-          <w:rFonts w:ascii="Calibri" w:hAnsi="Calibri" w:cs="Calibri"/>
-          <w:sz w:val="21"/>
-          <w:szCs w:val="21"/>
-        </w:rPr>
-        <w:t xml:space="preserve">, gated by </w:t>
-      </w:r>
-      <w:r>
-        <w:rPr>
-          <w:rFonts w:ascii="Calibri" w:hAnsi="Calibri" w:cs="Calibri"/>
-          <w:b/>
-          <w:bCs/>
-          <w:sz w:val="21"/>
-          <w:szCs w:val="21"/>
-        </w:rPr>
-        <w:t xml:space="preserve">3,748 tests</w:t>
-      </w:r>
-      <w:r>
-        <w:rPr>
-          <w:rFonts w:ascii="Calibri" w:hAnsi="Calibri" w:cs="Calibri"/>
-          <w:sz w:val="21"/>
-          <w:szCs w:val="21"/>
-        </w:rPr>
-        <w:t xml:space="preserve">, byte-identical flag-off</w:t>
+        <w:t xml:space="preserve"> design system shipped across </w:t>
+      </w:r>
+      <w:r>
+        <w:rPr>
+          <w:rFonts w:ascii="Calibri" w:hAnsi="Calibri" w:cs="Calibri"/>
+          <w:b/>
+          <w:bCs/>
+          <w:sz w:val="21"/>
+          <w:szCs w:val="21"/>
+        </w:rPr>
+        <w:t xml:space="preserve">13 feature-flagged PRs</w:t>
+      </w:r>
+      <w:r>
+        <w:rPr>
+          <w:rFonts w:ascii="Calibri" w:hAnsi="Calibri" w:cs="Calibri"/>
+          <w:sz w:val="21"/>
+          <w:szCs w:val="21"/>
+        </w:rPr>
+        <w:t xml:space="preserve"> against a </w:t>
+      </w:r>
+      <w:r>
+        <w:rPr>
+          <w:rFonts w:ascii="Calibri" w:hAnsi="Calibri" w:cs="Calibri"/>
+          <w:b/>
+          <w:bCs/>
+          <w:sz w:val="21"/>
+          <w:szCs w:val="21"/>
+        </w:rPr>
+        <w:t xml:space="preserve">3,748-test</w:t>
+      </w:r>
+      <w:r>
+        <w:rPr>
+          <w:rFonts w:ascii="Calibri" w:hAnsi="Calibri" w:cs="Calibri"/>
+          <w:sz w:val="21"/>
+          <w:szCs w:val="21"/>
+        </w:rPr>
+        <w:t xml:space="preserve"> regression gate</w:t>
       </w:r>
     </w:p>
     <w:p>
@@ -538,76 +528,82 @@
       <w:r>
         <w:rPr>
           <w:rFonts w:ascii="Calibri" w:hAnsi="Calibri" w:cs="Calibri"/>
-          <w:b/>
-          <w:bCs/>
-          <w:sz w:val="21"/>
-          <w:szCs w:val="21"/>
-        </w:rPr>
-        <w:t xml:space="preserve">Kept 50+ live Unity mobile titles shipping</w:t>
-      </w:r>
-      <w:r>
-        <w:rPr>
-          <w:rFonts w:ascii="Calibri" w:hAnsi="Calibri" w:cs="Calibri"/>
-          <w:sz w:val="21"/>
-          <w:szCs w:val="21"/>
-        </w:rPr>
-        <w:t xml:space="preserve"> across a summer of releases, holding UI/UX and gameplay stable</w:t>
-      </w:r>
-    </w:p>
-    <w:p>
-      <w:pPr>
-        <w:numPr>
-          <w:ilvl w:val="0"/>
-          <w:numId w:val="1"/>
-        </w:numPr>
-        <w:spacing w:before="0" w:after="0" w:line="214" w:lineRule="auto"/>
-        <w:ind w:left="360" w:hanging="216"/>
-      </w:pPr>
-      <w:r>
-        <w:rPr>
-          <w:rFonts w:ascii="Calibri" w:hAnsi="Calibri" w:cs="Calibri"/>
-          <w:b/>
-          <w:bCs/>
-          <w:sz w:val="21"/>
-          <w:szCs w:val="21"/>
-        </w:rPr>
-        <w:t xml:space="preserve">Cleared 100+ QA-reported bugs into production</w:t>
-      </w:r>
-      <w:r>
-        <w:rPr>
-          <w:rFonts w:ascii="Calibri" w:hAnsi="Calibri" w:cs="Calibri"/>
-          <w:sz w:val="21"/>
-          <w:szCs w:val="21"/>
-        </w:rPr>
-        <w:t xml:space="preserve">, in Unity prefabs and C# across a portfolio no single engineer owned</w:t>
-      </w:r>
-    </w:p>
-    <w:p>
-      <w:pPr>
-        <w:numPr>
-          <w:ilvl w:val="0"/>
-          <w:numId w:val="1"/>
-        </w:numPr>
-        <w:spacing w:before="0" w:after="0" w:line="214" w:lineRule="auto"/>
-        <w:ind w:left="360" w:hanging="216"/>
-      </w:pPr>
-      <w:r>
-        <w:rPr>
-          <w:rFonts w:ascii="Calibri" w:hAnsi="Calibri" w:cs="Calibri"/>
-          <w:b/>
-          <w:bCs/>
-          <w:sz w:val="21"/>
-          <w:szCs w:val="21"/>
-        </w:rPr>
-        <w:t xml:space="preserve">Kept the portfolio compliant and in the stores</w:t>
-      </w:r>
-      <w:r>
-        <w:rPr>
-          <w:rFonts w:ascii="Calibri" w:hAnsi="Calibri" w:cs="Calibri"/>
-          <w:sz w:val="21"/>
-          <w:szCs w:val="21"/>
-        </w:rPr>
-        <w:t xml:space="preserve"> through a platform requirement change, upgrading SDKs fleet-wide</w:t>
+          <w:sz w:val="21"/>
+          <w:szCs w:val="21"/>
+        </w:rPr>
+        <w:t xml:space="preserve">Maintained a live portfolio of </w:t>
+      </w:r>
+      <w:r>
+        <w:rPr>
+          <w:rFonts w:ascii="Calibri" w:hAnsi="Calibri" w:cs="Calibri"/>
+          <w:b/>
+          <w:bCs/>
+          <w:sz w:val="21"/>
+          <w:szCs w:val="21"/>
+        </w:rPr>
+        <w:t xml:space="preserve">50+ Unity mobile game titles</w:t>
+      </w:r>
+      <w:r>
+        <w:rPr>
+          <w:rFonts w:ascii="Calibri" w:hAnsi="Calibri" w:cs="Calibri"/>
+          <w:sz w:val="21"/>
+          <w:szCs w:val="21"/>
+        </w:rPr>
+        <w:t xml:space="preserve">, improving UI/UX and core gameplay stability across releases</w:t>
+      </w:r>
+    </w:p>
+    <w:p>
+      <w:pPr>
+        <w:numPr>
+          <w:ilvl w:val="0"/>
+          <w:numId w:val="1"/>
+        </w:numPr>
+        <w:spacing w:before="0" w:after="0" w:line="214" w:lineRule="auto"/>
+        <w:ind w:left="360" w:hanging="216"/>
+      </w:pPr>
+      <w:r>
+        <w:rPr>
+          <w:rFonts w:ascii="Calibri" w:hAnsi="Calibri" w:cs="Calibri"/>
+          <w:sz w:val="21"/>
+          <w:szCs w:val="21"/>
+        </w:rPr>
+        <w:t xml:space="preserve">Resolved </w:t>
+      </w:r>
+      <w:r>
+        <w:rPr>
+          <w:rFonts w:ascii="Calibri" w:hAnsi="Calibri" w:cs="Calibri"/>
+          <w:b/>
+          <w:bCs/>
+          <w:sz w:val="21"/>
+          <w:szCs w:val="21"/>
+        </w:rPr>
+        <w:t xml:space="preserve">100+ QA-reported bugs</w:t>
+      </w:r>
+      <w:r>
+        <w:rPr>
+          <w:rFonts w:ascii="Calibri" w:hAnsi="Calibri" w:cs="Calibri"/>
+          <w:sz w:val="21"/>
+          <w:szCs w:val="21"/>
+        </w:rPr>
+        <w:t xml:space="preserve"> by modifying Unity prefabs and C# scripts, shipping fixes in production releases</w:t>
+      </w:r>
+    </w:p>
+    <w:p>
+      <w:pPr>
+        <w:numPr>
+          <w:ilvl w:val="0"/>
+          <w:numId w:val="1"/>
+        </w:numPr>
+        <w:spacing w:before="0" w:after="0" w:line="214" w:lineRule="auto"/>
+        <w:ind w:left="360" w:hanging="216"/>
+      </w:pPr>
+      <w:r>
+        <w:rPr>
+          <w:rFonts w:ascii="Calibri" w:hAnsi="Calibri" w:cs="Calibri"/>
+          <w:sz w:val="21"/>
+          <w:szCs w:val="21"/>
+        </w:rPr>
+        <w:t xml:space="preserve">Upgraded SDKs and platform modules fleet-wide to meet evolving app-store requirements and sustain production availability</w:t>
       </w:r>
     </w:p>
     <w:p>
@@ -659,20 +655,10 @@
       <w:r>
         <w:rPr>
           <w:rFonts w:ascii="Calibri" w:hAnsi="Calibri" w:cs="Calibri"/>
-          <w:b/>
-          <w:bCs/>
-          <w:sz w:val="21"/>
-          <w:szCs w:val="21"/>
-        </w:rPr>
-        <w:t xml:space="preserve">Shipped client-facing 0-to-1 products</w:t>
-      </w:r>
-      <w:r>
-        <w:rPr>
-          <w:rFonts w:ascii="Calibri" w:hAnsi="Calibri" w:cs="Calibri"/>
-          <w:sz w:val="21"/>
-          <w:szCs w:val="21"/>
-        </w:rPr>
-        <w:t xml:space="preserve"> leading a cross-functional team of </w:t>
+          <w:sz w:val="21"/>
+          <w:szCs w:val="21"/>
+        </w:rPr>
+        <w:t xml:space="preserve">Led a cross-functional team of </w:t>
       </w:r>
       <w:r>
         <w:rPr>
@@ -690,63 +676,53 @@
           <w:sz w:val="21"/>
           <w:szCs w:val="21"/>
         </w:rPr>
-        <w:t xml:space="preserve"> designers and developers</w:t>
-      </w:r>
-    </w:p>
-    <w:p>
-      <w:pPr>
-        <w:numPr>
-          <w:ilvl w:val="0"/>
-          <w:numId w:val="1"/>
-        </w:numPr>
-        <w:spacing w:before="0" w:after="0" w:line="214" w:lineRule="auto"/>
-        <w:ind w:left="360" w:hanging="216"/>
-      </w:pPr>
-      <w:r>
-        <w:rPr>
-          <w:rFonts w:ascii="Calibri" w:hAnsi="Calibri" w:cs="Calibri"/>
-          <w:b/>
-          <w:bCs/>
-          <w:sz w:val="21"/>
-          <w:szCs w:val="21"/>
-        </w:rPr>
-        <w:t xml:space="preserve">Made design decisions once instead of per-person</w:t>
-      </w:r>
-      <w:r>
-        <w:rPr>
-          <w:rFonts w:ascii="Calibri" w:hAnsi="Calibri" w:cs="Calibri"/>
-          <w:sz w:val="21"/>
-          <w:szCs w:val="21"/>
-        </w:rPr>
-        <w:t xml:space="preserve">, defining the end-to-end flows and reusable interface systems the team built inside</w:t>
-      </w:r>
-    </w:p>
-    <w:p>
-      <w:pPr>
-        <w:numPr>
-          <w:ilvl w:val="0"/>
-          <w:numId w:val="1"/>
-        </w:numPr>
-        <w:spacing w:before="0" w:after="0" w:line="214" w:lineRule="auto"/>
-        <w:ind w:left="360" w:hanging="216"/>
-      </w:pPr>
-      <w:r>
-        <w:rPr>
-          <w:rFonts w:ascii="Calibri" w:hAnsi="Calibri" w:cs="Calibri"/>
-          <w:b/>
-          <w:bCs/>
-          <w:sz w:val="21"/>
-          <w:szCs w:val="21"/>
-        </w:rPr>
-        <w:t xml:space="preserve">Delivered on every semester-long client cycle</w:t>
-      </w:r>
-      <w:r>
-        <w:rPr>
-          <w:rFonts w:ascii="Calibri" w:hAnsi="Calibri" w:cs="Calibri"/>
-          <w:sz w:val="21"/>
-          <w:szCs w:val="21"/>
-        </w:rPr>
-        <w:t xml:space="preserve">, brief to user-tested release</w:t>
+        <w:t xml:space="preserve"> designers and developers to ship client-facing </w:t>
+      </w:r>
+      <w:r>
+        <w:rPr>
+          <w:rFonts w:ascii="Calibri" w:hAnsi="Calibri" w:cs="Calibri"/>
+          <w:b/>
+          <w:bCs/>
+          <w:sz w:val="21"/>
+          <w:szCs w:val="21"/>
+        </w:rPr>
+        <w:t xml:space="preserve">0-to-1 products</w:t>
+      </w:r>
+    </w:p>
+    <w:p>
+      <w:pPr>
+        <w:numPr>
+          <w:ilvl w:val="0"/>
+          <w:numId w:val="1"/>
+        </w:numPr>
+        <w:spacing w:before="0" w:after="0" w:line="214" w:lineRule="auto"/>
+        <w:ind w:left="360" w:hanging="216"/>
+      </w:pPr>
+      <w:r>
+        <w:rPr>
+          <w:rFonts w:ascii="Calibri" w:hAnsi="Calibri" w:cs="Calibri"/>
+          <w:sz w:val="21"/>
+          <w:szCs w:val="21"/>
+        </w:rPr>
+        <w:t xml:space="preserve">Defined end-to-end user flows, interaction patterns, and reusable interface systems across multiple deliverables</w:t>
+      </w:r>
+    </w:p>
+    <w:p>
+      <w:pPr>
+        <w:numPr>
+          <w:ilvl w:val="0"/>
+          <w:numId w:val="1"/>
+        </w:numPr>
+        <w:spacing w:before="0" w:after="0" w:line="214" w:lineRule="auto"/>
+        <w:ind w:left="360" w:hanging="216"/>
+      </w:pPr>
+      <w:r>
+        <w:rPr>
+          <w:rFonts w:ascii="Calibri" w:hAnsi="Calibri" w:cs="Calibri"/>
+          <w:sz w:val="21"/>
+          <w:szCs w:val="21"/>
+        </w:rPr>
+        <w:t xml:space="preserve">Shipped polished, user-centered features across semester-long client project cycles</w:t>
       </w:r>
     </w:p>
     <w:p>
@@ -798,48 +774,28 @@
       <w:r>
         <w:rPr>
           <w:rFonts w:ascii="Calibri" w:hAnsi="Calibri" w:cs="Calibri"/>
-          <w:b/>
-          <w:bCs/>
-          <w:sz w:val="21"/>
-          <w:szCs w:val="21"/>
-        </w:rPr>
-        <w:t xml:space="preserve">Held coordination together across government and defense organizations</w:t>
-      </w:r>
-      <w:r>
-        <w:rPr>
-          <w:rFonts w:ascii="Calibri" w:hAnsi="Calibri" w:cs="Calibri"/>
-          <w:sz w:val="21"/>
-          <w:szCs w:val="21"/>
-        </w:rPr>
-        <w:t xml:space="preserve"> as real-time English–Korean interpreter in high-security, multi-agency settings</w:t>
-      </w:r>
-    </w:p>
-    <w:p>
-      <w:pPr>
-        <w:numPr>
-          <w:ilvl w:val="0"/>
-          <w:numId w:val="1"/>
-        </w:numPr>
-        <w:spacing w:before="0" w:after="0" w:line="214" w:lineRule="auto"/>
-        <w:ind w:left="360" w:hanging="216"/>
-      </w:pPr>
-      <w:r>
-        <w:rPr>
-          <w:rFonts w:ascii="Calibri" w:hAnsi="Calibri" w:cs="Calibri"/>
-          <w:b/>
-          <w:bCs/>
-          <w:sz w:val="21"/>
-          <w:szCs w:val="21"/>
-        </w:rPr>
-        <w:t xml:space="preserve">Carried exact meaning where an approximation would have changed what a partner believed it agreed to</w:t>
-      </w:r>
-      <w:r>
-        <w:rPr>
-          <w:rFonts w:ascii="Calibri" w:hAnsi="Calibri" w:cs="Calibri"/>
-          <w:sz w:val="21"/>
-          <w:szCs w:val="21"/>
-        </w:rPr>
-        <w:t xml:space="preserve">, live and in sensitive briefings</w:t>
+          <w:sz w:val="21"/>
+          <w:szCs w:val="21"/>
+        </w:rPr>
+        <w:t xml:space="preserve">Provided real-time English–Korean interpretation in high-security, multi-agency environments for international stakeholders</w:t>
+      </w:r>
+    </w:p>
+    <w:p>
+      <w:pPr>
+        <w:numPr>
+          <w:ilvl w:val="0"/>
+          <w:numId w:val="1"/>
+        </w:numPr>
+        <w:spacing w:before="0" w:after="0" w:line="214" w:lineRule="auto"/>
+        <w:ind w:left="360" w:hanging="216"/>
+      </w:pPr>
+      <w:r>
+        <w:rPr>
+          <w:rFonts w:ascii="Calibri" w:hAnsi="Calibri" w:cs="Calibri"/>
+          <w:sz w:val="21"/>
+          <w:szCs w:val="21"/>
+        </w:rPr>
+        <w:t xml:space="preserve">Translated sensitive documents and briefings with precision, enabling coordination across government and defense teams</w:t>
       </w:r>
     </w:p>
     <w:p>
@@ -891,66 +847,82 @@
       <w:r>
         <w:rPr>
           <w:rFonts w:ascii="Calibri" w:hAnsi="Calibri" w:cs="Calibri"/>
-          <w:b/>
-          <w:bCs/>
-          <w:sz w:val="21"/>
-          <w:szCs w:val="21"/>
-        </w:rPr>
-        <w:t xml:space="preserve">Made semiconductor data from 20+ client companies queryable</w:t>
-      </w:r>
-      <w:r>
-        <w:rPr>
-          <w:rFonts w:ascii="Calibri" w:hAnsi="Calibri" w:cs="Calibri"/>
-          <w:sz w:val="21"/>
-          <w:szCs w:val="21"/>
-        </w:rPr>
-        <w:t xml:space="preserve"> — including Samsung, SK and LG — by designing a SQL database prototype managing </w:t>
-      </w:r>
-      <w:r>
-        <w:rPr>
-          <w:rFonts w:ascii="Calibri" w:hAnsi="Calibri" w:cs="Calibri"/>
-          <w:b/>
-          <w:bCs/>
-          <w:sz w:val="21"/>
-          <w:szCs w:val="21"/>
-        </w:rPr>
-        <w:t xml:space="preserve">1M+ entities</w:t>
-      </w:r>
-      <w:r>
-        <w:rPr>
-          <w:rFonts w:ascii="Calibri" w:hAnsi="Calibri" w:cs="Calibri"/>
-          <w:sz w:val="21"/>
-          <w:szCs w:val="21"/>
-        </w:rPr>
-        <w:t xml:space="preserve"> in Oracle and SQLite</w:t>
-      </w:r>
-    </w:p>
-    <w:p>
-      <w:pPr>
-        <w:numPr>
-          <w:ilvl w:val="0"/>
-          <w:numId w:val="1"/>
-        </w:numPr>
-        <w:spacing w:before="0" w:after="0" w:line="214" w:lineRule="auto"/>
-        <w:ind w:left="360" w:hanging="216"/>
-      </w:pPr>
-      <w:r>
-        <w:rPr>
-          <w:rFonts w:ascii="Calibri" w:hAnsi="Calibri" w:cs="Calibri"/>
-          <w:b/>
-          <w:bCs/>
-          <w:sz w:val="21"/>
-          <w:szCs w:val="21"/>
-        </w:rPr>
-        <w:t xml:space="preserve">Cut retrieval time across large-scale datasets</w:t>
-      </w:r>
-      <w:r>
-        <w:rPr>
-          <w:rFonts w:ascii="Calibri" w:hAnsi="Calibri" w:cs="Calibri"/>
-          <w:sz w:val="21"/>
-          <w:szCs w:val="21"/>
-        </w:rPr>
-        <w:t xml:space="preserve"> by restructuring and optimizing the queries the team relied on</w:t>
+          <w:sz w:val="21"/>
+          <w:szCs w:val="21"/>
+        </w:rPr>
+        <w:t xml:space="preserve">Designed and implemented a SQL database prototype managing </w:t>
+      </w:r>
+      <w:r>
+        <w:rPr>
+          <w:rFonts w:ascii="Calibri" w:hAnsi="Calibri" w:cs="Calibri"/>
+          <w:b/>
+          <w:bCs/>
+          <w:sz w:val="21"/>
+          <w:szCs w:val="21"/>
+        </w:rPr>
+        <w:t xml:space="preserve">1M+ data entities</w:t>
+      </w:r>
+      <w:r>
+        <w:rPr>
+          <w:rFonts w:ascii="Calibri" w:hAnsi="Calibri" w:cs="Calibri"/>
+          <w:sz w:val="21"/>
+          <w:szCs w:val="21"/>
+        </w:rPr>
+        <w:t xml:space="preserve"> using Oracle and SQLite</w:t>
+      </w:r>
+    </w:p>
+    <w:p>
+      <w:pPr>
+        <w:numPr>
+          <w:ilvl w:val="0"/>
+          <w:numId w:val="1"/>
+        </w:numPr>
+        <w:spacing w:before="0" w:after="0" w:line="214" w:lineRule="auto"/>
+        <w:ind w:left="360" w:hanging="216"/>
+      </w:pPr>
+      <w:r>
+        <w:rPr>
+          <w:rFonts w:ascii="Calibri" w:hAnsi="Calibri" w:cs="Calibri"/>
+          <w:sz w:val="21"/>
+          <w:szCs w:val="21"/>
+        </w:rPr>
+        <w:t xml:space="preserve">Processed and organized semiconductor datasets from </w:t>
+      </w:r>
+      <w:r>
+        <w:rPr>
+          <w:rFonts w:ascii="Calibri" w:hAnsi="Calibri" w:cs="Calibri"/>
+          <w:b/>
+          <w:bCs/>
+          <w:sz w:val="21"/>
+          <w:szCs w:val="21"/>
+        </w:rPr>
+        <w:t xml:space="preserve">20+ client companies</w:t>
+      </w:r>
+      <w:r>
+        <w:rPr>
+          <w:rFonts w:ascii="Calibri" w:hAnsi="Calibri" w:cs="Calibri"/>
+          <w:sz w:val="21"/>
+          <w:szCs w:val="21"/>
+        </w:rPr>
+        <w:t xml:space="preserve">, including Samsung, SK, and LG</w:t>
+      </w:r>
+    </w:p>
+    <w:p>
+      <w:pPr>
+        <w:numPr>
+          <w:ilvl w:val="0"/>
+          <w:numId w:val="1"/>
+        </w:numPr>
+        <w:spacing w:before="0" w:after="0" w:line="214" w:lineRule="auto"/>
+        <w:ind w:left="360" w:hanging="216"/>
+      </w:pPr>
+      <w:r>
+        <w:rPr>
+          <w:rFonts w:ascii="Calibri" w:hAnsi="Calibri" w:cs="Calibri"/>
+          <w:sz w:val="21"/>
+          <w:szCs w:val="21"/>
+        </w:rPr>
+        <w:t xml:space="preserve">Wrote and optimized SQL queries to improve retrieval and management efficiency across large-scale datasets</w:t>
       </w:r>
     </w:p>
     <w:p>
@@ -988,7 +960,7 @@
           <w:sz w:val="21"/>
           <w:szCs w:val="21"/>
         </w:rPr>
-        <w:t xml:space="preserve">Capsule</w:t>
+        <w:t xml:space="preserve">Mini Minecraft</w:t>
       </w:r>
       <w:r>
         <w:rPr>
@@ -1006,7 +978,7 @@
           <w:sz w:val="21"/>
           <w:szCs w:val="21"/>
         </w:rPr>
-        <w:t xml:space="preserve">React, Three.js (R3F), Blender</w:t>
+        <w:t xml:space="preserve">C++, OpenGL, GLSL</w:t>
       </w:r>
       <w:r>
         <w:rPr>
@@ -1017,81 +989,99 @@
           <w:szCs w:val="21"/>
         </w:rPr>
         <w:tab/>
-        <w:t xml:space="preserve">Jan 2025 – Apr 2025</w:t>
-      </w:r>
-    </w:p>
-    <w:p>
-      <w:pPr>
-        <w:numPr>
-          <w:ilvl w:val="0"/>
-          <w:numId w:val="1"/>
-        </w:numPr>
-        <w:spacing w:before="0" w:after="0" w:line="214" w:lineRule="auto"/>
-        <w:ind w:left="360" w:hanging="216"/>
-      </w:pPr>
-      <w:r>
-        <w:rPr>
-          <w:rFonts w:ascii="Calibri" w:hAnsi="Calibri" w:cs="Calibri"/>
-          <w:b/>
-          <w:bCs/>
-          <w:sz w:val="21"/>
-          <w:szCs w:val="21"/>
-        </w:rPr>
-        <w:t xml:space="preserve">Made memories something you walk through rather than scroll</w:t>
-      </w:r>
-      <w:r>
-        <w:rPr>
-          <w:rFonts w:ascii="Calibri" w:hAnsi="Calibri" w:cs="Calibri"/>
-          <w:sz w:val="21"/>
-          <w:szCs w:val="21"/>
-        </w:rPr>
-        <w:t xml:space="preserve"> — the </w:t>
-      </w:r>
-      <w:r>
-        <w:rPr>
-          <w:rFonts w:ascii="Calibri" w:hAnsi="Calibri" w:cs="Calibri"/>
-          <w:b/>
-          <w:bCs/>
-          <w:sz w:val="21"/>
-          <w:szCs w:val="21"/>
-        </w:rPr>
-        <w:t xml:space="preserve">3D gallery</w:t>
-      </w:r>
-      <w:r>
-        <w:rPr>
-          <w:rFonts w:ascii="Calibri" w:hAnsi="Calibri" w:cs="Calibri"/>
-          <w:sz w:val="21"/>
-          <w:szCs w:val="21"/>
-        </w:rPr>
-        <w:t xml:space="preserve"> in React Three Fiber for a collaborative time-capsule app (team of 4), with direct-manipulation placement</w:t>
-      </w:r>
-    </w:p>
-    <w:p>
-      <w:pPr>
-        <w:numPr>
-          <w:ilvl w:val="0"/>
-          <w:numId w:val="1"/>
-        </w:numPr>
-        <w:spacing w:before="0" w:after="0" w:line="214" w:lineRule="auto"/>
-        <w:ind w:left="360" w:hanging="216"/>
-      </w:pPr>
-      <w:r>
-        <w:rPr>
-          <w:rFonts w:ascii="Calibri" w:hAnsi="Calibri" w:cs="Calibri"/>
-          <w:b/>
-          <w:bCs/>
-          <w:sz w:val="21"/>
-          <w:szCs w:val="21"/>
-        </w:rPr>
-        <w:t xml:space="preserve">Owned how the product felt to use</w:t>
-      </w:r>
-      <w:r>
-        <w:rPr>
-          <w:rFonts w:ascii="Calibri" w:hAnsi="Calibri" w:cs="Calibri"/>
-          <w:sz w:val="21"/>
-          <w:szCs w:val="21"/>
-        </w:rPr>
-        <w:t xml:space="preserve"> across the create → contribute → unlock flow</w:t>
+        <w:t xml:space="preserve">Apr 2026</w:t>
+      </w:r>
+    </w:p>
+    <w:p>
+      <w:pPr>
+        <w:numPr>
+          <w:ilvl w:val="0"/>
+          <w:numId w:val="1"/>
+        </w:numPr>
+        <w:spacing w:before="0" w:after="0" w:line="214" w:lineRule="auto"/>
+        <w:ind w:left="360" w:hanging="216"/>
+      </w:pPr>
+      <w:r>
+        <w:rPr>
+          <w:rFonts w:ascii="Calibri" w:hAnsi="Calibri" w:cs="Calibri"/>
+          <w:b/>
+          <w:bCs/>
+          <w:sz w:val="21"/>
+          <w:szCs w:val="21"/>
+        </w:rPr>
+        <w:t xml:space="preserve">Made a from-scratch voxel world read as varied rather than noisy</w:t>
+      </w:r>
+      <w:r>
+        <w:rPr>
+          <w:rFonts w:ascii="Calibri" w:hAnsi="Calibri" w:cs="Calibri"/>
+          <w:sz w:val="21"/>
+          <w:szCs w:val="21"/>
+        </w:rPr>
+        <w:t xml:space="preserve"> — </w:t>
+      </w:r>
+      <w:r>
+        <w:rPr>
+          <w:rFonts w:ascii="Calibri" w:hAnsi="Calibri" w:cs="Calibri"/>
+          <w:b/>
+          <w:bCs/>
+          <w:sz w:val="21"/>
+          <w:szCs w:val="21"/>
+        </w:rPr>
+        <w:t xml:space="preserve">7-biome procedural generation</w:t>
+      </w:r>
+      <w:r>
+        <w:rPr>
+          <w:rFonts w:ascii="Calibri" w:hAnsi="Calibri" w:cs="Calibri"/>
+          <w:sz w:val="21"/>
+          <w:szCs w:val="21"/>
+        </w:rPr>
+        <w:t xml:space="preserve"> (Perlin/FBM/Voronoi) and </w:t>
+      </w:r>
+      <w:r>
+        <w:rPr>
+          <w:rFonts w:ascii="Calibri" w:hAnsi="Calibri" w:cs="Calibri"/>
+          <w:b/>
+          <w:bCs/>
+          <w:sz w:val="21"/>
+          <w:szCs w:val="21"/>
+        </w:rPr>
+        <w:t xml:space="preserve">3D Perlin caves</w:t>
+      </w:r>
+      <w:r>
+        <w:rPr>
+          <w:rFonts w:ascii="Calibri" w:hAnsi="Calibri" w:cs="Calibri"/>
+          <w:sz w:val="21"/>
+          <w:szCs w:val="21"/>
+        </w:rPr>
+        <w:t xml:space="preserve"> in a C++/OpenGL engine (team of 3)</w:t>
+      </w:r>
+    </w:p>
+    <w:p>
+      <w:pPr>
+        <w:numPr>
+          <w:ilvl w:val="0"/>
+          <w:numId w:val="1"/>
+        </w:numPr>
+        <w:spacing w:before="0" w:after="0" w:line="214" w:lineRule="auto"/>
+        <w:ind w:left="360" w:hanging="216"/>
+      </w:pPr>
+      <w:r>
+        <w:rPr>
+          <w:rFonts w:ascii="Calibri" w:hAnsi="Calibri" w:cs="Calibri"/>
+          <w:b/>
+          <w:bCs/>
+          <w:sz w:val="21"/>
+          <w:szCs w:val="21"/>
+        </w:rPr>
+        <w:t xml:space="preserve">Made that world legible</w:t>
+      </w:r>
+      <w:r>
+        <w:rPr>
+          <w:rFonts w:ascii="Calibri" w:hAnsi="Calibri" w:cs="Calibri"/>
+          <w:sz w:val="21"/>
+          <w:szCs w:val="21"/>
+        </w:rPr>
+        <w:t xml:space="preserve"> — the GLSL pipeline I owned: PCF shadows, screen-space reflections, vertex AO, day-night cycle</w:t>
       </w:r>
     </w:p>
     <w:p>
@@ -1248,7 +1238,7 @@
           <w:sz w:val="21"/>
           <w:szCs w:val="21"/>
         </w:rPr>
-        <w:t xml:space="preserve">Mini Minecraft</w:t>
+        <w:t xml:space="preserve">Capsule</w:t>
       </w:r>
       <w:r>
         <w:rPr>
@@ -1266,7 +1256,7 @@
           <w:sz w:val="21"/>
           <w:szCs w:val="21"/>
         </w:rPr>
-        <w:t xml:space="preserve">C++, OpenGL, GLSL</w:t>
+        <w:t xml:space="preserve">React, Three.js (R3F), Blender</w:t>
       </w:r>
       <w:r>
         <w:rPr>
@@ -1277,99 +1267,81 @@
           <w:szCs w:val="21"/>
         </w:rPr>
         <w:tab/>
-        <w:t xml:space="preserve">Apr 2026</w:t>
-      </w:r>
-    </w:p>
-    <w:p>
-      <w:pPr>
-        <w:numPr>
-          <w:ilvl w:val="0"/>
-          <w:numId w:val="1"/>
-        </w:numPr>
-        <w:spacing w:before="0" w:after="0" w:line="214" w:lineRule="auto"/>
-        <w:ind w:left="360" w:hanging="216"/>
-      </w:pPr>
-      <w:r>
-        <w:rPr>
-          <w:rFonts w:ascii="Calibri" w:hAnsi="Calibri" w:cs="Calibri"/>
-          <w:b/>
-          <w:bCs/>
-          <w:sz w:val="21"/>
-          <w:szCs w:val="21"/>
-        </w:rPr>
-        <w:t xml:space="preserve">Made a from-scratch voxel world read as varied rather than noisy</w:t>
-      </w:r>
-      <w:r>
-        <w:rPr>
-          <w:rFonts w:ascii="Calibri" w:hAnsi="Calibri" w:cs="Calibri"/>
-          <w:sz w:val="21"/>
-          <w:szCs w:val="21"/>
-        </w:rPr>
-        <w:t xml:space="preserve"> — </w:t>
-      </w:r>
-      <w:r>
-        <w:rPr>
-          <w:rFonts w:ascii="Calibri" w:hAnsi="Calibri" w:cs="Calibri"/>
-          <w:b/>
-          <w:bCs/>
-          <w:sz w:val="21"/>
-          <w:szCs w:val="21"/>
-        </w:rPr>
-        <w:t xml:space="preserve">7-biome procedural generation</w:t>
-      </w:r>
-      <w:r>
-        <w:rPr>
-          <w:rFonts w:ascii="Calibri" w:hAnsi="Calibri" w:cs="Calibri"/>
-          <w:sz w:val="21"/>
-          <w:szCs w:val="21"/>
-        </w:rPr>
-        <w:t xml:space="preserve"> (Perlin/FBM/Voronoi) and </w:t>
-      </w:r>
-      <w:r>
-        <w:rPr>
-          <w:rFonts w:ascii="Calibri" w:hAnsi="Calibri" w:cs="Calibri"/>
-          <w:b/>
-          <w:bCs/>
-          <w:sz w:val="21"/>
-          <w:szCs w:val="21"/>
-        </w:rPr>
-        <w:t xml:space="preserve">3D Perlin caves</w:t>
-      </w:r>
-      <w:r>
-        <w:rPr>
-          <w:rFonts w:ascii="Calibri" w:hAnsi="Calibri" w:cs="Calibri"/>
-          <w:sz w:val="21"/>
-          <w:szCs w:val="21"/>
-        </w:rPr>
-        <w:t xml:space="preserve"> in a C++/OpenGL engine (team of 3)</w:t>
-      </w:r>
-    </w:p>
-    <w:p>
-      <w:pPr>
-        <w:numPr>
-          <w:ilvl w:val="0"/>
-          <w:numId w:val="1"/>
-        </w:numPr>
-        <w:spacing w:before="0" w:after="0" w:line="214" w:lineRule="auto"/>
-        <w:ind w:left="360" w:hanging="216"/>
-      </w:pPr>
-      <w:r>
-        <w:rPr>
-          <w:rFonts w:ascii="Calibri" w:hAnsi="Calibri" w:cs="Calibri"/>
-          <w:b/>
-          <w:bCs/>
-          <w:sz w:val="21"/>
-          <w:szCs w:val="21"/>
-        </w:rPr>
-        <w:t xml:space="preserve">Made that world legible</w:t>
-      </w:r>
-      <w:r>
-        <w:rPr>
-          <w:rFonts w:ascii="Calibri" w:hAnsi="Calibri" w:cs="Calibri"/>
-          <w:sz w:val="21"/>
-          <w:szCs w:val="21"/>
-        </w:rPr>
-        <w:t xml:space="preserve"> — the GLSL pipeline I owned: PCF shadows, screen-space reflections, vertex AO, day-night cycle</w:t>
+        <w:t xml:space="preserve">Jan 2025 – Apr 2025</w:t>
+      </w:r>
+    </w:p>
+    <w:p>
+      <w:pPr>
+        <w:numPr>
+          <w:ilvl w:val="0"/>
+          <w:numId w:val="1"/>
+        </w:numPr>
+        <w:spacing w:before="0" w:after="0" w:line="214" w:lineRule="auto"/>
+        <w:ind w:left="360" w:hanging="216"/>
+      </w:pPr>
+      <w:r>
+        <w:rPr>
+          <w:rFonts w:ascii="Calibri" w:hAnsi="Calibri" w:cs="Calibri"/>
+          <w:b/>
+          <w:bCs/>
+          <w:sz w:val="21"/>
+          <w:szCs w:val="21"/>
+        </w:rPr>
+        <w:t xml:space="preserve">Made memories something you walk through rather than scroll</w:t>
+      </w:r>
+      <w:r>
+        <w:rPr>
+          <w:rFonts w:ascii="Calibri" w:hAnsi="Calibri" w:cs="Calibri"/>
+          <w:sz w:val="21"/>
+          <w:szCs w:val="21"/>
+        </w:rPr>
+        <w:t xml:space="preserve"> — the </w:t>
+      </w:r>
+      <w:r>
+        <w:rPr>
+          <w:rFonts w:ascii="Calibri" w:hAnsi="Calibri" w:cs="Calibri"/>
+          <w:b/>
+          <w:bCs/>
+          <w:sz w:val="21"/>
+          <w:szCs w:val="21"/>
+        </w:rPr>
+        <w:t xml:space="preserve">3D gallery</w:t>
+      </w:r>
+      <w:r>
+        <w:rPr>
+          <w:rFonts w:ascii="Calibri" w:hAnsi="Calibri" w:cs="Calibri"/>
+          <w:sz w:val="21"/>
+          <w:szCs w:val="21"/>
+        </w:rPr>
+        <w:t xml:space="preserve"> in React Three Fiber for a collaborative time-capsule app (team of 4), with direct-manipulation placement</w:t>
+      </w:r>
+    </w:p>
+    <w:p>
+      <w:pPr>
+        <w:numPr>
+          <w:ilvl w:val="0"/>
+          <w:numId w:val="1"/>
+        </w:numPr>
+        <w:spacing w:before="0" w:after="0" w:line="214" w:lineRule="auto"/>
+        <w:ind w:left="360" w:hanging="216"/>
+      </w:pPr>
+      <w:r>
+        <w:rPr>
+          <w:rFonts w:ascii="Calibri" w:hAnsi="Calibri" w:cs="Calibri"/>
+          <w:b/>
+          <w:bCs/>
+          <w:sz w:val="21"/>
+          <w:szCs w:val="21"/>
+        </w:rPr>
+        <w:t xml:space="preserve">Owned how the product felt to use</w:t>
+      </w:r>
+      <w:r>
+        <w:rPr>
+          <w:rFonts w:ascii="Calibri" w:hAnsi="Calibri" w:cs="Calibri"/>
+          <w:sz w:val="21"/>
+          <w:szCs w:val="21"/>
+        </w:rPr>
+        <w:t xml:space="preserve"> across the create → contribute → unlock flow</w:t>
       </w:r>
     </w:p>
     <w:p>
@@ -1482,6 +1454,29 @@
           <w:szCs w:val="20"/>
         </w:rPr>
         <w:t xml:space="preserve">Claude Code, Codex, Claude Agent SDK, MCP, OpenGL/GLSL, Unreal Engine 5, Unity, Maya</w:t>
+      </w:r>
+    </w:p>
+    <w:p>
+      <w:pPr>
+        <w:spacing w:before="0" w:after="0" w:line="214" w:lineRule="auto"/>
+      </w:pPr>
+      <w:r>
+        <w:rPr>
+          <w:rFonts w:ascii="Calibri" w:hAnsi="Calibri" w:cs="Calibri"/>
+          <w:b/>
+          <w:bCs/>
+          <w:sz w:val="20"/>
+          <w:szCs w:val="20"/>
+        </w:rPr>
+        <w:t xml:space="preserve">Practices: </w:t>
+      </w:r>
+      <w:r>
+        <w:rPr>
+          <w:rFonts w:ascii="Calibri" w:hAnsi="Calibri" w:cs="Calibri"/>
+          <w:sz w:val="20"/>
+          <w:szCs w:val="20"/>
+        </w:rPr>
+        <w:t xml:space="preserve">Trunk-based development, feature flags &amp; staged rollout, CI/CD, code review, unit &amp; regression testing</w:t>
       </w:r>
     </w:p>
     <w:sectPr>

--- a/apps/resume/dist/Brian_Lee_Resume_SWE.docx
+++ b/apps/resume/dist/Brian_Lee_Resume_SWE.docx
@@ -282,7 +282,7 @@
           <w:sz w:val="21"/>
           <w:szCs w:val="21"/>
         </w:rPr>
-        <w:t xml:space="preserve"> redesign from Figma to production, sequencing the information architecture ahead of the visual system so users kept their bearings through the change — a </w:t>
+        <w:t xml:space="preserve"> redesign from Figma to production, sequencing information architecture ahead of the visual system so users kept their bearings, then carrying a </w:t>
       </w:r>
       <w:r>
         <w:rPr>
@@ -300,145 +300,91 @@
           <w:sz w:val="21"/>
           <w:szCs w:val="21"/>
         </w:rPr>
-        <w:t xml:space="preserve"> design system shipped across </w:t>
-      </w:r>
-      <w:r>
-        <w:rPr>
-          <w:rFonts w:ascii="Calibri" w:hAnsi="Calibri" w:cs="Calibri"/>
-          <w:b/>
-          <w:bCs/>
-          <w:sz w:val="21"/>
-          <w:szCs w:val="21"/>
-        </w:rPr>
-        <w:t xml:space="preserve">13 feature-flagged PRs</w:t>
-      </w:r>
-      <w:r>
-        <w:rPr>
-          <w:rFonts w:ascii="Calibri" w:hAnsi="Calibri" w:cs="Calibri"/>
-          <w:sz w:val="21"/>
-          <w:szCs w:val="21"/>
-        </w:rPr>
-        <w:t xml:space="preserve"> against a </w:t>
-      </w:r>
-      <w:r>
-        <w:rPr>
-          <w:rFonts w:ascii="Calibri" w:hAnsi="Calibri" w:cs="Calibri"/>
-          <w:b/>
-          <w:bCs/>
-          <w:sz w:val="21"/>
-          <w:szCs w:val="21"/>
-        </w:rPr>
-        <w:t xml:space="preserve">3,748-test</w:t>
-      </w:r>
-      <w:r>
-        <w:rPr>
-          <w:rFonts w:ascii="Calibri" w:hAnsi="Calibri" w:cs="Calibri"/>
-          <w:sz w:val="21"/>
-          <w:szCs w:val="21"/>
-        </w:rPr>
-        <w:t xml:space="preserve"> regression gate</w:t>
-      </w:r>
-    </w:p>
-    <w:p>
-      <w:pPr>
-        <w:numPr>
-          <w:ilvl w:val="0"/>
-          <w:numId w:val="1"/>
-        </w:numPr>
-        <w:spacing w:before="0" w:after="0" w:line="214" w:lineRule="auto"/>
-        <w:ind w:left="360" w:hanging="216"/>
-      </w:pPr>
-      <w:r>
-        <w:rPr>
-          <w:rFonts w:ascii="Calibri" w:hAnsi="Calibri" w:cs="Calibri"/>
-          <w:b/>
-          <w:bCs/>
-          <w:sz w:val="21"/>
-          <w:szCs w:val="21"/>
-        </w:rPr>
-        <w:t xml:space="preserve">Turned a channel that went dark whenever nobody approved a send into one that runs itself</w:t>
-      </w:r>
-      <w:r>
-        <w:rPr>
-          <w:rFonts w:ascii="Calibri" w:hAnsi="Calibri" w:cs="Calibri"/>
-          <w:sz w:val="21"/>
-          <w:szCs w:val="21"/>
-        </w:rPr>
-        <w:t xml:space="preserve"> — proposing, clearing its own guardrails and reaching </w:t>
-      </w:r>
-      <w:r>
-        <w:rPr>
-          <w:rFonts w:ascii="Calibri" w:hAnsi="Calibri" w:cs="Calibri"/>
-          <w:b/>
-          <w:bCs/>
-          <w:sz w:val="21"/>
-          <w:szCs w:val="21"/>
-        </w:rPr>
-        <w:t xml:space="preserve">91% of targeted devices</w:t>
-      </w:r>
-      <w:r>
-        <w:rPr>
-          <w:rFonts w:ascii="Calibri" w:hAnsi="Calibri" w:cs="Calibri"/>
-          <w:sz w:val="21"/>
-          <w:szCs w:val="21"/>
-        </w:rPr>
-        <w:t xml:space="preserve"> with </w:t>
-      </w:r>
-      <w:r>
-        <w:rPr>
-          <w:rFonts w:ascii="Calibri" w:hAnsi="Calibri" w:cs="Calibri"/>
-          <w:b/>
-          <w:bCs/>
-          <w:sz w:val="21"/>
-          <w:szCs w:val="21"/>
-        </w:rPr>
-        <w:t xml:space="preserve">no human in the loop</w:t>
-      </w:r>
-    </w:p>
-    <w:p>
-      <w:pPr>
-        <w:numPr>
-          <w:ilvl w:val="0"/>
-          <w:numId w:val="1"/>
-        </w:numPr>
-        <w:spacing w:before="0" w:after="0" w:line="214" w:lineRule="auto"/>
-        <w:ind w:left="360" w:hanging="216"/>
-      </w:pPr>
-      <w:r>
-        <w:rPr>
-          <w:rFonts w:ascii="Calibri" w:hAnsi="Calibri" w:cs="Calibri"/>
-          <w:b/>
-          <w:bCs/>
-          <w:sz w:val="21"/>
-          <w:szCs w:val="21"/>
-        </w:rPr>
-        <w:t xml:space="preserve">Produced the first revenue the win-back ever generated</w:t>
-      </w:r>
-      <w:r>
-        <w:rPr>
-          <w:rFonts w:ascii="Calibri" w:hAnsi="Calibri" w:cs="Calibri"/>
-          <w:sz w:val="21"/>
-          <w:szCs w:val="21"/>
-        </w:rPr>
-        <w:t xml:space="preserve">, and reached </w:t>
-      </w:r>
-      <w:r>
-        <w:rPr>
-          <w:rFonts w:ascii="Calibri" w:hAnsi="Calibri" w:cs="Calibri"/>
-          <w:b/>
-          <w:bCs/>
-          <w:sz w:val="21"/>
-          <w:szCs w:val="21"/>
-        </w:rPr>
-        <w:t xml:space="preserve">~2.7× more users</w:t>
-      </w:r>
-      <w:r>
-        <w:rPr>
-          <w:rFonts w:ascii="Calibri" w:hAnsi="Calibri" w:cs="Calibri"/>
-          <w:sz w:val="21"/>
-          <w:szCs w:val="21"/>
-        </w:rPr>
-        <w:t xml:space="preserve"> after proving the eligibility logic had excluded most of its intended audience</w:t>
+        <w:t xml:space="preserve"> design system onto every screen</w:t>
+      </w:r>
+    </w:p>
+    <w:p>
+      <w:pPr>
+        <w:numPr>
+          <w:ilvl w:val="0"/>
+          <w:numId w:val="1"/>
+        </w:numPr>
+        <w:spacing w:before="0" w:after="0" w:line="214" w:lineRule="auto"/>
+        <w:ind w:left="360" w:hanging="216"/>
+      </w:pPr>
+      <w:r>
+        <w:rPr>
+          <w:rFonts w:ascii="Calibri" w:hAnsi="Calibri" w:cs="Calibri"/>
+          <w:b/>
+          <w:bCs/>
+          <w:sz w:val="21"/>
+          <w:szCs w:val="21"/>
+        </w:rPr>
+        <w:t xml:space="preserve">Automated a push-notification retention system that had required manual approval for every send</w:t>
+      </w:r>
+      <w:r>
+        <w:rPr>
+          <w:rFonts w:ascii="Calibri" w:hAnsi="Calibri" w:cs="Calibri"/>
+          <w:sz w:val="21"/>
+          <w:szCs w:val="21"/>
+        </w:rPr>
+        <w:t xml:space="preserve">, leaving it inactive for weeks at a time — it now selects recipients, clears safety guardrails and delivers unattended at </w:t>
+      </w:r>
+      <w:r>
+        <w:rPr>
+          <w:rFonts w:ascii="Calibri" w:hAnsi="Calibri" w:cs="Calibri"/>
+          <w:b/>
+          <w:bCs/>
+          <w:sz w:val="21"/>
+          <w:szCs w:val="21"/>
+        </w:rPr>
+        <w:t xml:space="preserve">91% device reach</w:t>
+      </w:r>
+    </w:p>
+    <w:p>
+      <w:pPr>
+        <w:numPr>
+          <w:ilvl w:val="0"/>
+          <w:numId w:val="1"/>
+        </w:numPr>
+        <w:spacing w:before="0" w:after="0" w:line="214" w:lineRule="auto"/>
+        <w:ind w:left="360" w:hanging="216"/>
+      </w:pPr>
+      <w:r>
+        <w:rPr>
+          <w:rFonts w:ascii="Calibri" w:hAnsi="Calibri" w:cs="Calibri"/>
+          <w:b/>
+          <w:bCs/>
+          <w:sz w:val="21"/>
+          <w:szCs w:val="21"/>
+        </w:rPr>
+        <w:t xml:space="preserve">Corrected eligibility logic that had been excluding most of the intended audience</w:t>
+      </w:r>
+      <w:r>
+        <w:rPr>
+          <w:rFonts w:ascii="Calibri" w:hAnsi="Calibri" w:cs="Calibri"/>
+          <w:sz w:val="21"/>
+          <w:szCs w:val="21"/>
+        </w:rPr>
+        <w:t xml:space="preserve">, expanding reach </w:t>
+      </w:r>
+      <w:r>
+        <w:rPr>
+          <w:rFonts w:ascii="Calibri" w:hAnsi="Calibri" w:cs="Calibri"/>
+          <w:b/>
+          <w:bCs/>
+          <w:sz w:val="21"/>
+          <w:szCs w:val="21"/>
+        </w:rPr>
+        <w:t xml:space="preserve">~2.7×</w:t>
+      </w:r>
+      <w:r>
+        <w:rPr>
+          <w:rFonts w:ascii="Calibri" w:hAnsi="Calibri" w:cs="Calibri"/>
+          <w:sz w:val="21"/>
+          <w:szCs w:val="21"/>
+        </w:rPr>
+        <w:t xml:space="preserve"> and producing the first paid conversion the re-engagement campaign had generated</w:t>
       </w:r>
     </w:p>
     <w:p>
@@ -603,7 +549,7 @@
           <w:sz w:val="21"/>
           <w:szCs w:val="21"/>
         </w:rPr>
-        <w:t xml:space="preserve">Upgraded SDKs and platform modules fleet-wide to meet evolving app-store requirements and sustain production availability</w:t>
+        <w:t xml:space="preserve">Upgraded SDKs and platform modules fleet-wide to meet app-store requirements and sustain availability</w:t>
       </w:r>
     </w:p>
     <w:p>
@@ -1220,7 +1166,7 @@
           <w:sz w:val="21"/>
           <w:szCs w:val="21"/>
         </w:rPr>
-        <w:t xml:space="preserve"> and topology ops (split, extrusion, triangulation) in a Qt editor</w:t>
+        <w:t xml:space="preserve"> and topology ops in a Qt editor</w:t>
       </w:r>
     </w:p>
     <w:p>

--- a/apps/resume/dist/Brian_Lee_Resume_SWE.docx
+++ b/apps/resume/dist/Brian_Lee_Resume_SWE.docx
@@ -320,15 +320,15 @@
           <w:sz w:val="21"/>
           <w:szCs w:val="21"/>
         </w:rPr>
-        <w:t xml:space="preserve">Automated a push-notification retention system that had required manual approval for every send</w:t>
-      </w:r>
-      <w:r>
-        <w:rPr>
-          <w:rFonts w:ascii="Calibri" w:hAnsi="Calibri" w:cs="Calibri"/>
-          <w:sz w:val="21"/>
-          <w:szCs w:val="21"/>
-        </w:rPr>
-        <w:t xml:space="preserve">, leaving it inactive for weeks at a time — it now selects recipients, clears safety guardrails and delivers unattended at </w:t>
+        <w:t xml:space="preserve">Built the company's lifecycle notification system end to end, then made it autonomous</w:t>
+      </w:r>
+      <w:r>
+        <w:rPr>
+          <w:rFonts w:ascii="Calibri" w:hAnsi="Calibri" w:cs="Calibri"/>
+          <w:sz w:val="21"/>
+          <w:szCs w:val="21"/>
+        </w:rPr>
+        <w:t xml:space="preserve"> — per-stage copy, anti-nag back-off and a 20% measurement holdout, clearing its own safety guardrails at </w:t>
       </w:r>
       <w:r>
         <w:rPr>
@@ -340,33 +340,13 @@
         </w:rPr>
         <w:t xml:space="preserve">91% device reach</w:t>
       </w:r>
-    </w:p>
-    <w:p>
-      <w:pPr>
-        <w:numPr>
-          <w:ilvl w:val="0"/>
-          <w:numId w:val="1"/>
-        </w:numPr>
-        <w:spacing w:before="0" w:after="0" w:line="214" w:lineRule="auto"/>
-        <w:ind w:left="360" w:hanging="216"/>
-      </w:pPr>
-      <w:r>
-        <w:rPr>
-          <w:rFonts w:ascii="Calibri" w:hAnsi="Calibri" w:cs="Calibri"/>
-          <w:b/>
-          <w:bCs/>
-          <w:sz w:val="21"/>
-          <w:szCs w:val="21"/>
-        </w:rPr>
-        <w:t xml:space="preserve">Corrected eligibility logic that had been excluding most of the intended audience</w:t>
-      </w:r>
-      <w:r>
-        <w:rPr>
-          <w:rFonts w:ascii="Calibri" w:hAnsi="Calibri" w:cs="Calibri"/>
-          <w:sz w:val="21"/>
-          <w:szCs w:val="21"/>
-        </w:rPr>
-        <w:t xml:space="preserve">, expanding reach </w:t>
+      <w:r>
+        <w:rPr>
+          <w:rFonts w:ascii="Calibri" w:hAnsi="Calibri" w:cs="Calibri"/>
+          <w:sz w:val="21"/>
+          <w:szCs w:val="21"/>
+        </w:rPr>
+        <w:t xml:space="preserve">; widening eligibility to every account role reached </w:t>
       </w:r>
       <w:r>
         <w:rPr>
@@ -384,7 +364,53 @@
           <w:sz w:val="21"/>
           <w:szCs w:val="21"/>
         </w:rPr>
-        <w:t xml:space="preserve"> and producing the first paid conversion the re-engagement campaign had generated</w:t>
+        <w:t xml:space="preserve"> more families and produced its first paid conversion</w:t>
+      </w:r>
+    </w:p>
+    <w:p>
+      <w:pPr>
+        <w:numPr>
+          <w:ilvl w:val="0"/>
+          <w:numId w:val="1"/>
+        </w:numPr>
+        <w:spacing w:before="0" w:after="0" w:line="214" w:lineRule="auto"/>
+        <w:ind w:left="360" w:hanging="216"/>
+      </w:pPr>
+      <w:r>
+        <w:rPr>
+          <w:rFonts w:ascii="Calibri" w:hAnsi="Calibri" w:cs="Calibri"/>
+          <w:b/>
+          <w:bCs/>
+          <w:sz w:val="21"/>
+          <w:szCs w:val="21"/>
+        </w:rPr>
+        <w:t xml:space="preserve">Packaged the in-game AI character as a versioned SDK outside studios can build on</w:t>
+      </w:r>
+      <w:r>
+        <w:rPr>
+          <w:rFonts w:ascii="Calibri" w:hAnsi="Calibri" w:cs="Calibri"/>
+          <w:sz w:val="21"/>
+          <w:szCs w:val="21"/>
+        </w:rPr>
+        <w:t xml:space="preserve"> — typed APIs, per-session isolation and capability enforcement at a boundary the creator cannot cross, </w:t>
+      </w:r>
+      <w:r>
+        <w:rPr>
+          <w:rFonts w:ascii="Calibri" w:hAnsi="Calibri" w:cs="Calibri"/>
+          <w:b/>
+          <w:bCs/>
+          <w:sz w:val="21"/>
+          <w:szCs w:val="21"/>
+        </w:rPr>
+        <w:t xml:space="preserve">136 tests</w:t>
+      </w:r>
+      <w:r>
+        <w:rPr>
+          <w:rFonts w:ascii="Calibri" w:hAnsi="Calibri" w:cs="Calibri"/>
+          <w:sz w:val="21"/>
+          <w:szCs w:val="21"/>
+        </w:rPr>
+        <w:t xml:space="preserve"> — validated by an external builder shipping a game mode without access to our repository</w:t>
       </w:r>
     </w:p>
     <w:p>

--- a/apps/resume/dist/Brian_Lee_Resume_SWE.docx
+++ b/apps/resume/dist/Brian_Lee_Resume_SWE.docx
@@ -1053,7 +1053,25 @@
           <w:sz w:val="21"/>
           <w:szCs w:val="21"/>
         </w:rPr>
-        <w:t xml:space="preserve"> — the GLSL pipeline I owned: PCF shadows, screen-space reflections, vertex AO, day-night cycle</w:t>
+        <w:t xml:space="preserve"> — the </w:t>
+      </w:r>
+      <w:r>
+        <w:rPr>
+          <w:rFonts w:ascii="Calibri" w:hAnsi="Calibri" w:cs="Calibri"/>
+          <w:b/>
+          <w:bCs/>
+          <w:sz w:val="21"/>
+          <w:szCs w:val="21"/>
+        </w:rPr>
+        <w:t xml:space="preserve">13-shader</w:t>
+      </w:r>
+      <w:r>
+        <w:rPr>
+          <w:rFonts w:ascii="Calibri" w:hAnsi="Calibri" w:cs="Calibri"/>
+          <w:sz w:val="21"/>
+          <w:szCs w:val="21"/>
+        </w:rPr>
+        <w:t xml:space="preserve"> GLSL pipeline I owned: PCF shadow mapping, screen-space reflections, vertex AO, a day-night cycle and post-process water through a framebuffer pass</w:t>
       </w:r>
     </w:p>
     <w:p>
@@ -1313,7 +1331,7 @@
           <w:sz w:val="21"/>
           <w:szCs w:val="21"/>
         </w:rPr>
-        <w:t xml:space="preserve"> across the create → contribute → unlock flow</w:t>
+        <w:t xml:space="preserve"> across the create → contribute → unlock flow, over a Node/MongoDB API</w:t>
       </w:r>
     </w:p>
     <w:p>

--- a/apps/resume/dist/Brian_Lee_Resume_SWE.docx
+++ b/apps/resume/dist/Brian_Lee_Resume_SWE.docx
@@ -384,33 +384,33 @@
           <w:sz w:val="21"/>
           <w:szCs w:val="21"/>
         </w:rPr>
-        <w:t xml:space="preserve">Packaged the in-game AI character as a versioned SDK outside studios can build on</w:t>
-      </w:r>
-      <w:r>
-        <w:rPr>
-          <w:rFonts w:ascii="Calibri" w:hAnsi="Calibri" w:cs="Calibri"/>
-          <w:sz w:val="21"/>
-          <w:szCs w:val="21"/>
-        </w:rPr>
-        <w:t xml:space="preserve"> — typed APIs, per-session isolation and capability enforcement at a boundary the creator cannot cross, </w:t>
-      </w:r>
-      <w:r>
-        <w:rPr>
-          <w:rFonts w:ascii="Calibri" w:hAnsi="Calibri" w:cs="Calibri"/>
-          <w:b/>
-          <w:bCs/>
-          <w:sz w:val="21"/>
-          <w:szCs w:val="21"/>
-        </w:rPr>
-        <w:t xml:space="preserve">136 tests</w:t>
-      </w:r>
-      <w:r>
-        <w:rPr>
-          <w:rFonts w:ascii="Calibri" w:hAnsi="Calibri" w:cs="Calibri"/>
-          <w:sz w:val="21"/>
-          <w:szCs w:val="21"/>
-        </w:rPr>
-        <w:t xml:space="preserve"> — validated by an external builder shipping a game mode without access to our repository</w:t>
+        <w:t xml:space="preserve">Packaged the in-game AI agent as a versioned SDK outside studios can build on</w:t>
+      </w:r>
+      <w:r>
+        <w:rPr>
+          <w:rFonts w:ascii="Calibri" w:hAnsi="Calibri" w:cs="Calibri"/>
+          <w:sz w:val="21"/>
+          <w:szCs w:val="21"/>
+        </w:rPr>
+        <w:t xml:space="preserve"> — typed APIs, per-session isolation and capability enforcement, </w:t>
+      </w:r>
+      <w:r>
+        <w:rPr>
+          <w:rFonts w:ascii="Calibri" w:hAnsi="Calibri" w:cs="Calibri"/>
+          <w:b/>
+          <w:bCs/>
+          <w:sz w:val="21"/>
+          <w:szCs w:val="21"/>
+        </w:rPr>
+        <w:t xml:space="preserve">1,301 tests</w:t>
+      </w:r>
+      <w:r>
+        <w:rPr>
+          <w:rFonts w:ascii="Calibri" w:hAnsi="Calibri" w:cs="Calibri"/>
+          <w:sz w:val="21"/>
+          <w:szCs w:val="21"/>
+        </w:rPr>
+        <w:t xml:space="preserve">, published as npm packages over a hosted multi-tenant service — proven by an external builder shipping a game mode with no repository access</w:t>
       </w:r>
     </w:p>
     <w:p>

--- a/apps/resume/dist/Brian_Lee_Resume_SWE.docx
+++ b/apps/resume/dist/Brian_Lee_Resume_SWE.docx
@@ -328,7 +328,7 @@
           <w:sz w:val="21"/>
           <w:szCs w:val="21"/>
         </w:rPr>
-        <w:t xml:space="preserve"> — per-stage copy, anti-nag back-off and a 20% measurement holdout, clearing its own safety guardrails at </w:t>
+        <w:t xml:space="preserve"> — per-stage copy, anti-nag back-off and a measurement holdout; it clears its own guardrails and delivers unattended at </w:t>
       </w:r>
       <w:r>
         <w:rPr>
@@ -346,7 +346,7 @@
           <w:sz w:val="21"/>
           <w:szCs w:val="21"/>
         </w:rPr>
-        <w:t xml:space="preserve">; widening eligibility to every account role reached </w:t>
+        <w:t xml:space="preserve">, and widening eligibility reached </w:t>
       </w:r>
       <w:r>
         <w:rPr>
@@ -364,7 +364,7 @@
           <w:sz w:val="21"/>
           <w:szCs w:val="21"/>
         </w:rPr>
-        <w:t xml:space="preserve"> more families and produced its first paid conversion</w:t>
+        <w:t xml:space="preserve"> more families and its first paid conversion</w:t>
       </w:r>
     </w:p>
     <w:p>
@@ -392,7 +392,7 @@
           <w:sz w:val="21"/>
           <w:szCs w:val="21"/>
         </w:rPr>
-        <w:t xml:space="preserve"> — typed APIs, per-session isolation and capability enforcement, </w:t>
+        <w:t xml:space="preserve"> — typed APIs, per-session isolation, capability enforcement and </w:t>
       </w:r>
       <w:r>
         <w:rPr>
@@ -410,35 +410,35 @@
           <w:sz w:val="21"/>
           <w:szCs w:val="21"/>
         </w:rPr>
-        <w:t xml:space="preserve">, published as npm packages over a hosted multi-tenant service — proven by an external builder shipping a game mode with no repository access</w:t>
-      </w:r>
-    </w:p>
-    <w:p>
-      <w:pPr>
-        <w:numPr>
-          <w:ilvl w:val="0"/>
-          <w:numId w:val="1"/>
-        </w:numPr>
-        <w:spacing w:before="0" w:after="0" w:line="214" w:lineRule="auto"/>
-        <w:ind w:left="360" w:hanging="216"/>
-      </w:pPr>
-      <w:r>
-        <w:rPr>
-          <w:rFonts w:ascii="Calibri" w:hAnsi="Calibri" w:cs="Calibri"/>
-          <w:b/>
-          <w:bCs/>
-          <w:sz w:val="21"/>
-          <w:szCs w:val="21"/>
-        </w:rPr>
-        <w:t xml:space="preserve">Made a children's app safe from notification injection</w:t>
-      </w:r>
-      <w:r>
-        <w:rPr>
-          <w:rFonts w:ascii="Calibri" w:hAnsi="Calibri" w:cs="Calibri"/>
-          <w:sz w:val="21"/>
-          <w:szCs w:val="21"/>
-        </w:rPr>
-        <w:t xml:space="preserve"> — anyone with a user ID could push arbitrary content until I bearer-authed four public endpoints, </w:t>
+        <w:t xml:space="preserve">, published over a hosted multi-tenant service — proven by an external builder shipping a mode with no repository access</w:t>
+      </w:r>
+    </w:p>
+    <w:p>
+      <w:pPr>
+        <w:numPr>
+          <w:ilvl w:val="0"/>
+          <w:numId w:val="1"/>
+        </w:numPr>
+        <w:spacing w:before="0" w:after="0" w:line="214" w:lineRule="auto"/>
+        <w:ind w:left="360" w:hanging="216"/>
+      </w:pPr>
+      <w:r>
+        <w:rPr>
+          <w:rFonts w:ascii="Calibri" w:hAnsi="Calibri" w:cs="Calibri"/>
+          <w:b/>
+          <w:bCs/>
+          <w:sz w:val="21"/>
+          <w:szCs w:val="21"/>
+        </w:rPr>
+        <w:t xml:space="preserve">Closed two child-safety gaps</w:t>
+      </w:r>
+      <w:r>
+        <w:rPr>
+          <w:rFonts w:ascii="Calibri" w:hAnsi="Calibri" w:cs="Calibri"/>
+          <w:sz w:val="21"/>
+          <w:szCs w:val="21"/>
+        </w:rPr>
+        <w:t xml:space="preserve"> — public endpoints that trusted any user ID, bearer-authed with </w:t>
       </w:r>
       <w:r>
         <w:rPr>
@@ -449,6 +449,14 @@
           <w:szCs w:val="21"/>
         </w:rPr>
         <w:t xml:space="preserve">zero caller changes</w:t>
+      </w:r>
+      <w:r>
+        <w:rPr>
+          <w:rFonts w:ascii="Calibri" w:hAnsi="Calibri" w:cs="Calibri"/>
+          <w:sz w:val="21"/>
+          <w:szCs w:val="21"/>
+        </w:rPr>
+        <w:t xml:space="preserve">; and the AI agent's defensive targeting, which had been starting fights with neutrals and bosses far above a child's level</w:t>
       </w:r>
     </w:p>
     <w:p>

--- a/apps/resume/dist/Brian_Lee_Resume_SWE.docx
+++ b/apps/resume/dist/Brian_Lee_Resume_SWE.docx
@@ -346,7 +346,7 @@
           <w:sz w:val="21"/>
           <w:szCs w:val="21"/>
         </w:rPr>
-        <w:t xml:space="preserve">, and widening eligibility reached </w:t>
+        <w:t xml:space="preserve">, and widening eligibility across parent and child accounts reached </w:t>
       </w:r>
       <w:r>
         <w:rPr>
@@ -410,7 +410,7 @@
           <w:sz w:val="21"/>
           <w:szCs w:val="21"/>
         </w:rPr>
-        <w:t xml:space="preserve">, published over a hosted multi-tenant service — proven by an external builder shipping a mode with no repository access</w:t>
+        <w:t xml:space="preserve">, published over a hosted multi-tenant service — proven by an external builder shipping a mode with no repository access, loading their own content at runtime</w:t>
       </w:r>
     </w:p>
     <w:p>
@@ -1015,7 +1015,7 @@
           <w:sz w:val="21"/>
           <w:szCs w:val="21"/>
         </w:rPr>
-        <w:t xml:space="preserve"> (Perlin/FBM/Voronoi) and </w:t>
+        <w:t xml:space="preserve"> (Perlin/FBM/Voronoi, smoothstep-blended) and </w:t>
       </w:r>
       <w:r>
         <w:rPr>
@@ -1079,7 +1079,7 @@
           <w:sz w:val="21"/>
           <w:szCs w:val="21"/>
         </w:rPr>
-        <w:t xml:space="preserve"> GLSL pipeline I owned: PCF shadow mapping, screen-space reflections, vertex AO, a day-night cycle and post-process water through a framebuffer pass</w:t>
+        <w:t xml:space="preserve"> GLSL pipeline I owned: 7×7 PCF shadow mapping, screen-space reflections, vertex AO, a day-night cycle and post-process water through a framebuffer pass</w:t>
       </w:r>
     </w:p>
     <w:p>
@@ -1172,7 +1172,7 @@
           <w:sz w:val="21"/>
           <w:szCs w:val="21"/>
         </w:rPr>
-        <w:t xml:space="preserve"> giving topology-aware traversal, plus an OBJ parser accepting arbitrary n-gons, rendered via OpenGL VBOs</w:t>
+        <w:t xml:space="preserve"> with smart-pointer ownership giving topology-aware traversal, plus an OBJ parser accepting arbitrary n-gons, rendered via OpenGL VBOs</w:t>
       </w:r>
     </w:p>
     <w:p>
@@ -1311,7 +1311,7 @@
           <w:sz w:val="21"/>
           <w:szCs w:val="21"/>
         </w:rPr>
-        <w:t xml:space="preserve"> in React Three Fiber for a collaborative time-capsule app (team of 4), with direct-manipulation placement</w:t>
+        <w:t xml:space="preserve"> in React Three Fiber for a collaborative time-capsule app (team of 4), with direct-manipulation placement of media</w:t>
       </w:r>
     </w:p>
     <w:p>

--- a/apps/resume/dist/Brian_Lee_Resume_SWE.docx
+++ b/apps/resume/dist/Brian_Lee_Resume_SWE.docx
@@ -29,7 +29,7 @@
           <w:sz w:val="20"/>
           <w:szCs w:val="20"/>
         </w:rPr>
-        <w:t xml:space="preserve">Philadelphia, PA | 215-294-7152 | leebwj@sas.upenn.edu | </w:t>
+        <w:t xml:space="preserve">Philadelphia, PA | US &amp; Korea dual citizen | 215-294-7152 | leebwj@sas.upenn.edu | </w:t>
       </w:r>
       <w:hyperlink r:id="rH1">
         <w:r>
@@ -189,7 +189,7 @@
           <w:sz w:val="20"/>
           <w:szCs w:val="20"/>
         </w:rPr>
-        <w:t xml:space="preserve">Interactive Computer Graphics, Computer Animation, 3-D Computer Modeling, Introduction to Algorithms, Introduction to Computer Systems, Programming Languages &amp; Techniques</w:t>
+        <w:t xml:space="preserve">Introduction to Algorithms, Introduction to Computer Systems, Automata, Computability &amp; Complexity, Programming Languages &amp; Techniques, Interactive Computer Graphics, Computer Animation, 3-D Computer Modeling</w:t>
       </w:r>
     </w:p>
     <w:p>
@@ -282,7 +282,7 @@
           <w:sz w:val="21"/>
           <w:szCs w:val="21"/>
         </w:rPr>
-        <w:t xml:space="preserve"> redesign from Figma to production, sequencing information architecture ahead of the visual system so users kept their bearings, then carrying a </w:t>
+        <w:t xml:space="preserve"> redesign from Figma to production — shipped the reorganized screens first so users kept their bearings, then rolled a </w:t>
       </w:r>
       <w:r>
         <w:rPr>
@@ -328,7 +328,7 @@
           <w:sz w:val="21"/>
           <w:szCs w:val="21"/>
         </w:rPr>
-        <w:t xml:space="preserve"> — per-stage copy, anti-nag back-off and a measurement holdout; it clears its own guardrails and delivers unattended at </w:t>
+        <w:t xml:space="preserve"> — per-stage copy, anti-nag back-off and a control group to prove impact; it clears its own guardrails and delivers unattended at </w:t>
       </w:r>
       <w:r>
         <w:rPr>
@@ -438,7 +438,7 @@
           <w:sz w:val="21"/>
           <w:szCs w:val="21"/>
         </w:rPr>
-        <w:t xml:space="preserve"> — public endpoints that trusted any user ID, bearer-authed with </w:t>
+        <w:t xml:space="preserve"> — locked down public endpoints that trusted any user ID, with </w:t>
       </w:r>
       <w:r>
         <w:rPr>
@@ -456,7 +456,7 @@
           <w:sz w:val="21"/>
           <w:szCs w:val="21"/>
         </w:rPr>
-        <w:t xml:space="preserve">; and the AI agent's defensive targeting, which had been starting fights with neutrals and bosses far above a child's level</w:t>
+        <w:t xml:space="preserve">; and the AI agent's targeting, which picked fights with neutrals and bosses far above a child's level</w:t>
       </w:r>
     </w:p>
     <w:p>
@@ -511,79 +511,97 @@
           <w:sz w:val="21"/>
           <w:szCs w:val="21"/>
         </w:rPr>
-        <w:t xml:space="preserve">Maintained a live portfolio of </w:t>
-      </w:r>
-      <w:r>
-        <w:rPr>
-          <w:rFonts w:ascii="Calibri" w:hAnsi="Calibri" w:cs="Calibri"/>
-          <w:b/>
-          <w:bCs/>
-          <w:sz w:val="21"/>
-          <w:szCs w:val="21"/>
-        </w:rPr>
-        <w:t xml:space="preserve">50+ Unity mobile game titles</w:t>
-      </w:r>
-      <w:r>
-        <w:rPr>
-          <w:rFonts w:ascii="Calibri" w:hAnsi="Calibri" w:cs="Calibri"/>
-          <w:sz w:val="21"/>
-          <w:szCs w:val="21"/>
-        </w:rPr>
-        <w:t xml:space="preserve">, improving UI/UX and core gameplay stability across releases</w:t>
-      </w:r>
-    </w:p>
-    <w:p>
-      <w:pPr>
-        <w:numPr>
-          <w:ilvl w:val="0"/>
-          <w:numId w:val="1"/>
-        </w:numPr>
-        <w:spacing w:before="0" w:after="0" w:line="214" w:lineRule="auto"/>
-        <w:ind w:left="360" w:hanging="216"/>
-      </w:pPr>
-      <w:r>
-        <w:rPr>
-          <w:rFonts w:ascii="Calibri" w:hAnsi="Calibri" w:cs="Calibri"/>
-          <w:sz w:val="21"/>
-          <w:szCs w:val="21"/>
-        </w:rPr>
-        <w:t xml:space="preserve">Resolved </w:t>
-      </w:r>
-      <w:r>
-        <w:rPr>
-          <w:rFonts w:ascii="Calibri" w:hAnsi="Calibri" w:cs="Calibri"/>
-          <w:b/>
-          <w:bCs/>
-          <w:sz w:val="21"/>
-          <w:szCs w:val="21"/>
-        </w:rPr>
-        <w:t xml:space="preserve">100+ QA-reported bugs</w:t>
-      </w:r>
-      <w:r>
-        <w:rPr>
-          <w:rFonts w:ascii="Calibri" w:hAnsi="Calibri" w:cs="Calibri"/>
-          <w:sz w:val="21"/>
-          <w:szCs w:val="21"/>
-        </w:rPr>
-        <w:t xml:space="preserve"> by modifying Unity prefabs and C# scripts, shipping fixes in production releases</w:t>
-      </w:r>
-    </w:p>
-    <w:p>
-      <w:pPr>
-        <w:numPr>
-          <w:ilvl w:val="0"/>
-          <w:numId w:val="1"/>
-        </w:numPr>
-        <w:spacing w:before="0" w:after="0" w:line="214" w:lineRule="auto"/>
-        <w:ind w:left="360" w:hanging="216"/>
-      </w:pPr>
-      <w:r>
-        <w:rPr>
-          <w:rFonts w:ascii="Calibri" w:hAnsi="Calibri" w:cs="Calibri"/>
-          <w:sz w:val="21"/>
-          <w:szCs w:val="21"/>
-        </w:rPr>
-        <w:t xml:space="preserve">Upgraded SDKs and platform modules fleet-wide to meet app-store requirements and sustain availability</w:t>
+        <w:t xml:space="preserve">Improved UI/UX and core gameplay stability across </w:t>
+      </w:r>
+      <w:r>
+        <w:rPr>
+          <w:rFonts w:ascii="Calibri" w:hAnsi="Calibri" w:cs="Calibri"/>
+          <w:b/>
+          <w:bCs/>
+          <w:sz w:val="21"/>
+          <w:szCs w:val="21"/>
+        </w:rPr>
+        <w:t xml:space="preserve">50+ live Unity titles</w:t>
+      </w:r>
+      <w:r>
+        <w:rPr>
+          <w:rFonts w:ascii="Calibri" w:hAnsi="Calibri" w:cs="Calibri"/>
+          <w:sz w:val="21"/>
+          <w:szCs w:val="21"/>
+        </w:rPr>
+        <w:t xml:space="preserve"> in a </w:t>
+      </w:r>
+      <w:r>
+        <w:rPr>
+          <w:rFonts w:ascii="Calibri" w:hAnsi="Calibri" w:cs="Calibri"/>
+          <w:b/>
+          <w:bCs/>
+          <w:sz w:val="21"/>
+          <w:szCs w:val="21"/>
+        </w:rPr>
+        <w:t xml:space="preserve">420M+ download</w:t>
+      </w:r>
+      <w:r>
+        <w:rPr>
+          <w:rFonts w:ascii="Calibri" w:hAnsi="Calibri" w:cs="Calibri"/>
+          <w:sz w:val="21"/>
+          <w:szCs w:val="21"/>
+        </w:rPr>
+        <w:t xml:space="preserve"> portfolio</w:t>
+      </w:r>
+    </w:p>
+    <w:p>
+      <w:pPr>
+        <w:numPr>
+          <w:ilvl w:val="0"/>
+          <w:numId w:val="1"/>
+        </w:numPr>
+        <w:spacing w:before="0" w:after="0" w:line="214" w:lineRule="auto"/>
+        <w:ind w:left="360" w:hanging="216"/>
+      </w:pPr>
+      <w:r>
+        <w:rPr>
+          <w:rFonts w:ascii="Calibri" w:hAnsi="Calibri" w:cs="Calibri"/>
+          <w:sz w:val="21"/>
+          <w:szCs w:val="21"/>
+        </w:rPr>
+        <w:t xml:space="preserve">Shipped fixes for </w:t>
+      </w:r>
+      <w:r>
+        <w:rPr>
+          <w:rFonts w:ascii="Calibri" w:hAnsi="Calibri" w:cs="Calibri"/>
+          <w:b/>
+          <w:bCs/>
+          <w:sz w:val="21"/>
+          <w:szCs w:val="21"/>
+        </w:rPr>
+        <w:t xml:space="preserve">100+ bugs</w:t>
+      </w:r>
+      <w:r>
+        <w:rPr>
+          <w:rFonts w:ascii="Calibri" w:hAnsi="Calibri" w:cs="Calibri"/>
+          <w:sz w:val="21"/>
+          <w:szCs w:val="21"/>
+        </w:rPr>
+        <w:t xml:space="preserve"> raised by QA and player reports, correcting Unity prefabs and C# scripts in production</w:t>
+      </w:r>
+    </w:p>
+    <w:p>
+      <w:pPr>
+        <w:numPr>
+          <w:ilvl w:val="0"/>
+          <w:numId w:val="1"/>
+        </w:numPr>
+        <w:spacing w:before="0" w:after="0" w:line="214" w:lineRule="auto"/>
+        <w:ind w:left="360" w:hanging="216"/>
+      </w:pPr>
+      <w:r>
+        <w:rPr>
+          <w:rFonts w:ascii="Calibri" w:hAnsi="Calibri" w:cs="Calibri"/>
+          <w:sz w:val="21"/>
+          <w:szCs w:val="21"/>
+        </w:rPr>
+        <w:t xml:space="preserve">Kept all 50+ titles live on the app stores by upgrading SDKs and platform modules as requirements changed</w:t>
       </w:r>
     </w:p>
     <w:p>
@@ -638,7 +656,7 @@
           <w:sz w:val="21"/>
           <w:szCs w:val="21"/>
         </w:rPr>
-        <w:t xml:space="preserve">Led a cross-functional team of </w:t>
+        <w:t xml:space="preserve">Led a team of </w:t>
       </w:r>
       <w:r>
         <w:rPr>
@@ -656,53 +674,25 @@
           <w:sz w:val="21"/>
           <w:szCs w:val="21"/>
         </w:rPr>
-        <w:t xml:space="preserve"> designers and developers to ship client-facing </w:t>
-      </w:r>
-      <w:r>
-        <w:rPr>
-          <w:rFonts w:ascii="Calibri" w:hAnsi="Calibri" w:cs="Calibri"/>
-          <w:b/>
-          <w:bCs/>
-          <w:sz w:val="21"/>
-          <w:szCs w:val="21"/>
-        </w:rPr>
-        <w:t xml:space="preserve">0-to-1 products</w:t>
-      </w:r>
-    </w:p>
-    <w:p>
-      <w:pPr>
-        <w:numPr>
-          <w:ilvl w:val="0"/>
-          <w:numId w:val="1"/>
-        </w:numPr>
-        <w:spacing w:before="0" w:after="0" w:line="214" w:lineRule="auto"/>
-        <w:ind w:left="360" w:hanging="216"/>
-      </w:pPr>
-      <w:r>
-        <w:rPr>
-          <w:rFonts w:ascii="Calibri" w:hAnsi="Calibri" w:cs="Calibri"/>
-          <w:sz w:val="21"/>
-          <w:szCs w:val="21"/>
-        </w:rPr>
-        <w:t xml:space="preserve">Defined end-to-end user flows, interaction patterns, and reusable interface systems across multiple deliverables</w:t>
-      </w:r>
-    </w:p>
-    <w:p>
-      <w:pPr>
-        <w:numPr>
-          <w:ilvl w:val="0"/>
-          <w:numId w:val="1"/>
-        </w:numPr>
-        <w:spacing w:before="0" w:after="0" w:line="214" w:lineRule="auto"/>
-        <w:ind w:left="360" w:hanging="216"/>
-      </w:pPr>
-      <w:r>
-        <w:rPr>
-          <w:rFonts w:ascii="Calibri" w:hAnsi="Calibri" w:cs="Calibri"/>
-          <w:sz w:val="21"/>
-          <w:szCs w:val="21"/>
-        </w:rPr>
-        <w:t xml:space="preserve">Shipped polished, user-centered features across semester-long client project cycles</w:t>
+        <w:t xml:space="preserve"> designers and developers shipping new products for real clients, from first concept to launch</w:t>
+      </w:r>
+    </w:p>
+    <w:p>
+      <w:pPr>
+        <w:numPr>
+          <w:ilvl w:val="0"/>
+          <w:numId w:val="1"/>
+        </w:numPr>
+        <w:spacing w:before="0" w:after="0" w:line="214" w:lineRule="auto"/>
+        <w:ind w:left="360" w:hanging="216"/>
+      </w:pPr>
+      <w:r>
+        <w:rPr>
+          <w:rFonts w:ascii="Calibri" w:hAnsi="Calibri" w:cs="Calibri"/>
+          <w:sz w:val="21"/>
+          <w:szCs w:val="21"/>
+        </w:rPr>
+        <w:t xml:space="preserve">Defined the end-to-end user flows and reusable interface systems the team shipped across multiple client deliverables</w:t>
       </w:r>
     </w:p>
     <w:p>
@@ -775,7 +765,7 @@
           <w:sz w:val="21"/>
           <w:szCs w:val="21"/>
         </w:rPr>
-        <w:t xml:space="preserve">Translated sensitive documents and briefings with precision, enabling coordination across government and defense teams</w:t>
+        <w:t xml:space="preserve">Translated sensitive documents and briefings, enabling coordination across government and defense teams</w:t>
       </w:r>
     </w:p>
     <w:p>
@@ -889,24 +879,6 @@
     </w:p>
     <w:p>
       <w:pPr>
-        <w:numPr>
-          <w:ilvl w:val="0"/>
-          <w:numId w:val="1"/>
-        </w:numPr>
-        <w:spacing w:before="0" w:after="0" w:line="214" w:lineRule="auto"/>
-        <w:ind w:left="360" w:hanging="216"/>
-      </w:pPr>
-      <w:r>
-        <w:rPr>
-          <w:rFonts w:ascii="Calibri" w:hAnsi="Calibri" w:cs="Calibri"/>
-          <w:sz w:val="21"/>
-          <w:szCs w:val="21"/>
-        </w:rPr>
-        <w:t xml:space="preserve">Wrote and optimized SQL queries to improve retrieval and management efficiency across large-scale datasets</w:t>
-      </w:r>
-    </w:p>
-    <w:p>
-      <w:pPr>
         <w:pBdr>
           <w:bottom w:val="single" w:sz="6" w:space="1" w:color="000000"/>
         </w:pBdr>
@@ -989,7 +961,53 @@
           <w:sz w:val="21"/>
           <w:szCs w:val="21"/>
         </w:rPr>
-        <w:t xml:space="preserve">Made a from-scratch voxel world read as varied rather than noisy</w:t>
+        <w:t xml:space="preserve">A Minecraft-style 3D game engine written from scratch in C++ and OpenGL</w:t>
+      </w:r>
+      <w:r>
+        <w:rPr>
+          <w:rFonts w:ascii="Calibri" w:hAnsi="Calibri" w:cs="Calibri"/>
+          <w:sz w:val="21"/>
+          <w:szCs w:val="21"/>
+        </w:rPr>
+        <w:t xml:space="preserve"> (team of 3) — I owned the world generation: </w:t>
+      </w:r>
+      <w:r>
+        <w:rPr>
+          <w:rFonts w:ascii="Calibri" w:hAnsi="Calibri" w:cs="Calibri"/>
+          <w:b/>
+          <w:bCs/>
+          <w:sz w:val="21"/>
+          <w:szCs w:val="21"/>
+        </w:rPr>
+        <w:t xml:space="preserve">7 procedural biomes</w:t>
+      </w:r>
+      <w:r>
+        <w:rPr>
+          <w:rFonts w:ascii="Calibri" w:hAnsi="Calibri" w:cs="Calibri"/>
+          <w:sz w:val="21"/>
+          <w:szCs w:val="21"/>
+        </w:rPr>
+        <w:t xml:space="preserve"> blended from layered noise, and caves generated as you explore</w:t>
+      </w:r>
+    </w:p>
+    <w:p>
+      <w:pPr>
+        <w:numPr>
+          <w:ilvl w:val="0"/>
+          <w:numId w:val="1"/>
+        </w:numPr>
+        <w:spacing w:before="0" w:after="0" w:line="214" w:lineRule="auto"/>
+        <w:ind w:left="360" w:hanging="216"/>
+      </w:pPr>
+      <w:r>
+        <w:rPr>
+          <w:rFonts w:ascii="Calibri" w:hAnsi="Calibri" w:cs="Calibri"/>
+          <w:b/>
+          <w:bCs/>
+          <w:sz w:val="21"/>
+          <w:szCs w:val="21"/>
+        </w:rPr>
+        <w:t xml:space="preserve">Owned the rendering pipeline that makes the world look real</w:t>
       </w:r>
       <w:r>
         <w:rPr>
@@ -1007,79 +1025,15 @@
           <w:sz w:val="21"/>
           <w:szCs w:val="21"/>
         </w:rPr>
-        <w:t xml:space="preserve">7-biome procedural generation</w:t>
-      </w:r>
-      <w:r>
-        <w:rPr>
-          <w:rFonts w:ascii="Calibri" w:hAnsi="Calibri" w:cs="Calibri"/>
-          <w:sz w:val="21"/>
-          <w:szCs w:val="21"/>
-        </w:rPr>
-        <w:t xml:space="preserve"> (Perlin/FBM/Voronoi, smoothstep-blended) and </w:t>
-      </w:r>
-      <w:r>
-        <w:rPr>
-          <w:rFonts w:ascii="Calibri" w:hAnsi="Calibri" w:cs="Calibri"/>
-          <w:b/>
-          <w:bCs/>
-          <w:sz w:val="21"/>
-          <w:szCs w:val="21"/>
-        </w:rPr>
-        <w:t xml:space="preserve">3D Perlin caves</w:t>
-      </w:r>
-      <w:r>
-        <w:rPr>
-          <w:rFonts w:ascii="Calibri" w:hAnsi="Calibri" w:cs="Calibri"/>
-          <w:sz w:val="21"/>
-          <w:szCs w:val="21"/>
-        </w:rPr>
-        <w:t xml:space="preserve"> in a C++/OpenGL engine (team of 3)</w:t>
-      </w:r>
-    </w:p>
-    <w:p>
-      <w:pPr>
-        <w:numPr>
-          <w:ilvl w:val="0"/>
-          <w:numId w:val="1"/>
-        </w:numPr>
-        <w:spacing w:before="0" w:after="0" w:line="214" w:lineRule="auto"/>
-        <w:ind w:left="360" w:hanging="216"/>
-      </w:pPr>
-      <w:r>
-        <w:rPr>
-          <w:rFonts w:ascii="Calibri" w:hAnsi="Calibri" w:cs="Calibri"/>
-          <w:b/>
-          <w:bCs/>
-          <w:sz w:val="21"/>
-          <w:szCs w:val="21"/>
-        </w:rPr>
-        <w:t xml:space="preserve">Made that world legible</w:t>
-      </w:r>
-      <w:r>
-        <w:rPr>
-          <w:rFonts w:ascii="Calibri" w:hAnsi="Calibri" w:cs="Calibri"/>
-          <w:sz w:val="21"/>
-          <w:szCs w:val="21"/>
-        </w:rPr>
-        <w:t xml:space="preserve"> — the </w:t>
-      </w:r>
-      <w:r>
-        <w:rPr>
-          <w:rFonts w:ascii="Calibri" w:hAnsi="Calibri" w:cs="Calibri"/>
-          <w:b/>
-          <w:bCs/>
-          <w:sz w:val="21"/>
-          <w:szCs w:val="21"/>
-        </w:rPr>
-        <w:t xml:space="preserve">13-shader</w:t>
-      </w:r>
-      <w:r>
-        <w:rPr>
-          <w:rFonts w:ascii="Calibri" w:hAnsi="Calibri" w:cs="Calibri"/>
-          <w:sz w:val="21"/>
-          <w:szCs w:val="21"/>
-        </w:rPr>
-        <w:t xml:space="preserve"> GLSL pipeline I owned: 7×7 PCF shadow mapping, screen-space reflections, vertex AO, a day-night cycle and post-process water through a framebuffer pass</w:t>
+        <w:t xml:space="preserve">13 GLSL shaders</w:t>
+      </w:r>
+      <w:r>
+        <w:rPr>
+          <w:rFonts w:ascii="Calibri" w:hAnsi="Calibri" w:cs="Calibri"/>
+          <w:sz w:val="21"/>
+          <w:szCs w:val="21"/>
+        </w:rPr>
+        <w:t xml:space="preserve"> for shadows, reflective water, ambient shading and a day-night cycle, plus post-process overlays for underwater and lava</w:t>
       </w:r>
     </w:p>
     <w:p>
@@ -1146,79 +1100,43 @@
           <w:sz w:val="21"/>
           <w:szCs w:val="21"/>
         </w:rPr>
-        <w:t xml:space="preserve">Made arbitrary meshes editable in place</w:t>
-      </w:r>
-      <w:r>
-        <w:rPr>
-          <w:rFonts w:ascii="Calibri" w:hAnsi="Calibri" w:cs="Calibri"/>
-          <w:sz w:val="21"/>
-          <w:szCs w:val="21"/>
-        </w:rPr>
-        <w:t xml:space="preserve"> — a </w:t>
-      </w:r>
-      <w:r>
-        <w:rPr>
-          <w:rFonts w:ascii="Calibri" w:hAnsi="Calibri" w:cs="Calibri"/>
-          <w:b/>
-          <w:bCs/>
-          <w:sz w:val="21"/>
-          <w:szCs w:val="21"/>
-        </w:rPr>
-        <w:t xml:space="preserve">half-edge structure</w:t>
-      </w:r>
-      <w:r>
-        <w:rPr>
-          <w:rFonts w:ascii="Calibri" w:hAnsi="Calibri" w:cs="Calibri"/>
-          <w:sz w:val="21"/>
-          <w:szCs w:val="21"/>
-        </w:rPr>
-        <w:t xml:space="preserve"> with smart-pointer ownership giving topology-aware traversal, plus an OBJ parser accepting arbitrary n-gons, rendered via OpenGL VBOs</w:t>
-      </w:r>
-    </w:p>
-    <w:p>
-      <w:pPr>
-        <w:numPr>
-          <w:ilvl w:val="0"/>
-          <w:numId w:val="1"/>
-        </w:numPr>
-        <w:spacing w:before="0" w:after="0" w:line="214" w:lineRule="auto"/>
-        <w:ind w:left="360" w:hanging="216"/>
-      </w:pPr>
-      <w:r>
-        <w:rPr>
-          <w:rFonts w:ascii="Calibri" w:hAnsi="Calibri" w:cs="Calibri"/>
-          <w:b/>
-          <w:bCs/>
-          <w:sz w:val="21"/>
-          <w:szCs w:val="21"/>
-        </w:rPr>
-        <w:t xml:space="preserve">Turned coarse geometry into smooth surfaces</w:t>
-      </w:r>
-      <w:r>
-        <w:rPr>
-          <w:rFonts w:ascii="Calibri" w:hAnsi="Calibri" w:cs="Calibri"/>
-          <w:sz w:val="21"/>
-          <w:szCs w:val="21"/>
-        </w:rPr>
-        <w:t xml:space="preserve"> with </w:t>
-      </w:r>
-      <w:r>
-        <w:rPr>
-          <w:rFonts w:ascii="Calibri" w:hAnsi="Calibri" w:cs="Calibri"/>
-          <w:b/>
-          <w:bCs/>
-          <w:sz w:val="21"/>
-          <w:szCs w:val="21"/>
-        </w:rPr>
-        <w:t xml:space="preserve">Catmull–Clark subdivision</w:t>
-      </w:r>
-      <w:r>
-        <w:rPr>
-          <w:rFonts w:ascii="Calibri" w:hAnsi="Calibri" w:cs="Calibri"/>
-          <w:sz w:val="21"/>
-          <w:szCs w:val="21"/>
-        </w:rPr>
-        <w:t xml:space="preserve"> and topology ops in a Qt editor</w:t>
+        <w:t xml:space="preserve">A 3D modeling tool in the spirit of Maya, in C++ and Qt</w:t>
+      </w:r>
+      <w:r>
+        <w:rPr>
+          <w:rFonts w:ascii="Calibri" w:hAnsi="Calibri" w:cs="Calibri"/>
+          <w:sz w:val="21"/>
+          <w:szCs w:val="21"/>
+        </w:rPr>
+        <w:t xml:space="preserve"> — edit any model's geometry directly, with a half-edge structure tracking how faces, edges and vertices connect, each selectable from a clickable Qt list</w:t>
+      </w:r>
+    </w:p>
+    <w:p>
+      <w:pPr>
+        <w:numPr>
+          <w:ilvl w:val="0"/>
+          <w:numId w:val="1"/>
+        </w:numPr>
+        <w:spacing w:before="0" w:after="0" w:line="214" w:lineRule="auto"/>
+        <w:ind w:left="360" w:hanging="216"/>
+      </w:pPr>
+      <w:r>
+        <w:rPr>
+          <w:rFonts w:ascii="Calibri" w:hAnsi="Calibri" w:cs="Calibri"/>
+          <w:b/>
+          <w:bCs/>
+          <w:sz w:val="21"/>
+          <w:szCs w:val="21"/>
+        </w:rPr>
+        <w:t xml:space="preserve">Smooths rough models into refined surfaces</w:t>
+      </w:r>
+      <w:r>
+        <w:rPr>
+          <w:rFonts w:ascii="Calibri" w:hAnsi="Calibri" w:cs="Calibri"/>
+          <w:sz w:val="21"/>
+          <w:szCs w:val="21"/>
+        </w:rPr>
+        <w:t xml:space="preserve"> with Catmull–Clark subdivision, the algorithm film and game studios use</w:t>
       </w:r>
     </w:p>
     <w:p>
@@ -1236,7 +1154,7 @@
           <w:sz w:val="21"/>
           <w:szCs w:val="21"/>
         </w:rPr>
-        <w:t xml:space="preserve">Capsule</w:t>
+        <w:t xml:space="preserve">CareerOS</w:t>
       </w:r>
       <w:r>
         <w:rPr>
@@ -1254,7 +1172,7 @@
           <w:sz w:val="21"/>
           <w:szCs w:val="21"/>
         </w:rPr>
-        <w:t xml:space="preserve">React, Three.js (R3F), Blender</w:t>
+        <w:t xml:space="preserve">Node.js, TypeScript, GitHub Actions</w:t>
       </w:r>
       <w:r>
         <w:rPr>
@@ -1265,81 +1183,99 @@
           <w:szCs w:val="21"/>
         </w:rPr>
         <w:tab/>
-        <w:t xml:space="preserve">Jan 2025 – Apr 2025</w:t>
-      </w:r>
-    </w:p>
-    <w:p>
-      <w:pPr>
-        <w:numPr>
-          <w:ilvl w:val="0"/>
-          <w:numId w:val="1"/>
-        </w:numPr>
-        <w:spacing w:before="0" w:after="0" w:line="214" w:lineRule="auto"/>
-        <w:ind w:left="360" w:hanging="216"/>
-      </w:pPr>
-      <w:r>
-        <w:rPr>
-          <w:rFonts w:ascii="Calibri" w:hAnsi="Calibri" w:cs="Calibri"/>
-          <w:b/>
-          <w:bCs/>
-          <w:sz w:val="21"/>
-          <w:szCs w:val="21"/>
-        </w:rPr>
-        <w:t xml:space="preserve">Made memories something you walk through rather than scroll</w:t>
-      </w:r>
-      <w:r>
-        <w:rPr>
-          <w:rFonts w:ascii="Calibri" w:hAnsi="Calibri" w:cs="Calibri"/>
-          <w:sz w:val="21"/>
-          <w:szCs w:val="21"/>
-        </w:rPr>
-        <w:t xml:space="preserve"> — the </w:t>
-      </w:r>
-      <w:r>
-        <w:rPr>
-          <w:rFonts w:ascii="Calibri" w:hAnsi="Calibri" w:cs="Calibri"/>
-          <w:b/>
-          <w:bCs/>
-          <w:sz w:val="21"/>
-          <w:szCs w:val="21"/>
-        </w:rPr>
-        <w:t xml:space="preserve">3D gallery</w:t>
-      </w:r>
-      <w:r>
-        <w:rPr>
-          <w:rFonts w:ascii="Calibri" w:hAnsi="Calibri" w:cs="Calibri"/>
-          <w:sz w:val="21"/>
-          <w:szCs w:val="21"/>
-        </w:rPr>
-        <w:t xml:space="preserve"> in React Three Fiber for a collaborative time-capsule app (team of 4), with direct-manipulation placement of media</w:t>
-      </w:r>
-    </w:p>
-    <w:p>
-      <w:pPr>
-        <w:numPr>
-          <w:ilvl w:val="0"/>
-          <w:numId w:val="1"/>
-        </w:numPr>
-        <w:spacing w:before="0" w:after="0" w:line="214" w:lineRule="auto"/>
-        <w:ind w:left="360" w:hanging="216"/>
-      </w:pPr>
-      <w:r>
-        <w:rPr>
-          <w:rFonts w:ascii="Calibri" w:hAnsi="Calibri" w:cs="Calibri"/>
-          <w:b/>
-          <w:bCs/>
-          <w:sz w:val="21"/>
-          <w:szCs w:val="21"/>
-        </w:rPr>
-        <w:t xml:space="preserve">Owned how the product felt to use</w:t>
-      </w:r>
-      <w:r>
-        <w:rPr>
-          <w:rFonts w:ascii="Calibri" w:hAnsi="Calibri" w:cs="Calibri"/>
-          <w:sz w:val="21"/>
-          <w:szCs w:val="21"/>
-        </w:rPr>
-        <w:t xml:space="preserve"> across the create → contribute → unlock flow, over a Node/MongoDB API</w:t>
+        <w:t xml:space="preserve">May 2026</w:t>
+      </w:r>
+    </w:p>
+    <w:p>
+      <w:pPr>
+        <w:numPr>
+          <w:ilvl w:val="0"/>
+          <w:numId w:val="1"/>
+        </w:numPr>
+        <w:spacing w:before="0" w:after="0" w:line="214" w:lineRule="auto"/>
+        <w:ind w:left="360" w:hanging="216"/>
+      </w:pPr>
+      <w:r>
+        <w:rPr>
+          <w:rFonts w:ascii="Calibri" w:hAnsi="Calibri" w:cs="Calibri"/>
+          <w:b/>
+          <w:bCs/>
+          <w:sz w:val="21"/>
+          <w:szCs w:val="21"/>
+        </w:rPr>
+        <w:t xml:space="preserve">A job-search platform I built for myself and run daily</w:t>
+      </w:r>
+      <w:r>
+        <w:rPr>
+          <w:rFonts w:ascii="Calibri" w:hAnsi="Calibri" w:cs="Calibri"/>
+          <w:sz w:val="21"/>
+          <w:szCs w:val="21"/>
+        </w:rPr>
+        <w:t xml:space="preserve"> — it checks </w:t>
+      </w:r>
+      <w:r>
+        <w:rPr>
+          <w:rFonts w:ascii="Calibri" w:hAnsi="Calibri" w:cs="Calibri"/>
+          <w:b/>
+          <w:bCs/>
+          <w:sz w:val="21"/>
+          <w:szCs w:val="21"/>
+        </w:rPr>
+        <w:t xml:space="preserve">191 company career sites</w:t>
+      </w:r>
+      <w:r>
+        <w:rPr>
+          <w:rFonts w:ascii="Calibri" w:hAnsi="Calibri" w:cs="Calibri"/>
+          <w:sz w:val="21"/>
+          <w:szCs w:val="21"/>
+        </w:rPr>
+        <w:t xml:space="preserve"> every six hours and ranks </w:t>
+      </w:r>
+      <w:r>
+        <w:rPr>
+          <w:rFonts w:ascii="Calibri" w:hAnsi="Calibri" w:cs="Calibri"/>
+          <w:b/>
+          <w:bCs/>
+          <w:sz w:val="21"/>
+          <w:szCs w:val="21"/>
+        </w:rPr>
+        <w:t xml:space="preserve">11,000+ open roles</w:t>
+      </w:r>
+      <w:r>
+        <w:rPr>
+          <w:rFonts w:ascii="Calibri" w:hAnsi="Calibri" w:cs="Calibri"/>
+          <w:sz w:val="21"/>
+          <w:szCs w:val="21"/>
+        </w:rPr>
+        <w:t xml:space="preserve"> down to the few worth reading, sorted by how well each fits what I am looking for</w:t>
+      </w:r>
+    </w:p>
+    <w:p>
+      <w:pPr>
+        <w:numPr>
+          <w:ilvl w:val="0"/>
+          <w:numId w:val="1"/>
+        </w:numPr>
+        <w:spacing w:before="0" w:after="0" w:line="214" w:lineRule="auto"/>
+        <w:ind w:left="360" w:hanging="216"/>
+      </w:pPr>
+      <w:r>
+        <w:rPr>
+          <w:rFonts w:ascii="Calibri" w:hAnsi="Calibri" w:cs="Calibri"/>
+          <w:b/>
+          <w:bCs/>
+          <w:sz w:val="21"/>
+          <w:szCs w:val="21"/>
+        </w:rPr>
+        <w:t xml:space="preserve">Runs unattended without losing jobs quietly</w:t>
+      </w:r>
+      <w:r>
+        <w:rPr>
+          <w:rFonts w:ascii="Calibri" w:hAnsi="Calibri" w:cs="Calibri"/>
+          <w:sz w:val="21"/>
+          <w:szCs w:val="21"/>
+        </w:rPr>
+        <w:t xml:space="preserve"> — a site that breaks or returns nothing is flagged, not silently dropped, and a daily check re-scans every site into a tracker I read each morning</w:t>
       </w:r>
     </w:p>
     <w:p>
@@ -1428,7 +1364,7 @@
           <w:sz w:val="20"/>
           <w:szCs w:val="20"/>
         </w:rPr>
-        <w:t xml:space="preserve">Git, Docker, GitHub Actions, GCP, AWS, PostgreSQL/Supabase, MongoDB, PostHog, Sentry</w:t>
+        <w:t xml:space="preserve">Git, Linux, Docker, GitHub Actions, GCP, AWS, PostgreSQL/Supabase, MongoDB, PostHog, Sentry</w:t>
       </w:r>
     </w:p>
     <w:p>
